--- a/docs/sdlc/50_operation/WS2D-MG-002_移行手順書.docx
+++ b/docs/sdlc/50_operation/WS2D-MG-002_移行手順書.docx
@@ -76,13 +76,13 @@
         <w:tblLook w:firstColumn="1" w:firstRow="1" w:lastColumn="0" w:lastRow="0" w:noHBand="0" w:noVBand="1" w:val="04A0"/>
       </w:tblPr>
       <w:tblGrid>
-        <w:gridCol w:w="4320"/>
-        <w:gridCol w:w="4320"/>
+        <w:gridCol w:w="4961"/>
+        <w:gridCol w:w="4961"/>
       </w:tblGrid>
       <w:tr>
         <w:tc>
           <w:tcPr>
-            <w:tcW w:type="dxa" w:w="4320"/>
+            <w:tcW w:type="dxa" w:w="4961"/>
             <w:shd w:fill="D9E2F3"/>
           </w:tcPr>
           <w:p>
@@ -102,7 +102,7 @@
         </w:tc>
         <w:tc>
           <w:tcPr>
-            <w:tcW w:type="dxa" w:w="4320"/>
+            <w:tcW w:type="dxa" w:w="4961"/>
           </w:tcPr>
           <w:p>
             <w:r>
@@ -123,7 +123,7 @@
       <w:tr>
         <w:tc>
           <w:tcPr>
-            <w:tcW w:type="dxa" w:w="4320"/>
+            <w:tcW w:type="dxa" w:w="4961"/>
             <w:shd w:fill="D9E2F3"/>
           </w:tcPr>
           <w:p>
@@ -143,7 +143,7 @@
         </w:tc>
         <w:tc>
           <w:tcPr>
-            <w:tcW w:type="dxa" w:w="4320"/>
+            <w:tcW w:type="dxa" w:w="4961"/>
           </w:tcPr>
           <w:p>
             <w:r>
@@ -164,7 +164,7 @@
       <w:tr>
         <w:tc>
           <w:tcPr>
-            <w:tcW w:type="dxa" w:w="4320"/>
+            <w:tcW w:type="dxa" w:w="4961"/>
             <w:shd w:fill="D9E2F3"/>
           </w:tcPr>
           <w:p>
@@ -184,7 +184,7 @@
         </w:tc>
         <w:tc>
           <w:tcPr>
-            <w:tcW w:type="dxa" w:w="4320"/>
+            <w:tcW w:type="dxa" w:w="4961"/>
           </w:tcPr>
           <w:p>
             <w:r>
@@ -205,7 +205,7 @@
       <w:tr>
         <w:tc>
           <w:tcPr>
-            <w:tcW w:type="dxa" w:w="4320"/>
+            <w:tcW w:type="dxa" w:w="4961"/>
             <w:shd w:fill="D9E2F3"/>
           </w:tcPr>
           <w:p>
@@ -225,7 +225,7 @@
         </w:tc>
         <w:tc>
           <w:tcPr>
-            <w:tcW w:type="dxa" w:w="4320"/>
+            <w:tcW w:type="dxa" w:w="4961"/>
           </w:tcPr>
           <w:p>
             <w:r>
@@ -246,7 +246,7 @@
       <w:tr>
         <w:tc>
           <w:tcPr>
-            <w:tcW w:type="dxa" w:w="4320"/>
+            <w:tcW w:type="dxa" w:w="4961"/>
             <w:shd w:fill="D9E2F3"/>
           </w:tcPr>
           <w:p>
@@ -266,7 +266,7 @@
         </w:tc>
         <w:tc>
           <w:tcPr>
-            <w:tcW w:type="dxa" w:w="4320"/>
+            <w:tcW w:type="dxa" w:w="4961"/>
           </w:tcPr>
           <w:p>
             <w:r>
@@ -287,7 +287,7 @@
       <w:tr>
         <w:tc>
           <w:tcPr>
-            <w:tcW w:type="dxa" w:w="4320"/>
+            <w:tcW w:type="dxa" w:w="4961"/>
             <w:shd w:fill="D9E2F3"/>
           </w:tcPr>
           <w:p>
@@ -307,7 +307,7 @@
         </w:tc>
         <w:tc>
           <w:tcPr>
-            <w:tcW w:type="dxa" w:w="4320"/>
+            <w:tcW w:type="dxa" w:w="4961"/>
           </w:tcPr>
           <w:p>
             <w:r>
@@ -356,13 +356,13 @@
         <w:tblLook w:firstColumn="1" w:firstRow="1" w:lastColumn="0" w:lastRow="0" w:noHBand="0" w:noVBand="1" w:val="04A0"/>
       </w:tblPr>
       <w:tblGrid>
-        <w:gridCol w:w="4320"/>
-        <w:gridCol w:w="4320"/>
+        <w:gridCol w:w="4961"/>
+        <w:gridCol w:w="4961"/>
       </w:tblGrid>
       <w:tr>
         <w:tc>
           <w:tcPr>
-            <w:tcW w:type="dxa" w:w="4320"/>
+            <w:tcW w:type="dxa" w:w="4961"/>
             <w:shd w:fill="D9E2F3"/>
           </w:tcPr>
           <w:p>
@@ -382,7 +382,7 @@
         </w:tc>
         <w:tc>
           <w:tcPr>
-            <w:tcW w:type="dxa" w:w="4320"/>
+            <w:tcW w:type="dxa" w:w="4961"/>
           </w:tcPr>
           <w:p>
             <w:r>
@@ -403,7 +403,7 @@
       <w:tr>
         <w:tc>
           <w:tcPr>
-            <w:tcW w:type="dxa" w:w="4320"/>
+            <w:tcW w:type="dxa" w:w="4961"/>
             <w:shd w:fill="D9E2F3"/>
           </w:tcPr>
           <w:p>
@@ -423,7 +423,7 @@
         </w:tc>
         <w:tc>
           <w:tcPr>
-            <w:tcW w:type="dxa" w:w="4320"/>
+            <w:tcW w:type="dxa" w:w="4961"/>
           </w:tcPr>
           <w:p>
             <w:r>
@@ -444,7 +444,7 @@
       <w:tr>
         <w:tc>
           <w:tcPr>
-            <w:tcW w:type="dxa" w:w="4320"/>
+            <w:tcW w:type="dxa" w:w="4961"/>
             <w:shd w:fill="D9E2F3"/>
           </w:tcPr>
           <w:p>
@@ -464,7 +464,7 @@
         </w:tc>
         <w:tc>
           <w:tcPr>
-            <w:tcW w:type="dxa" w:w="4320"/>
+            <w:tcW w:type="dxa" w:w="4961"/>
           </w:tcPr>
           <w:p>
             <w:r>
@@ -485,7 +485,7 @@
       <w:tr>
         <w:tc>
           <w:tcPr>
-            <w:tcW w:type="dxa" w:w="4320"/>
+            <w:tcW w:type="dxa" w:w="4961"/>
             <w:shd w:fill="D9E2F3"/>
           </w:tcPr>
           <w:p>
@@ -505,7 +505,7 @@
         </w:tc>
         <w:tc>
           <w:tcPr>
-            <w:tcW w:type="dxa" w:w="4320"/>
+            <w:tcW w:type="dxa" w:w="4961"/>
           </w:tcPr>
           <w:p>
             <w:r>
@@ -526,7 +526,7 @@
       <w:tr>
         <w:tc>
           <w:tcPr>
-            <w:tcW w:type="dxa" w:w="4320"/>
+            <w:tcW w:type="dxa" w:w="4961"/>
             <w:shd w:fill="D9E2F3"/>
           </w:tcPr>
           <w:p>
@@ -546,7 +546,7 @@
         </w:tc>
         <w:tc>
           <w:tcPr>
-            <w:tcW w:type="dxa" w:w="4320"/>
+            <w:tcW w:type="dxa" w:w="4961"/>
           </w:tcPr>
           <w:p>
             <w:r>
@@ -567,7 +567,7 @@
       <w:tr>
         <w:tc>
           <w:tcPr>
-            <w:tcW w:type="dxa" w:w="4320"/>
+            <w:tcW w:type="dxa" w:w="4961"/>
             <w:shd w:fill="D9E2F3"/>
           </w:tcPr>
           <w:p>
@@ -587,7 +587,7 @@
         </w:tc>
         <w:tc>
           <w:tcPr>
-            <w:tcW w:type="dxa" w:w="4320"/>
+            <w:tcW w:type="dxa" w:w="4961"/>
           </w:tcPr>
           <w:p>
             <w:r>
@@ -632,15 +632,15 @@
         <w:tblLook w:firstColumn="1" w:firstRow="1" w:lastColumn="0" w:lastRow="0" w:noHBand="0" w:noVBand="1" w:val="04A0"/>
       </w:tblPr>
       <w:tblGrid>
-        <w:gridCol w:w="2160"/>
-        <w:gridCol w:w="2160"/>
-        <w:gridCol w:w="2160"/>
-        <w:gridCol w:w="2160"/>
+        <w:gridCol w:w="2480"/>
+        <w:gridCol w:w="2480"/>
+        <w:gridCol w:w="2480"/>
+        <w:gridCol w:w="2480"/>
       </w:tblGrid>
       <w:tr>
         <w:tc>
           <w:tcPr>
-            <w:tcW w:type="dxa" w:w="2160"/>
+            <w:tcW w:type="dxa" w:w="2480"/>
             <w:shd w:fill="D9E2F3"/>
           </w:tcPr>
           <w:p>
@@ -662,7 +662,7 @@
         </w:tc>
         <w:tc>
           <w:tcPr>
-            <w:tcW w:type="dxa" w:w="2160"/>
+            <w:tcW w:type="dxa" w:w="2480"/>
             <w:shd w:fill="D9E2F3"/>
           </w:tcPr>
           <w:p>
@@ -684,7 +684,7 @@
         </w:tc>
         <w:tc>
           <w:tcPr>
-            <w:tcW w:type="dxa" w:w="2160"/>
+            <w:tcW w:type="dxa" w:w="2480"/>
             <w:shd w:fill="D9E2F3"/>
           </w:tcPr>
           <w:p>
@@ -706,7 +706,7 @@
         </w:tc>
         <w:tc>
           <w:tcPr>
-            <w:tcW w:type="dxa" w:w="2160"/>
+            <w:tcW w:type="dxa" w:w="2480"/>
             <w:shd w:fill="D9E2F3"/>
           </w:tcPr>
           <w:p>
@@ -730,7 +730,7 @@
       <w:tr>
         <w:tc>
           <w:tcPr>
-            <w:tcW w:type="dxa" w:w="2160"/>
+            <w:tcW w:type="dxa" w:w="2480"/>
           </w:tcPr>
           <w:p>
             <w:r>
@@ -749,7 +749,7 @@
         </w:tc>
         <w:tc>
           <w:tcPr>
-            <w:tcW w:type="dxa" w:w="2160"/>
+            <w:tcW w:type="dxa" w:w="2480"/>
           </w:tcPr>
           <w:p>
             <w:r>
@@ -761,7 +761,7 @@
         </w:tc>
         <w:tc>
           <w:tcPr>
-            <w:tcW w:type="dxa" w:w="2160"/>
+            <w:tcW w:type="dxa" w:w="2480"/>
           </w:tcPr>
           <w:p>
             <w:r>
@@ -773,7 +773,7 @@
         </w:tc>
         <w:tc>
           <w:tcPr>
-            <w:tcW w:type="dxa" w:w="2160"/>
+            <w:tcW w:type="dxa" w:w="2480"/>
           </w:tcPr>
           <w:p>
             <w:r>
@@ -787,7 +787,7 @@
       <w:tr>
         <w:tc>
           <w:tcPr>
-            <w:tcW w:type="dxa" w:w="2160"/>
+            <w:tcW w:type="dxa" w:w="2480"/>
           </w:tcPr>
           <w:p>
             <w:r>
@@ -806,7 +806,7 @@
         </w:tc>
         <w:tc>
           <w:tcPr>
-            <w:tcW w:type="dxa" w:w="2160"/>
+            <w:tcW w:type="dxa" w:w="2480"/>
           </w:tcPr>
           <w:p>
             <w:r>
@@ -818,7 +818,7 @@
         </w:tc>
         <w:tc>
           <w:tcPr>
-            <w:tcW w:type="dxa" w:w="2160"/>
+            <w:tcW w:type="dxa" w:w="2480"/>
           </w:tcPr>
           <w:p>
             <w:r>
@@ -830,7 +830,7 @@
         </w:tc>
         <w:tc>
           <w:tcPr>
-            <w:tcW w:type="dxa" w:w="2160"/>
+            <w:tcW w:type="dxa" w:w="2480"/>
           </w:tcPr>
           <w:p>
             <w:r>
@@ -844,7 +844,7 @@
       <w:tr>
         <w:tc>
           <w:tcPr>
-            <w:tcW w:type="dxa" w:w="2160"/>
+            <w:tcW w:type="dxa" w:w="2480"/>
             <w:shd w:fill="D9E2F3"/>
           </w:tcPr>
           <w:p>
@@ -864,7 +864,7 @@
         </w:tc>
         <w:tc>
           <w:tcPr>
-            <w:tcW w:type="dxa" w:w="2160"/>
+            <w:tcW w:type="dxa" w:w="2480"/>
           </w:tcPr>
           <w:p>
             <w:r>
@@ -876,7 +876,7 @@
         </w:tc>
         <w:tc>
           <w:tcPr>
-            <w:tcW w:type="dxa" w:w="2160"/>
+            <w:tcW w:type="dxa" w:w="2480"/>
           </w:tcPr>
           <w:p>
             <w:r>
@@ -888,7 +888,7 @@
         </w:tc>
         <w:tc>
           <w:tcPr>
-            <w:tcW w:type="dxa" w:w="2160"/>
+            <w:tcW w:type="dxa" w:w="2480"/>
           </w:tcPr>
           <w:p>
             <w:r>
@@ -1505,19 +1505,19 @@
       <w:tblPr>
         <w:tblStyle w:val="TableGrid"/>
         <w:tblW w:type="auto" w:w="0"/>
-        <w:tblLayout w:type="autofit"/>
+        <w:tblLayout w:type="fixed"/>
         <w:tblLook w:firstColumn="1" w:firstRow="1" w:lastColumn="0" w:lastRow="0" w:noHBand="0" w:noVBand="1" w:val="04A0"/>
       </w:tblPr>
       <w:tblGrid>
-        <w:gridCol w:w="2160"/>
-        <w:gridCol w:w="2160"/>
-        <w:gridCol w:w="2160"/>
-        <w:gridCol w:w="2160"/>
+        <w:gridCol w:w="2480"/>
+        <w:gridCol w:w="2480"/>
+        <w:gridCol w:w="2480"/>
+        <w:gridCol w:w="2480"/>
       </w:tblGrid>
       <w:tr>
         <w:tc>
           <w:tcPr>
-            <w:tcW w:type="dxa" w:w="2160"/>
+            <w:tcW w:type="dxa" w:w="2480"/>
             <w:shd w:fill="D9E2F3"/>
           </w:tcPr>
           <w:p>
@@ -1539,7 +1539,7 @@
         </w:tc>
         <w:tc>
           <w:tcPr>
-            <w:tcW w:type="dxa" w:w="2160"/>
+            <w:tcW w:type="dxa" w:w="2480"/>
             <w:shd w:fill="D9E2F3"/>
           </w:tcPr>
           <w:p>
@@ -1561,7 +1561,7 @@
         </w:tc>
         <w:tc>
           <w:tcPr>
-            <w:tcW w:type="dxa" w:w="2160"/>
+            <w:tcW w:type="dxa" w:w="2480"/>
             <w:shd w:fill="D9E2F3"/>
           </w:tcPr>
           <w:p>
@@ -1583,7 +1583,7 @@
         </w:tc>
         <w:tc>
           <w:tcPr>
-            <w:tcW w:type="dxa" w:w="2160"/>
+            <w:tcW w:type="dxa" w:w="2480"/>
             <w:shd w:fill="D9E2F3"/>
           </w:tcPr>
           <w:p>
@@ -1607,7 +1607,7 @@
       <w:tr>
         <w:tc>
           <w:tcPr>
-            <w:tcW w:type="dxa" w:w="2160"/>
+            <w:tcW w:type="dxa" w:w="2480"/>
           </w:tcPr>
           <w:p>
             <w:r>
@@ -1626,7 +1626,7 @@
         </w:tc>
         <w:tc>
           <w:tcPr>
-            <w:tcW w:type="dxa" w:w="2160"/>
+            <w:tcW w:type="dxa" w:w="2480"/>
           </w:tcPr>
           <w:p>
             <w:r>
@@ -1645,7 +1645,7 @@
         </w:tc>
         <w:tc>
           <w:tcPr>
-            <w:tcW w:type="dxa" w:w="2160"/>
+            <w:tcW w:type="dxa" w:w="2480"/>
           </w:tcPr>
           <w:p>
             <w:r>
@@ -1664,7 +1664,7 @@
         </w:tc>
         <w:tc>
           <w:tcPr>
-            <w:tcW w:type="dxa" w:w="2160"/>
+            <w:tcW w:type="dxa" w:w="2480"/>
           </w:tcPr>
           <w:p>
             <w:r>
@@ -1685,7 +1685,7 @@
       <w:tr>
         <w:tc>
           <w:tcPr>
-            <w:tcW w:type="dxa" w:w="2160"/>
+            <w:tcW w:type="dxa" w:w="2480"/>
           </w:tcPr>
           <w:p>
             <w:r>
@@ -1704,7 +1704,7 @@
         </w:tc>
         <w:tc>
           <w:tcPr>
-            <w:tcW w:type="dxa" w:w="2160"/>
+            <w:tcW w:type="dxa" w:w="2480"/>
           </w:tcPr>
           <w:p>
             <w:r>
@@ -1723,7 +1723,7 @@
         </w:tc>
         <w:tc>
           <w:tcPr>
-            <w:tcW w:type="dxa" w:w="2160"/>
+            <w:tcW w:type="dxa" w:w="2480"/>
           </w:tcPr>
           <w:p>
             <w:r>
@@ -1742,7 +1742,7 @@
         </w:tc>
         <w:tc>
           <w:tcPr>
-            <w:tcW w:type="dxa" w:w="2160"/>
+            <w:tcW w:type="dxa" w:w="2480"/>
           </w:tcPr>
           <w:p>
             <w:r>
@@ -1763,7 +1763,7 @@
       <w:tr>
         <w:tc>
           <w:tcPr>
-            <w:tcW w:type="dxa" w:w="2160"/>
+            <w:tcW w:type="dxa" w:w="2480"/>
           </w:tcPr>
           <w:p>
             <w:r>
@@ -1782,7 +1782,7 @@
         </w:tc>
         <w:tc>
           <w:tcPr>
-            <w:tcW w:type="dxa" w:w="2160"/>
+            <w:tcW w:type="dxa" w:w="2480"/>
           </w:tcPr>
           <w:p>
             <w:r>
@@ -1801,7 +1801,7 @@
         </w:tc>
         <w:tc>
           <w:tcPr>
-            <w:tcW w:type="dxa" w:w="2160"/>
+            <w:tcW w:type="dxa" w:w="2480"/>
           </w:tcPr>
           <w:p>
             <w:r>
@@ -1841,7 +1841,7 @@
         </w:tc>
         <w:tc>
           <w:tcPr>
-            <w:tcW w:type="dxa" w:w="2160"/>
+            <w:tcW w:type="dxa" w:w="2480"/>
           </w:tcPr>
           <w:p>
             <w:r>
@@ -1869,7 +1869,7 @@
       <w:tr>
         <w:tc>
           <w:tcPr>
-            <w:tcW w:type="dxa" w:w="2160"/>
+            <w:tcW w:type="dxa" w:w="2480"/>
           </w:tcPr>
           <w:p>
             <w:r>
@@ -1888,7 +1888,7 @@
         </w:tc>
         <w:tc>
           <w:tcPr>
-            <w:tcW w:type="dxa" w:w="2160"/>
+            <w:tcW w:type="dxa" w:w="2480"/>
           </w:tcPr>
           <w:p>
             <w:r>
@@ -1907,7 +1907,7 @@
         </w:tc>
         <w:tc>
           <w:tcPr>
-            <w:tcW w:type="dxa" w:w="2160"/>
+            <w:tcW w:type="dxa" w:w="2480"/>
           </w:tcPr>
           <w:p>
             <w:r>
@@ -1926,7 +1926,7 @@
         </w:tc>
         <w:tc>
           <w:tcPr>
-            <w:tcW w:type="dxa" w:w="2160"/>
+            <w:tcW w:type="dxa" w:w="2480"/>
           </w:tcPr>
           <w:p>
             <w:r>
@@ -1961,7 +1961,7 @@
       <w:tr>
         <w:tc>
           <w:tcPr>
-            <w:tcW w:type="dxa" w:w="2160"/>
+            <w:tcW w:type="dxa" w:w="2480"/>
           </w:tcPr>
           <w:p>
             <w:r>
@@ -1980,7 +1980,7 @@
         </w:tc>
         <w:tc>
           <w:tcPr>
-            <w:tcW w:type="dxa" w:w="2160"/>
+            <w:tcW w:type="dxa" w:w="2480"/>
           </w:tcPr>
           <w:p>
             <w:r>
@@ -1999,7 +1999,7 @@
         </w:tc>
         <w:tc>
           <w:tcPr>
-            <w:tcW w:type="dxa" w:w="2160"/>
+            <w:tcW w:type="dxa" w:w="2480"/>
           </w:tcPr>
           <w:p>
             <w:r>
@@ -2018,7 +2018,7 @@
         </w:tc>
         <w:tc>
           <w:tcPr>
-            <w:tcW w:type="dxa" w:w="2160"/>
+            <w:tcW w:type="dxa" w:w="2480"/>
           </w:tcPr>
           <w:p>
             <w:r>
@@ -2046,7 +2046,7 @@
       <w:tr>
         <w:tc>
           <w:tcPr>
-            <w:tcW w:type="dxa" w:w="2160"/>
+            <w:tcW w:type="dxa" w:w="2480"/>
           </w:tcPr>
           <w:p>
             <w:r>
@@ -2065,7 +2065,7 @@
         </w:tc>
         <w:tc>
           <w:tcPr>
-            <w:tcW w:type="dxa" w:w="2160"/>
+            <w:tcW w:type="dxa" w:w="2480"/>
           </w:tcPr>
           <w:p>
             <w:r>
@@ -2084,7 +2084,7 @@
         </w:tc>
         <w:tc>
           <w:tcPr>
-            <w:tcW w:type="dxa" w:w="2160"/>
+            <w:tcW w:type="dxa" w:w="2480"/>
           </w:tcPr>
           <w:p>
             <w:r>
@@ -2124,7 +2124,7 @@
         </w:tc>
         <w:tc>
           <w:tcPr>
-            <w:tcW w:type="dxa" w:w="2160"/>
+            <w:tcW w:type="dxa" w:w="2480"/>
           </w:tcPr>
           <w:p>
             <w:r>
@@ -2145,7 +2145,7 @@
       <w:tr>
         <w:tc>
           <w:tcPr>
-            <w:tcW w:type="dxa" w:w="2160"/>
+            <w:tcW w:type="dxa" w:w="2480"/>
           </w:tcPr>
           <w:p>
             <w:r>
@@ -2164,7 +2164,7 @@
         </w:tc>
         <w:tc>
           <w:tcPr>
-            <w:tcW w:type="dxa" w:w="2160"/>
+            <w:tcW w:type="dxa" w:w="2480"/>
           </w:tcPr>
           <w:p>
             <w:r>
@@ -2183,7 +2183,7 @@
         </w:tc>
         <w:tc>
           <w:tcPr>
-            <w:tcW w:type="dxa" w:w="2160"/>
+            <w:tcW w:type="dxa" w:w="2480"/>
           </w:tcPr>
           <w:p>
             <w:r>
@@ -2202,7 +2202,7 @@
         </w:tc>
         <w:tc>
           <w:tcPr>
-            <w:tcW w:type="dxa" w:w="2160"/>
+            <w:tcW w:type="dxa" w:w="2480"/>
           </w:tcPr>
           <w:p>
             <w:r>
@@ -2344,19 +2344,19 @@
       <w:tblPr>
         <w:tblStyle w:val="TableGrid"/>
         <w:tblW w:type="auto" w:w="0"/>
-        <w:tblLayout w:type="autofit"/>
+        <w:tblLayout w:type="fixed"/>
         <w:tblLook w:firstColumn="1" w:firstRow="1" w:lastColumn="0" w:lastRow="0" w:noHBand="0" w:noVBand="1" w:val="04A0"/>
       </w:tblPr>
       <w:tblGrid>
-        <w:gridCol w:w="2160"/>
-        <w:gridCol w:w="2160"/>
-        <w:gridCol w:w="2160"/>
-        <w:gridCol w:w="2160"/>
+        <w:gridCol w:w="2480"/>
+        <w:gridCol w:w="2480"/>
+        <w:gridCol w:w="2480"/>
+        <w:gridCol w:w="2480"/>
       </w:tblGrid>
       <w:tr>
         <w:tc>
           <w:tcPr>
-            <w:tcW w:type="dxa" w:w="2160"/>
+            <w:tcW w:type="dxa" w:w="2480"/>
             <w:shd w:fill="D9E2F3"/>
           </w:tcPr>
           <w:p>
@@ -2378,7 +2378,7 @@
         </w:tc>
         <w:tc>
           <w:tcPr>
-            <w:tcW w:type="dxa" w:w="2160"/>
+            <w:tcW w:type="dxa" w:w="2480"/>
             <w:shd w:fill="D9E2F3"/>
           </w:tcPr>
           <w:p>
@@ -2400,7 +2400,7 @@
         </w:tc>
         <w:tc>
           <w:tcPr>
-            <w:tcW w:type="dxa" w:w="2160"/>
+            <w:tcW w:type="dxa" w:w="2480"/>
             <w:shd w:fill="D9E2F3"/>
           </w:tcPr>
           <w:p>
@@ -2422,7 +2422,7 @@
         </w:tc>
         <w:tc>
           <w:tcPr>
-            <w:tcW w:type="dxa" w:w="2160"/>
+            <w:tcW w:type="dxa" w:w="2480"/>
             <w:shd w:fill="D9E2F3"/>
           </w:tcPr>
           <w:p>
@@ -2446,7 +2446,7 @@
       <w:tr>
         <w:tc>
           <w:tcPr>
-            <w:tcW w:type="dxa" w:w="2160"/>
+            <w:tcW w:type="dxa" w:w="2480"/>
           </w:tcPr>
           <w:p>
             <w:r>
@@ -2465,7 +2465,7 @@
         </w:tc>
         <w:tc>
           <w:tcPr>
-            <w:tcW w:type="dxa" w:w="2160"/>
+            <w:tcW w:type="dxa" w:w="2480"/>
           </w:tcPr>
           <w:p>
             <w:r>
@@ -2484,7 +2484,7 @@
         </w:tc>
         <w:tc>
           <w:tcPr>
-            <w:tcW w:type="dxa" w:w="2160"/>
+            <w:tcW w:type="dxa" w:w="2480"/>
           </w:tcPr>
           <w:p>
             <w:r>
@@ -2503,7 +2503,7 @@
         </w:tc>
         <w:tc>
           <w:tcPr>
-            <w:tcW w:type="dxa" w:w="2160"/>
+            <w:tcW w:type="dxa" w:w="2480"/>
           </w:tcPr>
           <w:p>
             <w:r>
@@ -2531,7 +2531,7 @@
       <w:tr>
         <w:tc>
           <w:tcPr>
-            <w:tcW w:type="dxa" w:w="2160"/>
+            <w:tcW w:type="dxa" w:w="2480"/>
           </w:tcPr>
           <w:p>
             <w:r>
@@ -2550,7 +2550,7 @@
         </w:tc>
         <w:tc>
           <w:tcPr>
-            <w:tcW w:type="dxa" w:w="2160"/>
+            <w:tcW w:type="dxa" w:w="2480"/>
           </w:tcPr>
           <w:p>
             <w:r>
@@ -2569,7 +2569,7 @@
         </w:tc>
         <w:tc>
           <w:tcPr>
-            <w:tcW w:type="dxa" w:w="2160"/>
+            <w:tcW w:type="dxa" w:w="2480"/>
           </w:tcPr>
           <w:p>
             <w:r>
@@ -2588,7 +2588,7 @@
         </w:tc>
         <w:tc>
           <w:tcPr>
-            <w:tcW w:type="dxa" w:w="2160"/>
+            <w:tcW w:type="dxa" w:w="2480"/>
           </w:tcPr>
           <w:p>
             <w:r>
@@ -2616,7 +2616,7 @@
       <w:tr>
         <w:tc>
           <w:tcPr>
-            <w:tcW w:type="dxa" w:w="2160"/>
+            <w:tcW w:type="dxa" w:w="2480"/>
           </w:tcPr>
           <w:p>
             <w:r>
@@ -2635,7 +2635,7 @@
         </w:tc>
         <w:tc>
           <w:tcPr>
-            <w:tcW w:type="dxa" w:w="2160"/>
+            <w:tcW w:type="dxa" w:w="2480"/>
           </w:tcPr>
           <w:p>
             <w:r>
@@ -2654,7 +2654,7 @@
         </w:tc>
         <w:tc>
           <w:tcPr>
-            <w:tcW w:type="dxa" w:w="2160"/>
+            <w:tcW w:type="dxa" w:w="2480"/>
           </w:tcPr>
           <w:p>
             <w:r>
@@ -2673,7 +2673,7 @@
         </w:tc>
         <w:tc>
           <w:tcPr>
-            <w:tcW w:type="dxa" w:w="2160"/>
+            <w:tcW w:type="dxa" w:w="2480"/>
           </w:tcPr>
           <w:p>
             <w:r>
@@ -2694,7 +2694,7 @@
       <w:tr>
         <w:tc>
           <w:tcPr>
-            <w:tcW w:type="dxa" w:w="2160"/>
+            <w:tcW w:type="dxa" w:w="2480"/>
           </w:tcPr>
           <w:p>
             <w:r>
@@ -2713,7 +2713,7 @@
         </w:tc>
         <w:tc>
           <w:tcPr>
-            <w:tcW w:type="dxa" w:w="2160"/>
+            <w:tcW w:type="dxa" w:w="2480"/>
           </w:tcPr>
           <w:p>
             <w:r>
@@ -2732,7 +2732,7 @@
         </w:tc>
         <w:tc>
           <w:tcPr>
-            <w:tcW w:type="dxa" w:w="2160"/>
+            <w:tcW w:type="dxa" w:w="2480"/>
           </w:tcPr>
           <w:p>
             <w:r>
@@ -2751,7 +2751,7 @@
         </w:tc>
         <w:tc>
           <w:tcPr>
-            <w:tcW w:type="dxa" w:w="2160"/>
+            <w:tcW w:type="dxa" w:w="2480"/>
           </w:tcPr>
           <w:p>
             <w:r>
@@ -2772,7 +2772,7 @@
       <w:tr>
         <w:tc>
           <w:tcPr>
-            <w:tcW w:type="dxa" w:w="2160"/>
+            <w:tcW w:type="dxa" w:w="2480"/>
           </w:tcPr>
           <w:p>
             <w:r>
@@ -2791,7 +2791,7 @@
         </w:tc>
         <w:tc>
           <w:tcPr>
-            <w:tcW w:type="dxa" w:w="2160"/>
+            <w:tcW w:type="dxa" w:w="2480"/>
           </w:tcPr>
           <w:p>
             <w:r>
@@ -2817,7 +2817,7 @@
         </w:tc>
         <w:tc>
           <w:tcPr>
-            <w:tcW w:type="dxa" w:w="2160"/>
+            <w:tcW w:type="dxa" w:w="2480"/>
           </w:tcPr>
           <w:p>
             <w:r>
@@ -2836,7 +2836,7 @@
         </w:tc>
         <w:tc>
           <w:tcPr>
-            <w:tcW w:type="dxa" w:w="2160"/>
+            <w:tcW w:type="dxa" w:w="2480"/>
           </w:tcPr>
           <w:p>
             <w:r>
@@ -2857,7 +2857,7 @@
       <w:tr>
         <w:tc>
           <w:tcPr>
-            <w:tcW w:type="dxa" w:w="2160"/>
+            <w:tcW w:type="dxa" w:w="2480"/>
           </w:tcPr>
           <w:p>
             <w:r>
@@ -2876,7 +2876,7 @@
         </w:tc>
         <w:tc>
           <w:tcPr>
-            <w:tcW w:type="dxa" w:w="2160"/>
+            <w:tcW w:type="dxa" w:w="2480"/>
           </w:tcPr>
           <w:p>
             <w:r>
@@ -2902,7 +2902,7 @@
         </w:tc>
         <w:tc>
           <w:tcPr>
-            <w:tcW w:type="dxa" w:w="2160"/>
+            <w:tcW w:type="dxa" w:w="2480"/>
           </w:tcPr>
           <w:p>
             <w:r>
@@ -2921,7 +2921,7 @@
         </w:tc>
         <w:tc>
           <w:tcPr>
-            <w:tcW w:type="dxa" w:w="2160"/>
+            <w:tcW w:type="dxa" w:w="2480"/>
           </w:tcPr>
           <w:p>
             <w:r>
@@ -2942,7 +2942,7 @@
       <w:tr>
         <w:tc>
           <w:tcPr>
-            <w:tcW w:type="dxa" w:w="2160"/>
+            <w:tcW w:type="dxa" w:w="2480"/>
           </w:tcPr>
           <w:p>
             <w:r>
@@ -2961,7 +2961,7 @@
         </w:tc>
         <w:tc>
           <w:tcPr>
-            <w:tcW w:type="dxa" w:w="2160"/>
+            <w:tcW w:type="dxa" w:w="2480"/>
           </w:tcPr>
           <w:p>
             <w:r>
@@ -2994,7 +2994,7 @@
         </w:tc>
         <w:tc>
           <w:tcPr>
-            <w:tcW w:type="dxa" w:w="2160"/>
+            <w:tcW w:type="dxa" w:w="2480"/>
           </w:tcPr>
           <w:p>
             <w:r>
@@ -3013,7 +3013,7 @@
         </w:tc>
         <w:tc>
           <w:tcPr>
-            <w:tcW w:type="dxa" w:w="2160"/>
+            <w:tcW w:type="dxa" w:w="2480"/>
           </w:tcPr>
           <w:p>
             <w:r>
@@ -3034,7 +3034,7 @@
       <w:tr>
         <w:tc>
           <w:tcPr>
-            <w:tcW w:type="dxa" w:w="2160"/>
+            <w:tcW w:type="dxa" w:w="2480"/>
           </w:tcPr>
           <w:p>
             <w:r>
@@ -3053,7 +3053,7 @@
         </w:tc>
         <w:tc>
           <w:tcPr>
-            <w:tcW w:type="dxa" w:w="2160"/>
+            <w:tcW w:type="dxa" w:w="2480"/>
           </w:tcPr>
           <w:p>
             <w:r>
@@ -3072,7 +3072,7 @@
         </w:tc>
         <w:tc>
           <w:tcPr>
-            <w:tcW w:type="dxa" w:w="2160"/>
+            <w:tcW w:type="dxa" w:w="2480"/>
           </w:tcPr>
           <w:p>
             <w:r>
@@ -3091,7 +3091,7 @@
         </w:tc>
         <w:tc>
           <w:tcPr>
-            <w:tcW w:type="dxa" w:w="2160"/>
+            <w:tcW w:type="dxa" w:w="2480"/>
           </w:tcPr>
           <w:p>
             <w:r>
@@ -3112,7 +3112,7 @@
       <w:tr>
         <w:tc>
           <w:tcPr>
-            <w:tcW w:type="dxa" w:w="2160"/>
+            <w:tcW w:type="dxa" w:w="2480"/>
           </w:tcPr>
           <w:p>
             <w:r>
@@ -3131,7 +3131,7 @@
         </w:tc>
         <w:tc>
           <w:tcPr>
-            <w:tcW w:type="dxa" w:w="2160"/>
+            <w:tcW w:type="dxa" w:w="2480"/>
           </w:tcPr>
           <w:p>
             <w:r>
@@ -3150,7 +3150,7 @@
         </w:tc>
         <w:tc>
           <w:tcPr>
-            <w:tcW w:type="dxa" w:w="2160"/>
+            <w:tcW w:type="dxa" w:w="2480"/>
           </w:tcPr>
           <w:p>
             <w:r>
@@ -3169,7 +3169,7 @@
         </w:tc>
         <w:tc>
           <w:tcPr>
-            <w:tcW w:type="dxa" w:w="2160"/>
+            <w:tcW w:type="dxa" w:w="2480"/>
           </w:tcPr>
           <w:p>
             <w:r>
@@ -3197,7 +3197,7 @@
       <w:tr>
         <w:tc>
           <w:tcPr>
-            <w:tcW w:type="dxa" w:w="2160"/>
+            <w:tcW w:type="dxa" w:w="2480"/>
           </w:tcPr>
           <w:p>
             <w:r>
@@ -3216,7 +3216,7 @@
         </w:tc>
         <w:tc>
           <w:tcPr>
-            <w:tcW w:type="dxa" w:w="2160"/>
+            <w:tcW w:type="dxa" w:w="2480"/>
           </w:tcPr>
           <w:p>
             <w:r>
@@ -3235,7 +3235,7 @@
         </w:tc>
         <w:tc>
           <w:tcPr>
-            <w:tcW w:type="dxa" w:w="2160"/>
+            <w:tcW w:type="dxa" w:w="2480"/>
           </w:tcPr>
           <w:p>
             <w:r>
@@ -3275,7 +3275,7 @@
         </w:tc>
         <w:tc>
           <w:tcPr>
-            <w:tcW w:type="dxa" w:w="2160"/>
+            <w:tcW w:type="dxa" w:w="2480"/>
           </w:tcPr>
           <w:p>
             <w:r>
@@ -3417,19 +3417,19 @@
       <w:tblPr>
         <w:tblStyle w:val="TableGrid"/>
         <w:tblW w:type="auto" w:w="0"/>
-        <w:tblLayout w:type="autofit"/>
+        <w:tblLayout w:type="fixed"/>
         <w:tblLook w:firstColumn="1" w:firstRow="1" w:lastColumn="0" w:lastRow="0" w:noHBand="0" w:noVBand="1" w:val="04A0"/>
       </w:tblPr>
       <w:tblGrid>
-        <w:gridCol w:w="2160"/>
-        <w:gridCol w:w="2160"/>
-        <w:gridCol w:w="2160"/>
-        <w:gridCol w:w="2160"/>
+        <w:gridCol w:w="2480"/>
+        <w:gridCol w:w="2480"/>
+        <w:gridCol w:w="2480"/>
+        <w:gridCol w:w="2480"/>
       </w:tblGrid>
       <w:tr>
         <w:tc>
           <w:tcPr>
-            <w:tcW w:type="dxa" w:w="2160"/>
+            <w:tcW w:type="dxa" w:w="2480"/>
             <w:shd w:fill="D9E2F3"/>
           </w:tcPr>
           <w:p>
@@ -3451,7 +3451,7 @@
         </w:tc>
         <w:tc>
           <w:tcPr>
-            <w:tcW w:type="dxa" w:w="2160"/>
+            <w:tcW w:type="dxa" w:w="2480"/>
             <w:shd w:fill="D9E2F3"/>
           </w:tcPr>
           <w:p>
@@ -3473,7 +3473,7 @@
         </w:tc>
         <w:tc>
           <w:tcPr>
-            <w:tcW w:type="dxa" w:w="2160"/>
+            <w:tcW w:type="dxa" w:w="2480"/>
             <w:shd w:fill="D9E2F3"/>
           </w:tcPr>
           <w:p>
@@ -3495,7 +3495,7 @@
         </w:tc>
         <w:tc>
           <w:tcPr>
-            <w:tcW w:type="dxa" w:w="2160"/>
+            <w:tcW w:type="dxa" w:w="2480"/>
             <w:shd w:fill="D9E2F3"/>
           </w:tcPr>
           <w:p>
@@ -3519,7 +3519,7 @@
       <w:tr>
         <w:tc>
           <w:tcPr>
-            <w:tcW w:type="dxa" w:w="2160"/>
+            <w:tcW w:type="dxa" w:w="2480"/>
           </w:tcPr>
           <w:p>
             <w:r>
@@ -3538,7 +3538,7 @@
         </w:tc>
         <w:tc>
           <w:tcPr>
-            <w:tcW w:type="dxa" w:w="2160"/>
+            <w:tcW w:type="dxa" w:w="2480"/>
           </w:tcPr>
           <w:p>
             <w:r>
@@ -3557,7 +3557,7 @@
         </w:tc>
         <w:tc>
           <w:tcPr>
-            <w:tcW w:type="dxa" w:w="2160"/>
+            <w:tcW w:type="dxa" w:w="2480"/>
           </w:tcPr>
           <w:p>
             <w:r>
@@ -3576,7 +3576,7 @@
         </w:tc>
         <w:tc>
           <w:tcPr>
-            <w:tcW w:type="dxa" w:w="2160"/>
+            <w:tcW w:type="dxa" w:w="2480"/>
           </w:tcPr>
           <w:p>
             <w:r>
@@ -3597,7 +3597,7 @@
       <w:tr>
         <w:tc>
           <w:tcPr>
-            <w:tcW w:type="dxa" w:w="2160"/>
+            <w:tcW w:type="dxa" w:w="2480"/>
           </w:tcPr>
           <w:p>
             <w:r>
@@ -3616,7 +3616,7 @@
         </w:tc>
         <w:tc>
           <w:tcPr>
-            <w:tcW w:type="dxa" w:w="2160"/>
+            <w:tcW w:type="dxa" w:w="2480"/>
           </w:tcPr>
           <w:p>
             <w:r>
@@ -3649,7 +3649,7 @@
         </w:tc>
         <w:tc>
           <w:tcPr>
-            <w:tcW w:type="dxa" w:w="2160"/>
+            <w:tcW w:type="dxa" w:w="2480"/>
           </w:tcPr>
           <w:p>
             <w:r>
@@ -3668,7 +3668,7 @@
         </w:tc>
         <w:tc>
           <w:tcPr>
-            <w:tcW w:type="dxa" w:w="2160"/>
+            <w:tcW w:type="dxa" w:w="2480"/>
           </w:tcPr>
           <w:p>
             <w:r>
@@ -3689,7 +3689,7 @@
       <w:tr>
         <w:tc>
           <w:tcPr>
-            <w:tcW w:type="dxa" w:w="2160"/>
+            <w:tcW w:type="dxa" w:w="2480"/>
           </w:tcPr>
           <w:p>
             <w:r>
@@ -3708,7 +3708,7 @@
         </w:tc>
         <w:tc>
           <w:tcPr>
-            <w:tcW w:type="dxa" w:w="2160"/>
+            <w:tcW w:type="dxa" w:w="2480"/>
           </w:tcPr>
           <w:p>
             <w:r>
@@ -3727,7 +3727,7 @@
         </w:tc>
         <w:tc>
           <w:tcPr>
-            <w:tcW w:type="dxa" w:w="2160"/>
+            <w:tcW w:type="dxa" w:w="2480"/>
           </w:tcPr>
           <w:p>
             <w:r>
@@ -3760,7 +3760,7 @@
         </w:tc>
         <w:tc>
           <w:tcPr>
-            <w:tcW w:type="dxa" w:w="2160"/>
+            <w:tcW w:type="dxa" w:w="2480"/>
           </w:tcPr>
           <w:p>
             <w:r>
@@ -3781,7 +3781,7 @@
       <w:tr>
         <w:tc>
           <w:tcPr>
-            <w:tcW w:type="dxa" w:w="2160"/>
+            <w:tcW w:type="dxa" w:w="2480"/>
           </w:tcPr>
           <w:p>
             <w:r>
@@ -3800,7 +3800,7 @@
         </w:tc>
         <w:tc>
           <w:tcPr>
-            <w:tcW w:type="dxa" w:w="2160"/>
+            <w:tcW w:type="dxa" w:w="2480"/>
           </w:tcPr>
           <w:p>
             <w:r>
@@ -3826,7 +3826,7 @@
         </w:tc>
         <w:tc>
           <w:tcPr>
-            <w:tcW w:type="dxa" w:w="2160"/>
+            <w:tcW w:type="dxa" w:w="2480"/>
           </w:tcPr>
           <w:p>
             <w:r>
@@ -3859,7 +3859,7 @@
         </w:tc>
         <w:tc>
           <w:tcPr>
-            <w:tcW w:type="dxa" w:w="2160"/>
+            <w:tcW w:type="dxa" w:w="2480"/>
           </w:tcPr>
           <w:p>
             <w:r>
@@ -3880,7 +3880,7 @@
       <w:tr>
         <w:tc>
           <w:tcPr>
-            <w:tcW w:type="dxa" w:w="2160"/>
+            <w:tcW w:type="dxa" w:w="2480"/>
           </w:tcPr>
           <w:p>
             <w:r>
@@ -3899,7 +3899,7 @@
         </w:tc>
         <w:tc>
           <w:tcPr>
-            <w:tcW w:type="dxa" w:w="2160"/>
+            <w:tcW w:type="dxa" w:w="2480"/>
           </w:tcPr>
           <w:p>
             <w:r>
@@ -3918,7 +3918,7 @@
         </w:tc>
         <w:tc>
           <w:tcPr>
-            <w:tcW w:type="dxa" w:w="2160"/>
+            <w:tcW w:type="dxa" w:w="2480"/>
           </w:tcPr>
           <w:p>
             <w:r>
@@ -3944,7 +3944,7 @@
         </w:tc>
         <w:tc>
           <w:tcPr>
-            <w:tcW w:type="dxa" w:w="2160"/>
+            <w:tcW w:type="dxa" w:w="2480"/>
           </w:tcPr>
           <w:p>
             <w:r>
@@ -4034,19 +4034,19 @@
       <w:tblPr>
         <w:tblStyle w:val="TableGrid"/>
         <w:tblW w:type="auto" w:w="0"/>
-        <w:tblLayout w:type="autofit"/>
+        <w:tblLayout w:type="fixed"/>
         <w:tblLook w:firstColumn="1" w:firstRow="1" w:lastColumn="0" w:lastRow="0" w:noHBand="0" w:noVBand="1" w:val="04A0"/>
       </w:tblPr>
       <w:tblGrid>
-        <w:gridCol w:w="2160"/>
-        <w:gridCol w:w="2160"/>
-        <w:gridCol w:w="2160"/>
-        <w:gridCol w:w="2160"/>
+        <w:gridCol w:w="2480"/>
+        <w:gridCol w:w="2480"/>
+        <w:gridCol w:w="2480"/>
+        <w:gridCol w:w="2480"/>
       </w:tblGrid>
       <w:tr>
         <w:tc>
           <w:tcPr>
-            <w:tcW w:type="dxa" w:w="2160"/>
+            <w:tcW w:type="dxa" w:w="2480"/>
             <w:shd w:fill="D9E2F3"/>
           </w:tcPr>
           <w:p>
@@ -4068,7 +4068,7 @@
         </w:tc>
         <w:tc>
           <w:tcPr>
-            <w:tcW w:type="dxa" w:w="2160"/>
+            <w:tcW w:type="dxa" w:w="2480"/>
             <w:shd w:fill="D9E2F3"/>
           </w:tcPr>
           <w:p>
@@ -4090,7 +4090,7 @@
         </w:tc>
         <w:tc>
           <w:tcPr>
-            <w:tcW w:type="dxa" w:w="2160"/>
+            <w:tcW w:type="dxa" w:w="2480"/>
             <w:shd w:fill="D9E2F3"/>
           </w:tcPr>
           <w:p>
@@ -4112,7 +4112,7 @@
         </w:tc>
         <w:tc>
           <w:tcPr>
-            <w:tcW w:type="dxa" w:w="2160"/>
+            <w:tcW w:type="dxa" w:w="2480"/>
             <w:shd w:fill="D9E2F3"/>
           </w:tcPr>
           <w:p>
@@ -4136,7 +4136,7 @@
       <w:tr>
         <w:tc>
           <w:tcPr>
-            <w:tcW w:type="dxa" w:w="2160"/>
+            <w:tcW w:type="dxa" w:w="2480"/>
           </w:tcPr>
           <w:p>
             <w:r>
@@ -4155,7 +4155,7 @@
         </w:tc>
         <w:tc>
           <w:tcPr>
-            <w:tcW w:type="dxa" w:w="2160"/>
+            <w:tcW w:type="dxa" w:w="2480"/>
           </w:tcPr>
           <w:p>
             <w:r>
@@ -4174,7 +4174,7 @@
         </w:tc>
         <w:tc>
           <w:tcPr>
-            <w:tcW w:type="dxa" w:w="2160"/>
+            <w:tcW w:type="dxa" w:w="2480"/>
           </w:tcPr>
           <w:p>
             <w:r>
@@ -4193,7 +4193,7 @@
         </w:tc>
         <w:tc>
           <w:tcPr>
-            <w:tcW w:type="dxa" w:w="2160"/>
+            <w:tcW w:type="dxa" w:w="2480"/>
           </w:tcPr>
           <w:p>
             <w:r>
@@ -4214,7 +4214,7 @@
       <w:tr>
         <w:tc>
           <w:tcPr>
-            <w:tcW w:type="dxa" w:w="2160"/>
+            <w:tcW w:type="dxa" w:w="2480"/>
           </w:tcPr>
           <w:p>
             <w:r>
@@ -4233,7 +4233,7 @@
         </w:tc>
         <w:tc>
           <w:tcPr>
-            <w:tcW w:type="dxa" w:w="2160"/>
+            <w:tcW w:type="dxa" w:w="2480"/>
           </w:tcPr>
           <w:p>
             <w:r>
@@ -4252,7 +4252,7 @@
         </w:tc>
         <w:tc>
           <w:tcPr>
-            <w:tcW w:type="dxa" w:w="2160"/>
+            <w:tcW w:type="dxa" w:w="2480"/>
           </w:tcPr>
           <w:p>
             <w:r>
@@ -4271,7 +4271,7 @@
         </w:tc>
         <w:tc>
           <w:tcPr>
-            <w:tcW w:type="dxa" w:w="2160"/>
+            <w:tcW w:type="dxa" w:w="2480"/>
           </w:tcPr>
           <w:p>
             <w:r>
@@ -4292,7 +4292,7 @@
       <w:tr>
         <w:tc>
           <w:tcPr>
-            <w:tcW w:type="dxa" w:w="2160"/>
+            <w:tcW w:type="dxa" w:w="2480"/>
           </w:tcPr>
           <w:p>
             <w:r>
@@ -4311,7 +4311,7 @@
         </w:tc>
         <w:tc>
           <w:tcPr>
-            <w:tcW w:type="dxa" w:w="2160"/>
+            <w:tcW w:type="dxa" w:w="2480"/>
           </w:tcPr>
           <w:p>
             <w:r>
@@ -4330,7 +4330,7 @@
         </w:tc>
         <w:tc>
           <w:tcPr>
-            <w:tcW w:type="dxa" w:w="2160"/>
+            <w:tcW w:type="dxa" w:w="2480"/>
           </w:tcPr>
           <w:p>
             <w:r>
@@ -4349,7 +4349,7 @@
         </w:tc>
         <w:tc>
           <w:tcPr>
-            <w:tcW w:type="dxa" w:w="2160"/>
+            <w:tcW w:type="dxa" w:w="2480"/>
           </w:tcPr>
           <w:p>
             <w:r>
@@ -4370,7 +4370,7 @@
       <w:tr>
         <w:tc>
           <w:tcPr>
-            <w:tcW w:type="dxa" w:w="2160"/>
+            <w:tcW w:type="dxa" w:w="2480"/>
           </w:tcPr>
           <w:p>
             <w:r>
@@ -4389,7 +4389,7 @@
         </w:tc>
         <w:tc>
           <w:tcPr>
-            <w:tcW w:type="dxa" w:w="2160"/>
+            <w:tcW w:type="dxa" w:w="2480"/>
           </w:tcPr>
           <w:p>
             <w:r>
@@ -4408,7 +4408,7 @@
         </w:tc>
         <w:tc>
           <w:tcPr>
-            <w:tcW w:type="dxa" w:w="2160"/>
+            <w:tcW w:type="dxa" w:w="2480"/>
           </w:tcPr>
           <w:p>
             <w:r>
@@ -4441,7 +4441,7 @@
         </w:tc>
         <w:tc>
           <w:tcPr>
-            <w:tcW w:type="dxa" w:w="2160"/>
+            <w:tcW w:type="dxa" w:w="2480"/>
           </w:tcPr>
           <w:p>
             <w:r>
@@ -4462,7 +4462,7 @@
       <w:tr>
         <w:tc>
           <w:tcPr>
-            <w:tcW w:type="dxa" w:w="2160"/>
+            <w:tcW w:type="dxa" w:w="2480"/>
           </w:tcPr>
           <w:p>
             <w:r>
@@ -4481,7 +4481,7 @@
         </w:tc>
         <w:tc>
           <w:tcPr>
-            <w:tcW w:type="dxa" w:w="2160"/>
+            <w:tcW w:type="dxa" w:w="2480"/>
           </w:tcPr>
           <w:p>
             <w:r>
@@ -4500,7 +4500,7 @@
         </w:tc>
         <w:tc>
           <w:tcPr>
-            <w:tcW w:type="dxa" w:w="2160"/>
+            <w:tcW w:type="dxa" w:w="2480"/>
           </w:tcPr>
           <w:p>
             <w:r>
@@ -4519,7 +4519,7 @@
         </w:tc>
         <w:tc>
           <w:tcPr>
-            <w:tcW w:type="dxa" w:w="2160"/>
+            <w:tcW w:type="dxa" w:w="2480"/>
           </w:tcPr>
           <w:p>
             <w:r>
@@ -4540,7 +4540,7 @@
       <w:tr>
         <w:tc>
           <w:tcPr>
-            <w:tcW w:type="dxa" w:w="2160"/>
+            <w:tcW w:type="dxa" w:w="2480"/>
           </w:tcPr>
           <w:p>
             <w:r>
@@ -4559,7 +4559,7 @@
         </w:tc>
         <w:tc>
           <w:tcPr>
-            <w:tcW w:type="dxa" w:w="2160"/>
+            <w:tcW w:type="dxa" w:w="2480"/>
           </w:tcPr>
           <w:p>
             <w:r>
@@ -4578,7 +4578,7 @@
         </w:tc>
         <w:tc>
           <w:tcPr>
-            <w:tcW w:type="dxa" w:w="2160"/>
+            <w:tcW w:type="dxa" w:w="2480"/>
           </w:tcPr>
           <w:p>
             <w:r>
@@ -4597,7 +4597,7 @@
         </w:tc>
         <w:tc>
           <w:tcPr>
-            <w:tcW w:type="dxa" w:w="2160"/>
+            <w:tcW w:type="dxa" w:w="2480"/>
           </w:tcPr>
           <w:p>
             <w:r>
@@ -4618,7 +4618,7 @@
       <w:tr>
         <w:tc>
           <w:tcPr>
-            <w:tcW w:type="dxa" w:w="2160"/>
+            <w:tcW w:type="dxa" w:w="2480"/>
           </w:tcPr>
           <w:p>
             <w:r>
@@ -4637,7 +4637,7 @@
         </w:tc>
         <w:tc>
           <w:tcPr>
-            <w:tcW w:type="dxa" w:w="2160"/>
+            <w:tcW w:type="dxa" w:w="2480"/>
           </w:tcPr>
           <w:p>
             <w:r>
@@ -4656,7 +4656,7 @@
         </w:tc>
         <w:tc>
           <w:tcPr>
-            <w:tcW w:type="dxa" w:w="2160"/>
+            <w:tcW w:type="dxa" w:w="2480"/>
           </w:tcPr>
           <w:p>
             <w:r>
@@ -4675,7 +4675,7 @@
         </w:tc>
         <w:tc>
           <w:tcPr>
-            <w:tcW w:type="dxa" w:w="2160"/>
+            <w:tcW w:type="dxa" w:w="2480"/>
           </w:tcPr>
           <w:p>
             <w:r>
@@ -4696,7 +4696,7 @@
       <w:tr>
         <w:tc>
           <w:tcPr>
-            <w:tcW w:type="dxa" w:w="2160"/>
+            <w:tcW w:type="dxa" w:w="2480"/>
           </w:tcPr>
           <w:p>
             <w:r>
@@ -4715,7 +4715,7 @@
         </w:tc>
         <w:tc>
           <w:tcPr>
-            <w:tcW w:type="dxa" w:w="2160"/>
+            <w:tcW w:type="dxa" w:w="2480"/>
           </w:tcPr>
           <w:p>
             <w:r>
@@ -4734,7 +4734,7 @@
         </w:tc>
         <w:tc>
           <w:tcPr>
-            <w:tcW w:type="dxa" w:w="2160"/>
+            <w:tcW w:type="dxa" w:w="2480"/>
           </w:tcPr>
           <w:p>
             <w:r>
@@ -4753,7 +4753,7 @@
         </w:tc>
         <w:tc>
           <w:tcPr>
-            <w:tcW w:type="dxa" w:w="2160"/>
+            <w:tcW w:type="dxa" w:w="2480"/>
           </w:tcPr>
           <w:p>
             <w:r>
@@ -4781,7 +4781,7 @@
       <w:tr>
         <w:tc>
           <w:tcPr>
-            <w:tcW w:type="dxa" w:w="2160"/>
+            <w:tcW w:type="dxa" w:w="2480"/>
           </w:tcPr>
           <w:p>
             <w:r>
@@ -4800,7 +4800,7 @@
         </w:tc>
         <w:tc>
           <w:tcPr>
-            <w:tcW w:type="dxa" w:w="2160"/>
+            <w:tcW w:type="dxa" w:w="2480"/>
           </w:tcPr>
           <w:p>
             <w:r>
@@ -4819,7 +4819,7 @@
         </w:tc>
         <w:tc>
           <w:tcPr>
-            <w:tcW w:type="dxa" w:w="2160"/>
+            <w:tcW w:type="dxa" w:w="2480"/>
           </w:tcPr>
           <w:p>
             <w:r>
@@ -4838,7 +4838,7 @@
         </w:tc>
         <w:tc>
           <w:tcPr>
-            <w:tcW w:type="dxa" w:w="2160"/>
+            <w:tcW w:type="dxa" w:w="2480"/>
           </w:tcPr>
           <w:p>
             <w:r>
@@ -4859,7 +4859,7 @@
       <w:tr>
         <w:tc>
           <w:tcPr>
-            <w:tcW w:type="dxa" w:w="2160"/>
+            <w:tcW w:type="dxa" w:w="2480"/>
           </w:tcPr>
           <w:p>
             <w:r>
@@ -4878,7 +4878,7 @@
         </w:tc>
         <w:tc>
           <w:tcPr>
-            <w:tcW w:type="dxa" w:w="2160"/>
+            <w:tcW w:type="dxa" w:w="2480"/>
           </w:tcPr>
           <w:p>
             <w:r>
@@ -4897,7 +4897,7 @@
         </w:tc>
         <w:tc>
           <w:tcPr>
-            <w:tcW w:type="dxa" w:w="2160"/>
+            <w:tcW w:type="dxa" w:w="2480"/>
           </w:tcPr>
           <w:p>
             <w:r>
@@ -4916,7 +4916,7 @@
         </w:tc>
         <w:tc>
           <w:tcPr>
-            <w:tcW w:type="dxa" w:w="2160"/>
+            <w:tcW w:type="dxa" w:w="2480"/>
           </w:tcPr>
           <w:p>
             <w:r>
@@ -4937,7 +4937,7 @@
       <w:tr>
         <w:tc>
           <w:tcPr>
-            <w:tcW w:type="dxa" w:w="2160"/>
+            <w:tcW w:type="dxa" w:w="2480"/>
           </w:tcPr>
           <w:p>
             <w:r>
@@ -4956,7 +4956,7 @@
         </w:tc>
         <w:tc>
           <w:tcPr>
-            <w:tcW w:type="dxa" w:w="2160"/>
+            <w:tcW w:type="dxa" w:w="2480"/>
           </w:tcPr>
           <w:p>
             <w:r>
@@ -4975,7 +4975,7 @@
         </w:tc>
         <w:tc>
           <w:tcPr>
-            <w:tcW w:type="dxa" w:w="2160"/>
+            <w:tcW w:type="dxa" w:w="2480"/>
           </w:tcPr>
           <w:p>
             <w:r>
@@ -4994,7 +4994,7 @@
         </w:tc>
         <w:tc>
           <w:tcPr>
-            <w:tcW w:type="dxa" w:w="2160"/>
+            <w:tcW w:type="dxa" w:w="2480"/>
           </w:tcPr>
           <w:p>
             <w:r>
@@ -5015,7 +5015,7 @@
       <w:tr>
         <w:tc>
           <w:tcPr>
-            <w:tcW w:type="dxa" w:w="2160"/>
+            <w:tcW w:type="dxa" w:w="2480"/>
           </w:tcPr>
           <w:p>
             <w:r>
@@ -5034,7 +5034,7 @@
         </w:tc>
         <w:tc>
           <w:tcPr>
-            <w:tcW w:type="dxa" w:w="2160"/>
+            <w:tcW w:type="dxa" w:w="2480"/>
           </w:tcPr>
           <w:p>
             <w:r>
@@ -5053,7 +5053,7 @@
         </w:tc>
         <w:tc>
           <w:tcPr>
-            <w:tcW w:type="dxa" w:w="2160"/>
+            <w:tcW w:type="dxa" w:w="2480"/>
           </w:tcPr>
           <w:p>
             <w:r>
@@ -5072,7 +5072,7 @@
         </w:tc>
         <w:tc>
           <w:tcPr>
-            <w:tcW w:type="dxa" w:w="2160"/>
+            <w:tcW w:type="dxa" w:w="2480"/>
           </w:tcPr>
           <w:p>
             <w:r>
@@ -5093,7 +5093,7 @@
       <w:tr>
         <w:tc>
           <w:tcPr>
-            <w:tcW w:type="dxa" w:w="2160"/>
+            <w:tcW w:type="dxa" w:w="2480"/>
           </w:tcPr>
           <w:p>
             <w:r>
@@ -5112,7 +5112,7 @@
         </w:tc>
         <w:tc>
           <w:tcPr>
-            <w:tcW w:type="dxa" w:w="2160"/>
+            <w:tcW w:type="dxa" w:w="2480"/>
           </w:tcPr>
           <w:p>
             <w:r>
@@ -5131,7 +5131,7 @@
         </w:tc>
         <w:tc>
           <w:tcPr>
-            <w:tcW w:type="dxa" w:w="2160"/>
+            <w:tcW w:type="dxa" w:w="2480"/>
           </w:tcPr>
           <w:p>
             <w:r>
@@ -5157,7 +5157,7 @@
         </w:tc>
         <w:tc>
           <w:tcPr>
-            <w:tcW w:type="dxa" w:w="2160"/>
+            <w:tcW w:type="dxa" w:w="2480"/>
           </w:tcPr>
           <w:p>
             <w:r>
@@ -5178,7 +5178,7 @@
       <w:tr>
         <w:tc>
           <w:tcPr>
-            <w:tcW w:type="dxa" w:w="2160"/>
+            <w:tcW w:type="dxa" w:w="2480"/>
           </w:tcPr>
           <w:p>
             <w:r>
@@ -5197,7 +5197,7 @@
         </w:tc>
         <w:tc>
           <w:tcPr>
-            <w:tcW w:type="dxa" w:w="2160"/>
+            <w:tcW w:type="dxa" w:w="2480"/>
           </w:tcPr>
           <w:p>
             <w:r>
@@ -5216,7 +5216,7 @@
         </w:tc>
         <w:tc>
           <w:tcPr>
-            <w:tcW w:type="dxa" w:w="2160"/>
+            <w:tcW w:type="dxa" w:w="2480"/>
           </w:tcPr>
           <w:p>
             <w:r>
@@ -5249,7 +5249,7 @@
         </w:tc>
         <w:tc>
           <w:tcPr>
-            <w:tcW w:type="dxa" w:w="2160"/>
+            <w:tcW w:type="dxa" w:w="2480"/>
           </w:tcPr>
           <w:p>
             <w:r>
@@ -5270,7 +5270,7 @@
       <w:tr>
         <w:tc>
           <w:tcPr>
-            <w:tcW w:type="dxa" w:w="2160"/>
+            <w:tcW w:type="dxa" w:w="2480"/>
           </w:tcPr>
           <w:p>
             <w:r>
@@ -5289,7 +5289,7 @@
         </w:tc>
         <w:tc>
           <w:tcPr>
-            <w:tcW w:type="dxa" w:w="2160"/>
+            <w:tcW w:type="dxa" w:w="2480"/>
           </w:tcPr>
           <w:p>
             <w:r>
@@ -5308,7 +5308,7 @@
         </w:tc>
         <w:tc>
           <w:tcPr>
-            <w:tcW w:type="dxa" w:w="2160"/>
+            <w:tcW w:type="dxa" w:w="2480"/>
           </w:tcPr>
           <w:p>
             <w:r>
@@ -5327,7 +5327,7 @@
         </w:tc>
         <w:tc>
           <w:tcPr>
-            <w:tcW w:type="dxa" w:w="2160"/>
+            <w:tcW w:type="dxa" w:w="2480"/>
           </w:tcPr>
           <w:p>
             <w:r>
@@ -5348,7 +5348,7 @@
       <w:tr>
         <w:tc>
           <w:tcPr>
-            <w:tcW w:type="dxa" w:w="2160"/>
+            <w:tcW w:type="dxa" w:w="2480"/>
           </w:tcPr>
           <w:p>
             <w:r>
@@ -5367,7 +5367,7 @@
         </w:tc>
         <w:tc>
           <w:tcPr>
-            <w:tcW w:type="dxa" w:w="2160"/>
+            <w:tcW w:type="dxa" w:w="2480"/>
           </w:tcPr>
           <w:p>
             <w:r>
@@ -5386,7 +5386,7 @@
         </w:tc>
         <w:tc>
           <w:tcPr>
-            <w:tcW w:type="dxa" w:w="2160"/>
+            <w:tcW w:type="dxa" w:w="2480"/>
           </w:tcPr>
           <w:p>
             <w:r>
@@ -5405,7 +5405,7 @@
         </w:tc>
         <w:tc>
           <w:tcPr>
-            <w:tcW w:type="dxa" w:w="2160"/>
+            <w:tcW w:type="dxa" w:w="2480"/>
           </w:tcPr>
           <w:p>
             <w:r>
@@ -5440,7 +5440,7 @@
       <w:tr>
         <w:tc>
           <w:tcPr>
-            <w:tcW w:type="dxa" w:w="2160"/>
+            <w:tcW w:type="dxa" w:w="2480"/>
           </w:tcPr>
           <w:p>
             <w:r>
@@ -5459,7 +5459,7 @@
         </w:tc>
         <w:tc>
           <w:tcPr>
-            <w:tcW w:type="dxa" w:w="2160"/>
+            <w:tcW w:type="dxa" w:w="2480"/>
           </w:tcPr>
           <w:p>
             <w:r>
@@ -5478,7 +5478,7 @@
         </w:tc>
         <w:tc>
           <w:tcPr>
-            <w:tcW w:type="dxa" w:w="2160"/>
+            <w:tcW w:type="dxa" w:w="2480"/>
           </w:tcPr>
           <w:p>
             <w:r>
@@ -5497,7 +5497,7 @@
         </w:tc>
         <w:tc>
           <w:tcPr>
-            <w:tcW w:type="dxa" w:w="2160"/>
+            <w:tcW w:type="dxa" w:w="2480"/>
           </w:tcPr>
           <w:p>
             <w:r>
@@ -5518,7 +5518,7 @@
       <w:tr>
         <w:tc>
           <w:tcPr>
-            <w:tcW w:type="dxa" w:w="2160"/>
+            <w:tcW w:type="dxa" w:w="2480"/>
           </w:tcPr>
           <w:p>
             <w:r>
@@ -5537,7 +5537,7 @@
         </w:tc>
         <w:tc>
           <w:tcPr>
-            <w:tcW w:type="dxa" w:w="2160"/>
+            <w:tcW w:type="dxa" w:w="2480"/>
           </w:tcPr>
           <w:p>
             <w:r>
@@ -5556,7 +5556,7 @@
         </w:tc>
         <w:tc>
           <w:tcPr>
-            <w:tcW w:type="dxa" w:w="2160"/>
+            <w:tcW w:type="dxa" w:w="2480"/>
           </w:tcPr>
           <w:p>
             <w:r>
@@ -5575,7 +5575,7 @@
         </w:tc>
         <w:tc>
           <w:tcPr>
-            <w:tcW w:type="dxa" w:w="2160"/>
+            <w:tcW w:type="dxa" w:w="2480"/>
           </w:tcPr>
           <w:p>
             <w:r>
@@ -5596,7 +5596,7 @@
       <w:tr>
         <w:tc>
           <w:tcPr>
-            <w:tcW w:type="dxa" w:w="2160"/>
+            <w:tcW w:type="dxa" w:w="2480"/>
           </w:tcPr>
           <w:p>
             <w:r>
@@ -5615,7 +5615,7 @@
         </w:tc>
         <w:tc>
           <w:tcPr>
-            <w:tcW w:type="dxa" w:w="2160"/>
+            <w:tcW w:type="dxa" w:w="2480"/>
           </w:tcPr>
           <w:p>
             <w:r>
@@ -5634,7 +5634,7 @@
         </w:tc>
         <w:tc>
           <w:tcPr>
-            <w:tcW w:type="dxa" w:w="2160"/>
+            <w:tcW w:type="dxa" w:w="2480"/>
           </w:tcPr>
           <w:p>
             <w:r>
@@ -5653,7 +5653,7 @@
         </w:tc>
         <w:tc>
           <w:tcPr>
-            <w:tcW w:type="dxa" w:w="2160"/>
+            <w:tcW w:type="dxa" w:w="2480"/>
           </w:tcPr>
           <w:p>
             <w:r>
@@ -5723,19 +5723,19 @@
       <w:tblPr>
         <w:tblStyle w:val="TableGrid"/>
         <w:tblW w:type="auto" w:w="0"/>
-        <w:tblLayout w:type="autofit"/>
+        <w:tblLayout w:type="fixed"/>
         <w:tblLook w:firstColumn="1" w:firstRow="1" w:lastColumn="0" w:lastRow="0" w:noHBand="0" w:noVBand="1" w:val="04A0"/>
       </w:tblPr>
       <w:tblGrid>
-        <w:gridCol w:w="2160"/>
-        <w:gridCol w:w="2160"/>
-        <w:gridCol w:w="2160"/>
-        <w:gridCol w:w="2160"/>
+        <w:gridCol w:w="2480"/>
+        <w:gridCol w:w="2480"/>
+        <w:gridCol w:w="2480"/>
+        <w:gridCol w:w="2480"/>
       </w:tblGrid>
       <w:tr>
         <w:tc>
           <w:tcPr>
-            <w:tcW w:type="dxa" w:w="2160"/>
+            <w:tcW w:type="dxa" w:w="2480"/>
             <w:shd w:fill="D9E2F3"/>
           </w:tcPr>
           <w:p>
@@ -5757,7 +5757,7 @@
         </w:tc>
         <w:tc>
           <w:tcPr>
-            <w:tcW w:type="dxa" w:w="2160"/>
+            <w:tcW w:type="dxa" w:w="2480"/>
             <w:shd w:fill="D9E2F3"/>
           </w:tcPr>
           <w:p>
@@ -5779,7 +5779,7 @@
         </w:tc>
         <w:tc>
           <w:tcPr>
-            <w:tcW w:type="dxa" w:w="2160"/>
+            <w:tcW w:type="dxa" w:w="2480"/>
             <w:shd w:fill="D9E2F3"/>
           </w:tcPr>
           <w:p>
@@ -5801,7 +5801,7 @@
         </w:tc>
         <w:tc>
           <w:tcPr>
-            <w:tcW w:type="dxa" w:w="2160"/>
+            <w:tcW w:type="dxa" w:w="2480"/>
             <w:shd w:fill="D9E2F3"/>
           </w:tcPr>
           <w:p>
@@ -5825,7 +5825,7 @@
       <w:tr>
         <w:tc>
           <w:tcPr>
-            <w:tcW w:type="dxa" w:w="2160"/>
+            <w:tcW w:type="dxa" w:w="2480"/>
           </w:tcPr>
           <w:p>
             <w:r>
@@ -5844,7 +5844,7 @@
         </w:tc>
         <w:tc>
           <w:tcPr>
-            <w:tcW w:type="dxa" w:w="2160"/>
+            <w:tcW w:type="dxa" w:w="2480"/>
           </w:tcPr>
           <w:p>
             <w:r>
@@ -5863,7 +5863,7 @@
         </w:tc>
         <w:tc>
           <w:tcPr>
-            <w:tcW w:type="dxa" w:w="2160"/>
+            <w:tcW w:type="dxa" w:w="2480"/>
           </w:tcPr>
           <w:p>
             <w:r>
@@ -5882,7 +5882,7 @@
         </w:tc>
         <w:tc>
           <w:tcPr>
-            <w:tcW w:type="dxa" w:w="2160"/>
+            <w:tcW w:type="dxa" w:w="2480"/>
           </w:tcPr>
           <w:p>
             <w:r>
@@ -5903,7 +5903,7 @@
       <w:tr>
         <w:tc>
           <w:tcPr>
-            <w:tcW w:type="dxa" w:w="2160"/>
+            <w:tcW w:type="dxa" w:w="2480"/>
           </w:tcPr>
           <w:p>
             <w:r>
@@ -5922,7 +5922,7 @@
         </w:tc>
         <w:tc>
           <w:tcPr>
-            <w:tcW w:type="dxa" w:w="2160"/>
+            <w:tcW w:type="dxa" w:w="2480"/>
           </w:tcPr>
           <w:p>
             <w:r>
@@ -5941,7 +5941,7 @@
         </w:tc>
         <w:tc>
           <w:tcPr>
-            <w:tcW w:type="dxa" w:w="2160"/>
+            <w:tcW w:type="dxa" w:w="2480"/>
           </w:tcPr>
           <w:p>
             <w:r>
@@ -5960,7 +5960,7 @@
         </w:tc>
         <w:tc>
           <w:tcPr>
-            <w:tcW w:type="dxa" w:w="2160"/>
+            <w:tcW w:type="dxa" w:w="2480"/>
           </w:tcPr>
           <w:p>
             <w:r>
@@ -6009,7 +6009,7 @@
       <w:tr>
         <w:tc>
           <w:tcPr>
-            <w:tcW w:type="dxa" w:w="2160"/>
+            <w:tcW w:type="dxa" w:w="2480"/>
           </w:tcPr>
           <w:p>
             <w:r>
@@ -6028,7 +6028,7 @@
         </w:tc>
         <w:tc>
           <w:tcPr>
-            <w:tcW w:type="dxa" w:w="2160"/>
+            <w:tcW w:type="dxa" w:w="2480"/>
           </w:tcPr>
           <w:p>
             <w:r>
@@ -6047,7 +6047,7 @@
         </w:tc>
         <w:tc>
           <w:tcPr>
-            <w:tcW w:type="dxa" w:w="2160"/>
+            <w:tcW w:type="dxa" w:w="2480"/>
           </w:tcPr>
           <w:p>
             <w:r>
@@ -6066,7 +6066,7 @@
         </w:tc>
         <w:tc>
           <w:tcPr>
-            <w:tcW w:type="dxa" w:w="2160"/>
+            <w:tcW w:type="dxa" w:w="2480"/>
           </w:tcPr>
           <w:p>
             <w:r>
@@ -6087,7 +6087,7 @@
       <w:tr>
         <w:tc>
           <w:tcPr>
-            <w:tcW w:type="dxa" w:w="2160"/>
+            <w:tcW w:type="dxa" w:w="2480"/>
           </w:tcPr>
           <w:p>
             <w:r>
@@ -6106,7 +6106,7 @@
         </w:tc>
         <w:tc>
           <w:tcPr>
-            <w:tcW w:type="dxa" w:w="2160"/>
+            <w:tcW w:type="dxa" w:w="2480"/>
           </w:tcPr>
           <w:p>
             <w:r>
@@ -6125,7 +6125,7 @@
         </w:tc>
         <w:tc>
           <w:tcPr>
-            <w:tcW w:type="dxa" w:w="2160"/>
+            <w:tcW w:type="dxa" w:w="2480"/>
           </w:tcPr>
           <w:p>
             <w:r>
@@ -6144,7 +6144,7 @@
         </w:tc>
         <w:tc>
           <w:tcPr>
-            <w:tcW w:type="dxa" w:w="2160"/>
+            <w:tcW w:type="dxa" w:w="2480"/>
           </w:tcPr>
           <w:p>
             <w:r>
@@ -6186,7 +6186,7 @@
       <w:tr>
         <w:tc>
           <w:tcPr>
-            <w:tcW w:type="dxa" w:w="2160"/>
+            <w:tcW w:type="dxa" w:w="2480"/>
           </w:tcPr>
           <w:p>
             <w:r>
@@ -6205,7 +6205,7 @@
         </w:tc>
         <w:tc>
           <w:tcPr>
-            <w:tcW w:type="dxa" w:w="2160"/>
+            <w:tcW w:type="dxa" w:w="2480"/>
           </w:tcPr>
           <w:p>
             <w:r>
@@ -6224,7 +6224,7 @@
         </w:tc>
         <w:tc>
           <w:tcPr>
-            <w:tcW w:type="dxa" w:w="2160"/>
+            <w:tcW w:type="dxa" w:w="2480"/>
           </w:tcPr>
           <w:p>
             <w:r>
@@ -6243,7 +6243,7 @@
         </w:tc>
         <w:tc>
           <w:tcPr>
-            <w:tcW w:type="dxa" w:w="2160"/>
+            <w:tcW w:type="dxa" w:w="2480"/>
           </w:tcPr>
           <w:p>
             <w:r>
@@ -6264,7 +6264,7 @@
       <w:tr>
         <w:tc>
           <w:tcPr>
-            <w:tcW w:type="dxa" w:w="2160"/>
+            <w:tcW w:type="dxa" w:w="2480"/>
           </w:tcPr>
           <w:p>
             <w:r>
@@ -6283,7 +6283,7 @@
         </w:tc>
         <w:tc>
           <w:tcPr>
-            <w:tcW w:type="dxa" w:w="2160"/>
+            <w:tcW w:type="dxa" w:w="2480"/>
           </w:tcPr>
           <w:p>
             <w:r>
@@ -6302,7 +6302,7 @@
         </w:tc>
         <w:tc>
           <w:tcPr>
-            <w:tcW w:type="dxa" w:w="2160"/>
+            <w:tcW w:type="dxa" w:w="2480"/>
           </w:tcPr>
           <w:p>
             <w:r>
@@ -6321,7 +6321,7 @@
         </w:tc>
         <w:tc>
           <w:tcPr>
-            <w:tcW w:type="dxa" w:w="2160"/>
+            <w:tcW w:type="dxa" w:w="2480"/>
           </w:tcPr>
           <w:p>
             <w:r>
@@ -6356,7 +6356,7 @@
       <w:tr>
         <w:tc>
           <w:tcPr>
-            <w:tcW w:type="dxa" w:w="2160"/>
+            <w:tcW w:type="dxa" w:w="2480"/>
           </w:tcPr>
           <w:p>
             <w:r>
@@ -6375,7 +6375,7 @@
         </w:tc>
         <w:tc>
           <w:tcPr>
-            <w:tcW w:type="dxa" w:w="2160"/>
+            <w:tcW w:type="dxa" w:w="2480"/>
           </w:tcPr>
           <w:p>
             <w:r>
@@ -6394,7 +6394,7 @@
         </w:tc>
         <w:tc>
           <w:tcPr>
-            <w:tcW w:type="dxa" w:w="2160"/>
+            <w:tcW w:type="dxa" w:w="2480"/>
           </w:tcPr>
           <w:p>
             <w:r>
@@ -6413,7 +6413,7 @@
         </w:tc>
         <w:tc>
           <w:tcPr>
-            <w:tcW w:type="dxa" w:w="2160"/>
+            <w:tcW w:type="dxa" w:w="2480"/>
           </w:tcPr>
           <w:p>
             <w:r>
@@ -6486,42 +6486,54 @@
         <w:t>表 6-1　移行作業記録シート</w:t>
       </w:r>
     </w:p>
+    <w:p>
+      <w:pPr>
+        <w:sectPr>
+          <w:footerReference w:type="default" r:id="rId9"/>
+          <w:headerReference w:type="default" r:id="rId10"/>
+          <w:pgSz w:w="11906" w:h="16838"/>
+          <w:pgMar w:top="1417" w:right="850" w:bottom="1134" w:left="1134" w:header="720" w:footer="720" w:gutter="0"/>
+          <w:cols w:space="720"/>
+          <w:docGrid w:linePitch="360"/>
+        </w:sectPr>
+      </w:pPr>
+    </w:p>
     <w:tbl>
       <w:tblPr>
         <w:tblStyle w:val="TableGrid"/>
         <w:tblW w:type="auto" w:w="0"/>
-        <w:tblLayout w:type="autofit"/>
+        <w:tblLayout w:type="fixed"/>
         <w:tblLook w:firstColumn="1" w:firstRow="1" w:lastColumn="0" w:lastRow="0" w:noHBand="0" w:noVBand="1" w:val="04A0"/>
       </w:tblPr>
       <w:tblGrid>
-        <w:gridCol w:w="960"/>
-        <w:gridCol w:w="960"/>
-        <w:gridCol w:w="960"/>
-        <w:gridCol w:w="960"/>
-        <w:gridCol w:w="960"/>
-        <w:gridCol w:w="960"/>
-        <w:gridCol w:w="960"/>
-        <w:gridCol w:w="960"/>
-        <w:gridCol w:w="960"/>
+        <w:gridCol w:w="1650"/>
+        <w:gridCol w:w="1650"/>
+        <w:gridCol w:w="1650"/>
+        <w:gridCol w:w="1650"/>
+        <w:gridCol w:w="1650"/>
+        <w:gridCol w:w="1650"/>
+        <w:gridCol w:w="1650"/>
+        <w:gridCol w:w="1650"/>
+        <w:gridCol w:w="1650"/>
       </w:tblGrid>
       <w:tr>
         <w:tc>
           <w:tcPr>
-            <w:tcW w:type="dxa" w:w="960"/>
+            <w:tcW w:type="dxa" w:w="1650"/>
             <w:shd w:fill="D9E2F3"/>
           </w:tcPr>
           <w:p>
             <w:r>
               <w:rPr>
                 <w:b/>
-                <w:sz w:val="18"/>
+                <w:sz w:val="15"/>
               </w:rPr>
             </w:r>
             <w:r>
               <w:rPr>
                 <w:rFonts w:ascii="Yu Gothic" w:hAnsi="Yu Gothic" w:eastAsia="Yu Gothic"/>
                 <w:b/>
-                <w:sz w:val="18"/>
+                <w:sz w:val="15"/>
               </w:rPr>
               <w:t>#</w:t>
             </w:r>
@@ -6529,21 +6541,21 @@
         </w:tc>
         <w:tc>
           <w:tcPr>
-            <w:tcW w:type="dxa" w:w="960"/>
+            <w:tcW w:type="dxa" w:w="1650"/>
             <w:shd w:fill="D9E2F3"/>
           </w:tcPr>
           <w:p>
             <w:r>
               <w:rPr>
                 <w:b/>
-                <w:sz w:val="18"/>
+                <w:sz w:val="15"/>
               </w:rPr>
             </w:r>
             <w:r>
               <w:rPr>
                 <w:rFonts w:ascii="Yu Gothic" w:hAnsi="Yu Gothic" w:eastAsia="Yu Gothic"/>
                 <w:b/>
-                <w:sz w:val="18"/>
+                <w:sz w:val="15"/>
               </w:rPr>
               <w:t>作業項目</w:t>
             </w:r>
@@ -6551,21 +6563,21 @@
         </w:tc>
         <w:tc>
           <w:tcPr>
-            <w:tcW w:type="dxa" w:w="960"/>
+            <w:tcW w:type="dxa" w:w="1650"/>
             <w:shd w:fill="D9E2F3"/>
           </w:tcPr>
           <w:p>
             <w:r>
               <w:rPr>
                 <w:b/>
-                <w:sz w:val="18"/>
+                <w:sz w:val="15"/>
               </w:rPr>
             </w:r>
             <w:r>
               <w:rPr>
                 <w:rFonts w:ascii="Yu Gothic" w:hAnsi="Yu Gothic" w:eastAsia="Yu Gothic"/>
                 <w:b/>
-                <w:sz w:val="18"/>
+                <w:sz w:val="15"/>
               </w:rPr>
               <w:t>実施日</w:t>
             </w:r>
@@ -6573,21 +6585,21 @@
         </w:tc>
         <w:tc>
           <w:tcPr>
-            <w:tcW w:type="dxa" w:w="960"/>
+            <w:tcW w:type="dxa" w:w="1650"/>
             <w:shd w:fill="D9E2F3"/>
           </w:tcPr>
           <w:p>
             <w:r>
               <w:rPr>
                 <w:b/>
-                <w:sz w:val="18"/>
+                <w:sz w:val="15"/>
               </w:rPr>
             </w:r>
             <w:r>
               <w:rPr>
                 <w:rFonts w:ascii="Yu Gothic" w:hAnsi="Yu Gothic" w:eastAsia="Yu Gothic"/>
                 <w:b/>
-                <w:sz w:val="18"/>
+                <w:sz w:val="15"/>
               </w:rPr>
               <w:t>担当</w:t>
             </w:r>
@@ -6595,21 +6607,21 @@
         </w:tc>
         <w:tc>
           <w:tcPr>
-            <w:tcW w:type="dxa" w:w="960"/>
+            <w:tcW w:type="dxa" w:w="1650"/>
             <w:shd w:fill="D9E2F3"/>
           </w:tcPr>
           <w:p>
             <w:r>
               <w:rPr>
                 <w:b/>
-                <w:sz w:val="18"/>
+                <w:sz w:val="15"/>
               </w:rPr>
             </w:r>
             <w:r>
               <w:rPr>
                 <w:rFonts w:ascii="Yu Gothic" w:hAnsi="Yu Gothic" w:eastAsia="Yu Gothic"/>
                 <w:b/>
-                <w:sz w:val="18"/>
+                <w:sz w:val="15"/>
               </w:rPr>
               <w:t>開始時刻</w:t>
             </w:r>
@@ -6617,21 +6629,21 @@
         </w:tc>
         <w:tc>
           <w:tcPr>
-            <w:tcW w:type="dxa" w:w="960"/>
+            <w:tcW w:type="dxa" w:w="1650"/>
             <w:shd w:fill="D9E2F3"/>
           </w:tcPr>
           <w:p>
             <w:r>
               <w:rPr>
                 <w:b/>
-                <w:sz w:val="18"/>
+                <w:sz w:val="15"/>
               </w:rPr>
             </w:r>
             <w:r>
               <w:rPr>
                 <w:rFonts w:ascii="Yu Gothic" w:hAnsi="Yu Gothic" w:eastAsia="Yu Gothic"/>
                 <w:b/>
-                <w:sz w:val="18"/>
+                <w:sz w:val="15"/>
               </w:rPr>
               <w:t>終了時刻</w:t>
             </w:r>
@@ -6639,21 +6651,21 @@
         </w:tc>
         <w:tc>
           <w:tcPr>
-            <w:tcW w:type="dxa" w:w="960"/>
+            <w:tcW w:type="dxa" w:w="1650"/>
             <w:shd w:fill="D9E2F3"/>
           </w:tcPr>
           <w:p>
             <w:r>
               <w:rPr>
                 <w:b/>
-                <w:sz w:val="18"/>
+                <w:sz w:val="15"/>
               </w:rPr>
             </w:r>
             <w:r>
               <w:rPr>
                 <w:rFonts w:ascii="Yu Gothic" w:hAnsi="Yu Gothic" w:eastAsia="Yu Gothic"/>
                 <w:b/>
-                <w:sz w:val="18"/>
+                <w:sz w:val="15"/>
               </w:rPr>
               <w:t>所要時間</w:t>
             </w:r>
@@ -6661,21 +6673,21 @@
         </w:tc>
         <w:tc>
           <w:tcPr>
-            <w:tcW w:type="dxa" w:w="960"/>
+            <w:tcW w:type="dxa" w:w="1650"/>
             <w:shd w:fill="D9E2F3"/>
           </w:tcPr>
           <w:p>
             <w:r>
               <w:rPr>
                 <w:b/>
-                <w:sz w:val="18"/>
+                <w:sz w:val="15"/>
               </w:rPr>
             </w:r>
             <w:r>
               <w:rPr>
                 <w:rFonts w:ascii="Yu Gothic" w:hAnsi="Yu Gothic" w:eastAsia="Yu Gothic"/>
                 <w:b/>
-                <w:sz w:val="18"/>
+                <w:sz w:val="15"/>
               </w:rPr>
               <w:t>結果(OK/NG)</w:t>
             </w:r>
@@ -6683,21 +6695,21 @@
         </w:tc>
         <w:tc>
           <w:tcPr>
-            <w:tcW w:type="dxa" w:w="960"/>
+            <w:tcW w:type="dxa" w:w="1650"/>
             <w:shd w:fill="D9E2F3"/>
           </w:tcPr>
           <w:p>
             <w:r>
               <w:rPr>
                 <w:b/>
-                <w:sz w:val="18"/>
+                <w:sz w:val="15"/>
               </w:rPr>
             </w:r>
             <w:r>
               <w:rPr>
                 <w:rFonts w:ascii="Yu Gothic" w:hAnsi="Yu Gothic" w:eastAsia="Yu Gothic"/>
                 <w:b/>
-                <w:sz w:val="18"/>
+                <w:sz w:val="15"/>
               </w:rPr>
               <w:t>備考</w:t>
             </w:r>
@@ -6707,18 +6719,18 @@
       <w:tr>
         <w:tc>
           <w:tcPr>
-            <w:tcW w:type="dxa" w:w="960"/>
-          </w:tcPr>
-          <w:p>
-            <w:r>
-              <w:rPr>
-                <w:sz w:val="18"/>
-              </w:rPr>
-            </w:r>
-            <w:r>
-              <w:rPr>
-                <w:rFonts w:ascii="Yu Gothic" w:hAnsi="Yu Gothic" w:eastAsia="Yu Gothic"/>
-                <w:sz w:val="18"/>
+            <w:tcW w:type="dxa" w:w="1650"/>
+          </w:tcPr>
+          <w:p>
+            <w:r>
+              <w:rPr>
+                <w:sz w:val="15"/>
+              </w:rPr>
+            </w:r>
+            <w:r>
+              <w:rPr>
+                <w:rFonts w:ascii="Yu Gothic" w:hAnsi="Yu Gothic" w:eastAsia="Yu Gothic"/>
+                <w:sz w:val="15"/>
               </w:rPr>
               <w:t>1</w:t>
             </w:r>
@@ -6726,18 +6738,18 @@
         </w:tc>
         <w:tc>
           <w:tcPr>
-            <w:tcW w:type="dxa" w:w="960"/>
-          </w:tcPr>
-          <w:p>
-            <w:r>
-              <w:rPr>
-                <w:sz w:val="18"/>
-              </w:rPr>
-            </w:r>
-            <w:r>
-              <w:rPr>
-                <w:rFonts w:ascii="Yu Gothic" w:hAnsi="Yu Gothic" w:eastAsia="Yu Gothic"/>
-                <w:sz w:val="18"/>
+            <w:tcW w:type="dxa" w:w="1650"/>
+          </w:tcPr>
+          <w:p>
+            <w:r>
+              <w:rPr>
+                <w:sz w:val="15"/>
+              </w:rPr>
+            </w:r>
+            <w:r>
+              <w:rPr>
+                <w:rFonts w:ascii="Yu Gothic" w:hAnsi="Yu Gothic" w:eastAsia="Yu Gothic"/>
+                <w:sz w:val="15"/>
               </w:rPr>
               <w:t>事前準備（§1）</w:t>
             </w:r>
@@ -6745,84 +6757,84 @@
         </w:tc>
         <w:tc>
           <w:tcPr>
-            <w:tcW w:type="dxa" w:w="960"/>
-          </w:tcPr>
-          <w:p>
-            <w:r>
-              <w:rPr>
-                <w:sz w:val="18"/>
-              </w:rPr>
-            </w:r>
-          </w:p>
-        </w:tc>
-        <w:tc>
-          <w:tcPr>
-            <w:tcW w:type="dxa" w:w="960"/>
-          </w:tcPr>
-          <w:p>
-            <w:r>
-              <w:rPr>
-                <w:sz w:val="18"/>
-              </w:rPr>
-            </w:r>
-          </w:p>
-        </w:tc>
-        <w:tc>
-          <w:tcPr>
-            <w:tcW w:type="dxa" w:w="960"/>
-          </w:tcPr>
-          <w:p>
-            <w:r>
-              <w:rPr>
-                <w:sz w:val="18"/>
-              </w:rPr>
-            </w:r>
-          </w:p>
-        </w:tc>
-        <w:tc>
-          <w:tcPr>
-            <w:tcW w:type="dxa" w:w="960"/>
-          </w:tcPr>
-          <w:p>
-            <w:r>
-              <w:rPr>
-                <w:sz w:val="18"/>
-              </w:rPr>
-            </w:r>
-          </w:p>
-        </w:tc>
-        <w:tc>
-          <w:tcPr>
-            <w:tcW w:type="dxa" w:w="960"/>
-          </w:tcPr>
-          <w:p>
-            <w:r>
-              <w:rPr>
-                <w:sz w:val="18"/>
-              </w:rPr>
-            </w:r>
-          </w:p>
-        </w:tc>
-        <w:tc>
-          <w:tcPr>
-            <w:tcW w:type="dxa" w:w="960"/>
-          </w:tcPr>
-          <w:p>
-            <w:r>
-              <w:rPr>
-                <w:sz w:val="18"/>
-              </w:rPr>
-            </w:r>
-          </w:p>
-        </w:tc>
-        <w:tc>
-          <w:tcPr>
-            <w:tcW w:type="dxa" w:w="960"/>
-          </w:tcPr>
-          <w:p>
-            <w:r>
-              <w:rPr>
-                <w:sz w:val="18"/>
+            <w:tcW w:type="dxa" w:w="1650"/>
+          </w:tcPr>
+          <w:p>
+            <w:r>
+              <w:rPr>
+                <w:sz w:val="15"/>
+              </w:rPr>
+            </w:r>
+          </w:p>
+        </w:tc>
+        <w:tc>
+          <w:tcPr>
+            <w:tcW w:type="dxa" w:w="1650"/>
+          </w:tcPr>
+          <w:p>
+            <w:r>
+              <w:rPr>
+                <w:sz w:val="15"/>
+              </w:rPr>
+            </w:r>
+          </w:p>
+        </w:tc>
+        <w:tc>
+          <w:tcPr>
+            <w:tcW w:type="dxa" w:w="1650"/>
+          </w:tcPr>
+          <w:p>
+            <w:r>
+              <w:rPr>
+                <w:sz w:val="15"/>
+              </w:rPr>
+            </w:r>
+          </w:p>
+        </w:tc>
+        <w:tc>
+          <w:tcPr>
+            <w:tcW w:type="dxa" w:w="1650"/>
+          </w:tcPr>
+          <w:p>
+            <w:r>
+              <w:rPr>
+                <w:sz w:val="15"/>
+              </w:rPr>
+            </w:r>
+          </w:p>
+        </w:tc>
+        <w:tc>
+          <w:tcPr>
+            <w:tcW w:type="dxa" w:w="1650"/>
+          </w:tcPr>
+          <w:p>
+            <w:r>
+              <w:rPr>
+                <w:sz w:val="15"/>
+              </w:rPr>
+            </w:r>
+          </w:p>
+        </w:tc>
+        <w:tc>
+          <w:tcPr>
+            <w:tcW w:type="dxa" w:w="1650"/>
+          </w:tcPr>
+          <w:p>
+            <w:r>
+              <w:rPr>
+                <w:sz w:val="15"/>
+              </w:rPr>
+            </w:r>
+          </w:p>
+        </w:tc>
+        <w:tc>
+          <w:tcPr>
+            <w:tcW w:type="dxa" w:w="1650"/>
+          </w:tcPr>
+          <w:p>
+            <w:r>
+              <w:rPr>
+                <w:sz w:val="15"/>
               </w:rPr>
             </w:r>
           </w:p>
@@ -6831,18 +6843,18 @@
       <w:tr>
         <w:tc>
           <w:tcPr>
-            <w:tcW w:type="dxa" w:w="960"/>
-          </w:tcPr>
-          <w:p>
-            <w:r>
-              <w:rPr>
-                <w:sz w:val="18"/>
-              </w:rPr>
-            </w:r>
-            <w:r>
-              <w:rPr>
-                <w:rFonts w:ascii="Yu Gothic" w:hAnsi="Yu Gothic" w:eastAsia="Yu Gothic"/>
-                <w:sz w:val="18"/>
+            <w:tcW w:type="dxa" w:w="1650"/>
+          </w:tcPr>
+          <w:p>
+            <w:r>
+              <w:rPr>
+                <w:sz w:val="15"/>
+              </w:rPr>
+            </w:r>
+            <w:r>
+              <w:rPr>
+                <w:rFonts w:ascii="Yu Gothic" w:hAnsi="Yu Gothic" w:eastAsia="Yu Gothic"/>
+                <w:sz w:val="15"/>
               </w:rPr>
               <w:t>2</w:t>
             </w:r>
@@ -6850,18 +6862,18 @@
         </w:tc>
         <w:tc>
           <w:tcPr>
-            <w:tcW w:type="dxa" w:w="960"/>
-          </w:tcPr>
-          <w:p>
-            <w:r>
-              <w:rPr>
-                <w:sz w:val="18"/>
-              </w:rPr>
-            </w:r>
-            <w:r>
-              <w:rPr>
-                <w:rFonts w:ascii="Yu Gothic" w:hAnsi="Yu Gothic" w:eastAsia="Yu Gothic"/>
-                <w:sz w:val="18"/>
+            <w:tcW w:type="dxa" w:w="1650"/>
+          </w:tcPr>
+          <w:p>
+            <w:r>
+              <w:rPr>
+                <w:sz w:val="15"/>
+              </w:rPr>
+            </w:r>
+            <w:r>
+              <w:rPr>
+                <w:rFonts w:ascii="Yu Gothic" w:hAnsi="Yu Gothic" w:eastAsia="Yu Gothic"/>
+                <w:sz w:val="15"/>
               </w:rPr>
               <w:t>データ移行（§2）</w:t>
             </w:r>
@@ -6869,84 +6881,84 @@
         </w:tc>
         <w:tc>
           <w:tcPr>
-            <w:tcW w:type="dxa" w:w="960"/>
-          </w:tcPr>
-          <w:p>
-            <w:r>
-              <w:rPr>
-                <w:sz w:val="18"/>
-              </w:rPr>
-            </w:r>
-          </w:p>
-        </w:tc>
-        <w:tc>
-          <w:tcPr>
-            <w:tcW w:type="dxa" w:w="960"/>
-          </w:tcPr>
-          <w:p>
-            <w:r>
-              <w:rPr>
-                <w:sz w:val="18"/>
-              </w:rPr>
-            </w:r>
-          </w:p>
-        </w:tc>
-        <w:tc>
-          <w:tcPr>
-            <w:tcW w:type="dxa" w:w="960"/>
-          </w:tcPr>
-          <w:p>
-            <w:r>
-              <w:rPr>
-                <w:sz w:val="18"/>
-              </w:rPr>
-            </w:r>
-          </w:p>
-        </w:tc>
-        <w:tc>
-          <w:tcPr>
-            <w:tcW w:type="dxa" w:w="960"/>
-          </w:tcPr>
-          <w:p>
-            <w:r>
-              <w:rPr>
-                <w:sz w:val="18"/>
-              </w:rPr>
-            </w:r>
-          </w:p>
-        </w:tc>
-        <w:tc>
-          <w:tcPr>
-            <w:tcW w:type="dxa" w:w="960"/>
-          </w:tcPr>
-          <w:p>
-            <w:r>
-              <w:rPr>
-                <w:sz w:val="18"/>
-              </w:rPr>
-            </w:r>
-          </w:p>
-        </w:tc>
-        <w:tc>
-          <w:tcPr>
-            <w:tcW w:type="dxa" w:w="960"/>
-          </w:tcPr>
-          <w:p>
-            <w:r>
-              <w:rPr>
-                <w:sz w:val="18"/>
-              </w:rPr>
-            </w:r>
-          </w:p>
-        </w:tc>
-        <w:tc>
-          <w:tcPr>
-            <w:tcW w:type="dxa" w:w="960"/>
-          </w:tcPr>
-          <w:p>
-            <w:r>
-              <w:rPr>
-                <w:sz w:val="18"/>
+            <w:tcW w:type="dxa" w:w="1650"/>
+          </w:tcPr>
+          <w:p>
+            <w:r>
+              <w:rPr>
+                <w:sz w:val="15"/>
+              </w:rPr>
+            </w:r>
+          </w:p>
+        </w:tc>
+        <w:tc>
+          <w:tcPr>
+            <w:tcW w:type="dxa" w:w="1650"/>
+          </w:tcPr>
+          <w:p>
+            <w:r>
+              <w:rPr>
+                <w:sz w:val="15"/>
+              </w:rPr>
+            </w:r>
+          </w:p>
+        </w:tc>
+        <w:tc>
+          <w:tcPr>
+            <w:tcW w:type="dxa" w:w="1650"/>
+          </w:tcPr>
+          <w:p>
+            <w:r>
+              <w:rPr>
+                <w:sz w:val="15"/>
+              </w:rPr>
+            </w:r>
+          </w:p>
+        </w:tc>
+        <w:tc>
+          <w:tcPr>
+            <w:tcW w:type="dxa" w:w="1650"/>
+          </w:tcPr>
+          <w:p>
+            <w:r>
+              <w:rPr>
+                <w:sz w:val="15"/>
+              </w:rPr>
+            </w:r>
+          </w:p>
+        </w:tc>
+        <w:tc>
+          <w:tcPr>
+            <w:tcW w:type="dxa" w:w="1650"/>
+          </w:tcPr>
+          <w:p>
+            <w:r>
+              <w:rPr>
+                <w:sz w:val="15"/>
+              </w:rPr>
+            </w:r>
+          </w:p>
+        </w:tc>
+        <w:tc>
+          <w:tcPr>
+            <w:tcW w:type="dxa" w:w="1650"/>
+          </w:tcPr>
+          <w:p>
+            <w:r>
+              <w:rPr>
+                <w:sz w:val="15"/>
+              </w:rPr>
+            </w:r>
+          </w:p>
+        </w:tc>
+        <w:tc>
+          <w:tcPr>
+            <w:tcW w:type="dxa" w:w="1650"/>
+          </w:tcPr>
+          <w:p>
+            <w:r>
+              <w:rPr>
+                <w:sz w:val="15"/>
               </w:rPr>
             </w:r>
           </w:p>
@@ -6955,18 +6967,18 @@
       <w:tr>
         <w:tc>
           <w:tcPr>
-            <w:tcW w:type="dxa" w:w="960"/>
-          </w:tcPr>
-          <w:p>
-            <w:r>
-              <w:rPr>
-                <w:sz w:val="18"/>
-              </w:rPr>
-            </w:r>
-            <w:r>
-              <w:rPr>
-                <w:rFonts w:ascii="Yu Gothic" w:hAnsi="Yu Gothic" w:eastAsia="Yu Gothic"/>
-                <w:sz w:val="18"/>
+            <w:tcW w:type="dxa" w:w="1650"/>
+          </w:tcPr>
+          <w:p>
+            <w:r>
+              <w:rPr>
+                <w:sz w:val="15"/>
+              </w:rPr>
+            </w:r>
+            <w:r>
+              <w:rPr>
+                <w:rFonts w:ascii="Yu Gothic" w:hAnsi="Yu Gothic" w:eastAsia="Yu Gothic"/>
+                <w:sz w:val="15"/>
               </w:rPr>
               <w:t>3</w:t>
             </w:r>
@@ -6974,18 +6986,18 @@
         </w:tc>
         <w:tc>
           <w:tcPr>
-            <w:tcW w:type="dxa" w:w="960"/>
-          </w:tcPr>
-          <w:p>
-            <w:r>
-              <w:rPr>
-                <w:sz w:val="18"/>
-              </w:rPr>
-            </w:r>
-            <w:r>
-              <w:rPr>
-                <w:rFonts w:ascii="Yu Gothic" w:hAnsi="Yu Gothic" w:eastAsia="Yu Gothic"/>
-                <w:sz w:val="18"/>
+            <w:tcW w:type="dxa" w:w="1650"/>
+          </w:tcPr>
+          <w:p>
+            <w:r>
+              <w:rPr>
+                <w:sz w:val="15"/>
+              </w:rPr>
+            </w:r>
+            <w:r>
+              <w:rPr>
+                <w:rFonts w:ascii="Yu Gothic" w:hAnsi="Yu Gothic" w:eastAsia="Yu Gothic"/>
+                <w:sz w:val="15"/>
               </w:rPr>
               <w:t>環境設定移行（§3）</w:t>
             </w:r>
@@ -6993,84 +7005,84 @@
         </w:tc>
         <w:tc>
           <w:tcPr>
-            <w:tcW w:type="dxa" w:w="960"/>
-          </w:tcPr>
-          <w:p>
-            <w:r>
-              <w:rPr>
-                <w:sz w:val="18"/>
-              </w:rPr>
-            </w:r>
-          </w:p>
-        </w:tc>
-        <w:tc>
-          <w:tcPr>
-            <w:tcW w:type="dxa" w:w="960"/>
-          </w:tcPr>
-          <w:p>
-            <w:r>
-              <w:rPr>
-                <w:sz w:val="18"/>
-              </w:rPr>
-            </w:r>
-          </w:p>
-        </w:tc>
-        <w:tc>
-          <w:tcPr>
-            <w:tcW w:type="dxa" w:w="960"/>
-          </w:tcPr>
-          <w:p>
-            <w:r>
-              <w:rPr>
-                <w:sz w:val="18"/>
-              </w:rPr>
-            </w:r>
-          </w:p>
-        </w:tc>
-        <w:tc>
-          <w:tcPr>
-            <w:tcW w:type="dxa" w:w="960"/>
-          </w:tcPr>
-          <w:p>
-            <w:r>
-              <w:rPr>
-                <w:sz w:val="18"/>
-              </w:rPr>
-            </w:r>
-          </w:p>
-        </w:tc>
-        <w:tc>
-          <w:tcPr>
-            <w:tcW w:type="dxa" w:w="960"/>
-          </w:tcPr>
-          <w:p>
-            <w:r>
-              <w:rPr>
-                <w:sz w:val="18"/>
-              </w:rPr>
-            </w:r>
-          </w:p>
-        </w:tc>
-        <w:tc>
-          <w:tcPr>
-            <w:tcW w:type="dxa" w:w="960"/>
-          </w:tcPr>
-          <w:p>
-            <w:r>
-              <w:rPr>
-                <w:sz w:val="18"/>
-              </w:rPr>
-            </w:r>
-          </w:p>
-        </w:tc>
-        <w:tc>
-          <w:tcPr>
-            <w:tcW w:type="dxa" w:w="960"/>
-          </w:tcPr>
-          <w:p>
-            <w:r>
-              <w:rPr>
-                <w:sz w:val="18"/>
+            <w:tcW w:type="dxa" w:w="1650"/>
+          </w:tcPr>
+          <w:p>
+            <w:r>
+              <w:rPr>
+                <w:sz w:val="15"/>
+              </w:rPr>
+            </w:r>
+          </w:p>
+        </w:tc>
+        <w:tc>
+          <w:tcPr>
+            <w:tcW w:type="dxa" w:w="1650"/>
+          </w:tcPr>
+          <w:p>
+            <w:r>
+              <w:rPr>
+                <w:sz w:val="15"/>
+              </w:rPr>
+            </w:r>
+          </w:p>
+        </w:tc>
+        <w:tc>
+          <w:tcPr>
+            <w:tcW w:type="dxa" w:w="1650"/>
+          </w:tcPr>
+          <w:p>
+            <w:r>
+              <w:rPr>
+                <w:sz w:val="15"/>
+              </w:rPr>
+            </w:r>
+          </w:p>
+        </w:tc>
+        <w:tc>
+          <w:tcPr>
+            <w:tcW w:type="dxa" w:w="1650"/>
+          </w:tcPr>
+          <w:p>
+            <w:r>
+              <w:rPr>
+                <w:sz w:val="15"/>
+              </w:rPr>
+            </w:r>
+          </w:p>
+        </w:tc>
+        <w:tc>
+          <w:tcPr>
+            <w:tcW w:type="dxa" w:w="1650"/>
+          </w:tcPr>
+          <w:p>
+            <w:r>
+              <w:rPr>
+                <w:sz w:val="15"/>
+              </w:rPr>
+            </w:r>
+          </w:p>
+        </w:tc>
+        <w:tc>
+          <w:tcPr>
+            <w:tcW w:type="dxa" w:w="1650"/>
+          </w:tcPr>
+          <w:p>
+            <w:r>
+              <w:rPr>
+                <w:sz w:val="15"/>
+              </w:rPr>
+            </w:r>
+          </w:p>
+        </w:tc>
+        <w:tc>
+          <w:tcPr>
+            <w:tcW w:type="dxa" w:w="1650"/>
+          </w:tcPr>
+          <w:p>
+            <w:r>
+              <w:rPr>
+                <w:sz w:val="15"/>
               </w:rPr>
             </w:r>
           </w:p>
@@ -7079,18 +7091,18 @@
       <w:tr>
         <w:tc>
           <w:tcPr>
-            <w:tcW w:type="dxa" w:w="960"/>
-          </w:tcPr>
-          <w:p>
-            <w:r>
-              <w:rPr>
-                <w:sz w:val="18"/>
-              </w:rPr>
-            </w:r>
-            <w:r>
-              <w:rPr>
-                <w:rFonts w:ascii="Yu Gothic" w:hAnsi="Yu Gothic" w:eastAsia="Yu Gothic"/>
-                <w:sz w:val="18"/>
+            <w:tcW w:type="dxa" w:w="1650"/>
+          </w:tcPr>
+          <w:p>
+            <w:r>
+              <w:rPr>
+                <w:sz w:val="15"/>
+              </w:rPr>
+            </w:r>
+            <w:r>
+              <w:rPr>
+                <w:rFonts w:ascii="Yu Gothic" w:hAnsi="Yu Gothic" w:eastAsia="Yu Gothic"/>
+                <w:sz w:val="15"/>
               </w:rPr>
               <w:t>4</w:t>
             </w:r>
@@ -7098,18 +7110,18 @@
         </w:tc>
         <w:tc>
           <w:tcPr>
-            <w:tcW w:type="dxa" w:w="960"/>
-          </w:tcPr>
-          <w:p>
-            <w:r>
-              <w:rPr>
-                <w:sz w:val="18"/>
-              </w:rPr>
-            </w:r>
-            <w:r>
-              <w:rPr>
-                <w:rFonts w:ascii="Yu Gothic" w:hAnsi="Yu Gothic" w:eastAsia="Yu Gothic"/>
-                <w:sz w:val="18"/>
+            <w:tcW w:type="dxa" w:w="1650"/>
+          </w:tcPr>
+          <w:p>
+            <w:r>
+              <w:rPr>
+                <w:sz w:val="15"/>
+              </w:rPr>
+            </w:r>
+            <w:r>
+              <w:rPr>
+                <w:rFonts w:ascii="Yu Gothic" w:hAnsi="Yu Gothic" w:eastAsia="Yu Gothic"/>
+                <w:sz w:val="15"/>
               </w:rPr>
               <w:t>動作確認（§4）</w:t>
             </w:r>
@@ -7117,84 +7129,84 @@
         </w:tc>
         <w:tc>
           <w:tcPr>
-            <w:tcW w:type="dxa" w:w="960"/>
-          </w:tcPr>
-          <w:p>
-            <w:r>
-              <w:rPr>
-                <w:sz w:val="18"/>
-              </w:rPr>
-            </w:r>
-          </w:p>
-        </w:tc>
-        <w:tc>
-          <w:tcPr>
-            <w:tcW w:type="dxa" w:w="960"/>
-          </w:tcPr>
-          <w:p>
-            <w:r>
-              <w:rPr>
-                <w:sz w:val="18"/>
-              </w:rPr>
-            </w:r>
-          </w:p>
-        </w:tc>
-        <w:tc>
-          <w:tcPr>
-            <w:tcW w:type="dxa" w:w="960"/>
-          </w:tcPr>
-          <w:p>
-            <w:r>
-              <w:rPr>
-                <w:sz w:val="18"/>
-              </w:rPr>
-            </w:r>
-          </w:p>
-        </w:tc>
-        <w:tc>
-          <w:tcPr>
-            <w:tcW w:type="dxa" w:w="960"/>
-          </w:tcPr>
-          <w:p>
-            <w:r>
-              <w:rPr>
-                <w:sz w:val="18"/>
-              </w:rPr>
-            </w:r>
-          </w:p>
-        </w:tc>
-        <w:tc>
-          <w:tcPr>
-            <w:tcW w:type="dxa" w:w="960"/>
-          </w:tcPr>
-          <w:p>
-            <w:r>
-              <w:rPr>
-                <w:sz w:val="18"/>
-              </w:rPr>
-            </w:r>
-          </w:p>
-        </w:tc>
-        <w:tc>
-          <w:tcPr>
-            <w:tcW w:type="dxa" w:w="960"/>
-          </w:tcPr>
-          <w:p>
-            <w:r>
-              <w:rPr>
-                <w:sz w:val="18"/>
-              </w:rPr>
-            </w:r>
-          </w:p>
-        </w:tc>
-        <w:tc>
-          <w:tcPr>
-            <w:tcW w:type="dxa" w:w="960"/>
-          </w:tcPr>
-          <w:p>
-            <w:r>
-              <w:rPr>
-                <w:sz w:val="18"/>
+            <w:tcW w:type="dxa" w:w="1650"/>
+          </w:tcPr>
+          <w:p>
+            <w:r>
+              <w:rPr>
+                <w:sz w:val="15"/>
+              </w:rPr>
+            </w:r>
+          </w:p>
+        </w:tc>
+        <w:tc>
+          <w:tcPr>
+            <w:tcW w:type="dxa" w:w="1650"/>
+          </w:tcPr>
+          <w:p>
+            <w:r>
+              <w:rPr>
+                <w:sz w:val="15"/>
+              </w:rPr>
+            </w:r>
+          </w:p>
+        </w:tc>
+        <w:tc>
+          <w:tcPr>
+            <w:tcW w:type="dxa" w:w="1650"/>
+          </w:tcPr>
+          <w:p>
+            <w:r>
+              <w:rPr>
+                <w:sz w:val="15"/>
+              </w:rPr>
+            </w:r>
+          </w:p>
+        </w:tc>
+        <w:tc>
+          <w:tcPr>
+            <w:tcW w:type="dxa" w:w="1650"/>
+          </w:tcPr>
+          <w:p>
+            <w:r>
+              <w:rPr>
+                <w:sz w:val="15"/>
+              </w:rPr>
+            </w:r>
+          </w:p>
+        </w:tc>
+        <w:tc>
+          <w:tcPr>
+            <w:tcW w:type="dxa" w:w="1650"/>
+          </w:tcPr>
+          <w:p>
+            <w:r>
+              <w:rPr>
+                <w:sz w:val="15"/>
+              </w:rPr>
+            </w:r>
+          </w:p>
+        </w:tc>
+        <w:tc>
+          <w:tcPr>
+            <w:tcW w:type="dxa" w:w="1650"/>
+          </w:tcPr>
+          <w:p>
+            <w:r>
+              <w:rPr>
+                <w:sz w:val="15"/>
+              </w:rPr>
+            </w:r>
+          </w:p>
+        </w:tc>
+        <w:tc>
+          <w:tcPr>
+            <w:tcW w:type="dxa" w:w="1650"/>
+          </w:tcPr>
+          <w:p>
+            <w:r>
+              <w:rPr>
+                <w:sz w:val="15"/>
               </w:rPr>
             </w:r>
           </w:p>
@@ -7203,18 +7215,18 @@
       <w:tr>
         <w:tc>
           <w:tcPr>
-            <w:tcW w:type="dxa" w:w="960"/>
-          </w:tcPr>
-          <w:p>
-            <w:r>
-              <w:rPr>
-                <w:sz w:val="18"/>
-              </w:rPr>
-            </w:r>
-            <w:r>
-              <w:rPr>
-                <w:rFonts w:ascii="Yu Gothic" w:hAnsi="Yu Gothic" w:eastAsia="Yu Gothic"/>
-                <w:sz w:val="18"/>
+            <w:tcW w:type="dxa" w:w="1650"/>
+          </w:tcPr>
+          <w:p>
+            <w:r>
+              <w:rPr>
+                <w:sz w:val="15"/>
+              </w:rPr>
+            </w:r>
+            <w:r>
+              <w:rPr>
+                <w:rFonts w:ascii="Yu Gothic" w:hAnsi="Yu Gothic" w:eastAsia="Yu Gothic"/>
+                <w:sz w:val="15"/>
               </w:rPr>
               <w:t>5</w:t>
             </w:r>
@@ -7222,32 +7234,32 @@
         </w:tc>
         <w:tc>
           <w:tcPr>
-            <w:tcW w:type="dxa" w:w="960"/>
-          </w:tcPr>
-          <w:p>
-            <w:r>
-              <w:rPr>
-                <w:sz w:val="18"/>
-              </w:rPr>
-            </w:r>
-            <w:r>
-              <w:rPr>
-                <w:rFonts w:ascii="Yu Gothic" w:hAnsi="Yu Gothic" w:eastAsia="Yu Gothic"/>
-                <w:sz w:val="18"/>
+            <w:tcW w:type="dxa" w:w="1650"/>
+          </w:tcPr>
+          <w:p>
+            <w:r>
+              <w:rPr>
+                <w:sz w:val="15"/>
+              </w:rPr>
+            </w:r>
+            <w:r>
+              <w:rPr>
+                <w:rFonts w:ascii="Yu Gothic" w:hAnsi="Yu Gothic" w:eastAsia="Yu Gothic"/>
+                <w:sz w:val="15"/>
               </w:rPr>
               <w:t>移行判定（</w:t>
             </w:r>
             <w:r>
               <w:rPr>
                 <w:rFonts w:ascii="Consolas" w:hAnsi="Consolas" w:eastAsia="Consolas"/>
-                <w:sz w:val="18"/>
+                <w:sz w:val="15"/>
               </w:rPr>
               <w:t>WS2D-MG-001</w:t>
             </w:r>
             <w:r>
               <w:rPr>
                 <w:rFonts w:ascii="Yu Gothic" w:hAnsi="Yu Gothic" w:eastAsia="Yu Gothic"/>
-                <w:sz w:val="18"/>
+                <w:sz w:val="15"/>
               </w:rPr>
               <w:t>§7）</w:t>
             </w:r>
@@ -7255,84 +7267,84 @@
         </w:tc>
         <w:tc>
           <w:tcPr>
-            <w:tcW w:type="dxa" w:w="960"/>
-          </w:tcPr>
-          <w:p>
-            <w:r>
-              <w:rPr>
-                <w:sz w:val="18"/>
-              </w:rPr>
-            </w:r>
-          </w:p>
-        </w:tc>
-        <w:tc>
-          <w:tcPr>
-            <w:tcW w:type="dxa" w:w="960"/>
-          </w:tcPr>
-          <w:p>
-            <w:r>
-              <w:rPr>
-                <w:sz w:val="18"/>
-              </w:rPr>
-            </w:r>
-          </w:p>
-        </w:tc>
-        <w:tc>
-          <w:tcPr>
-            <w:tcW w:type="dxa" w:w="960"/>
-          </w:tcPr>
-          <w:p>
-            <w:r>
-              <w:rPr>
-                <w:sz w:val="18"/>
-              </w:rPr>
-            </w:r>
-          </w:p>
-        </w:tc>
-        <w:tc>
-          <w:tcPr>
-            <w:tcW w:type="dxa" w:w="960"/>
-          </w:tcPr>
-          <w:p>
-            <w:r>
-              <w:rPr>
-                <w:sz w:val="18"/>
-              </w:rPr>
-            </w:r>
-          </w:p>
-        </w:tc>
-        <w:tc>
-          <w:tcPr>
-            <w:tcW w:type="dxa" w:w="960"/>
-          </w:tcPr>
-          <w:p>
-            <w:r>
-              <w:rPr>
-                <w:sz w:val="18"/>
-              </w:rPr>
-            </w:r>
-          </w:p>
-        </w:tc>
-        <w:tc>
-          <w:tcPr>
-            <w:tcW w:type="dxa" w:w="960"/>
-          </w:tcPr>
-          <w:p>
-            <w:r>
-              <w:rPr>
-                <w:sz w:val="18"/>
-              </w:rPr>
-            </w:r>
-          </w:p>
-        </w:tc>
-        <w:tc>
-          <w:tcPr>
-            <w:tcW w:type="dxa" w:w="960"/>
-          </w:tcPr>
-          <w:p>
-            <w:r>
-              <w:rPr>
-                <w:sz w:val="18"/>
+            <w:tcW w:type="dxa" w:w="1650"/>
+          </w:tcPr>
+          <w:p>
+            <w:r>
+              <w:rPr>
+                <w:sz w:val="15"/>
+              </w:rPr>
+            </w:r>
+          </w:p>
+        </w:tc>
+        <w:tc>
+          <w:tcPr>
+            <w:tcW w:type="dxa" w:w="1650"/>
+          </w:tcPr>
+          <w:p>
+            <w:r>
+              <w:rPr>
+                <w:sz w:val="15"/>
+              </w:rPr>
+            </w:r>
+          </w:p>
+        </w:tc>
+        <w:tc>
+          <w:tcPr>
+            <w:tcW w:type="dxa" w:w="1650"/>
+          </w:tcPr>
+          <w:p>
+            <w:r>
+              <w:rPr>
+                <w:sz w:val="15"/>
+              </w:rPr>
+            </w:r>
+          </w:p>
+        </w:tc>
+        <w:tc>
+          <w:tcPr>
+            <w:tcW w:type="dxa" w:w="1650"/>
+          </w:tcPr>
+          <w:p>
+            <w:r>
+              <w:rPr>
+                <w:sz w:val="15"/>
+              </w:rPr>
+            </w:r>
+          </w:p>
+        </w:tc>
+        <w:tc>
+          <w:tcPr>
+            <w:tcW w:type="dxa" w:w="1650"/>
+          </w:tcPr>
+          <w:p>
+            <w:r>
+              <w:rPr>
+                <w:sz w:val="15"/>
+              </w:rPr>
+            </w:r>
+          </w:p>
+        </w:tc>
+        <w:tc>
+          <w:tcPr>
+            <w:tcW w:type="dxa" w:w="1650"/>
+          </w:tcPr>
+          <w:p>
+            <w:r>
+              <w:rPr>
+                <w:sz w:val="15"/>
+              </w:rPr>
+            </w:r>
+          </w:p>
+        </w:tc>
+        <w:tc>
+          <w:tcPr>
+            <w:tcW w:type="dxa" w:w="1650"/>
+          </w:tcPr>
+          <w:p>
+            <w:r>
+              <w:rPr>
+                <w:sz w:val="15"/>
               </w:rPr>
             </w:r>
           </w:p>
@@ -7341,18 +7353,18 @@
       <w:tr>
         <w:tc>
           <w:tcPr>
-            <w:tcW w:type="dxa" w:w="960"/>
-          </w:tcPr>
-          <w:p>
-            <w:r>
-              <w:rPr>
-                <w:sz w:val="18"/>
-              </w:rPr>
-            </w:r>
-            <w:r>
-              <w:rPr>
-                <w:rFonts w:ascii="Yu Gothic" w:hAnsi="Yu Gothic" w:eastAsia="Yu Gothic"/>
-                <w:sz w:val="18"/>
+            <w:tcW w:type="dxa" w:w="1650"/>
+          </w:tcPr>
+          <w:p>
+            <w:r>
+              <w:rPr>
+                <w:sz w:val="15"/>
+              </w:rPr>
+            </w:r>
+            <w:r>
+              <w:rPr>
+                <w:rFonts w:ascii="Yu Gothic" w:hAnsi="Yu Gothic" w:eastAsia="Yu Gothic"/>
+                <w:sz w:val="15"/>
               </w:rPr>
               <w:t>6</w:t>
             </w:r>
@@ -7360,18 +7372,18 @@
         </w:tc>
         <w:tc>
           <w:tcPr>
-            <w:tcW w:type="dxa" w:w="960"/>
-          </w:tcPr>
-          <w:p>
-            <w:r>
-              <w:rPr>
-                <w:sz w:val="18"/>
-              </w:rPr>
-            </w:r>
-            <w:r>
-              <w:rPr>
-                <w:rFonts w:ascii="Yu Gothic" w:hAnsi="Yu Gothic" w:eastAsia="Yu Gothic"/>
-                <w:sz w:val="18"/>
+            <w:tcW w:type="dxa" w:w="1650"/>
+          </w:tcPr>
+          <w:p>
+            <w:r>
+              <w:rPr>
+                <w:sz w:val="15"/>
+              </w:rPr>
+            </w:r>
+            <w:r>
+              <w:rPr>
+                <w:rFonts w:ascii="Yu Gothic" w:hAnsi="Yu Gothic" w:eastAsia="Yu Gothic"/>
+                <w:sz w:val="15"/>
               </w:rPr>
               <w:t>切り戻し（§5、実施した場合のみ）</w:t>
             </w:r>
@@ -7379,90 +7391,100 @@
         </w:tc>
         <w:tc>
           <w:tcPr>
-            <w:tcW w:type="dxa" w:w="960"/>
-          </w:tcPr>
-          <w:p>
-            <w:r>
-              <w:rPr>
-                <w:sz w:val="18"/>
-              </w:rPr>
-            </w:r>
-          </w:p>
-        </w:tc>
-        <w:tc>
-          <w:tcPr>
-            <w:tcW w:type="dxa" w:w="960"/>
-          </w:tcPr>
-          <w:p>
-            <w:r>
-              <w:rPr>
-                <w:sz w:val="18"/>
-              </w:rPr>
-            </w:r>
-          </w:p>
-        </w:tc>
-        <w:tc>
-          <w:tcPr>
-            <w:tcW w:type="dxa" w:w="960"/>
-          </w:tcPr>
-          <w:p>
-            <w:r>
-              <w:rPr>
-                <w:sz w:val="18"/>
-              </w:rPr>
-            </w:r>
-          </w:p>
-        </w:tc>
-        <w:tc>
-          <w:tcPr>
-            <w:tcW w:type="dxa" w:w="960"/>
-          </w:tcPr>
-          <w:p>
-            <w:r>
-              <w:rPr>
-                <w:sz w:val="18"/>
-              </w:rPr>
-            </w:r>
-          </w:p>
-        </w:tc>
-        <w:tc>
-          <w:tcPr>
-            <w:tcW w:type="dxa" w:w="960"/>
-          </w:tcPr>
-          <w:p>
-            <w:r>
-              <w:rPr>
-                <w:sz w:val="18"/>
-              </w:rPr>
-            </w:r>
-          </w:p>
-        </w:tc>
-        <w:tc>
-          <w:tcPr>
-            <w:tcW w:type="dxa" w:w="960"/>
-          </w:tcPr>
-          <w:p>
-            <w:r>
-              <w:rPr>
-                <w:sz w:val="18"/>
-              </w:rPr>
-            </w:r>
-          </w:p>
-        </w:tc>
-        <w:tc>
-          <w:tcPr>
-            <w:tcW w:type="dxa" w:w="960"/>
-          </w:tcPr>
-          <w:p>
-            <w:r>
-              <w:rPr>
-                <w:sz w:val="18"/>
+            <w:tcW w:type="dxa" w:w="1650"/>
+          </w:tcPr>
+          <w:p>
+            <w:r>
+              <w:rPr>
+                <w:sz w:val="15"/>
+              </w:rPr>
+            </w:r>
+          </w:p>
+        </w:tc>
+        <w:tc>
+          <w:tcPr>
+            <w:tcW w:type="dxa" w:w="1650"/>
+          </w:tcPr>
+          <w:p>
+            <w:r>
+              <w:rPr>
+                <w:sz w:val="15"/>
+              </w:rPr>
+            </w:r>
+          </w:p>
+        </w:tc>
+        <w:tc>
+          <w:tcPr>
+            <w:tcW w:type="dxa" w:w="1650"/>
+          </w:tcPr>
+          <w:p>
+            <w:r>
+              <w:rPr>
+                <w:sz w:val="15"/>
+              </w:rPr>
+            </w:r>
+          </w:p>
+        </w:tc>
+        <w:tc>
+          <w:tcPr>
+            <w:tcW w:type="dxa" w:w="1650"/>
+          </w:tcPr>
+          <w:p>
+            <w:r>
+              <w:rPr>
+                <w:sz w:val="15"/>
+              </w:rPr>
+            </w:r>
+          </w:p>
+        </w:tc>
+        <w:tc>
+          <w:tcPr>
+            <w:tcW w:type="dxa" w:w="1650"/>
+          </w:tcPr>
+          <w:p>
+            <w:r>
+              <w:rPr>
+                <w:sz w:val="15"/>
+              </w:rPr>
+            </w:r>
+          </w:p>
+        </w:tc>
+        <w:tc>
+          <w:tcPr>
+            <w:tcW w:type="dxa" w:w="1650"/>
+          </w:tcPr>
+          <w:p>
+            <w:r>
+              <w:rPr>
+                <w:sz w:val="15"/>
+              </w:rPr>
+            </w:r>
+          </w:p>
+        </w:tc>
+        <w:tc>
+          <w:tcPr>
+            <w:tcW w:type="dxa" w:w="1650"/>
+          </w:tcPr>
+          <w:p>
+            <w:r>
+              <w:rPr>
+                <w:sz w:val="15"/>
               </w:rPr>
             </w:r>
           </w:p>
         </w:tc>
       </w:tr>
     </w:tbl>
+    <w:p>
+      <w:pPr>
+        <w:sectPr>
+          <w:pgSz w:w="16838" w:h="11906" w:orient="landscape"/>
+          <w:pgMar w:top="1417" w:right="850" w:bottom="1134" w:left="1134" w:header="720" w:footer="720" w:gutter="0"/>
+          <w:cols w:space="720"/>
+          <w:docGrid w:linePitch="360"/>
+        </w:sectPr>
+      </w:pPr>
+    </w:p>
     <w:p/>
     <w:p>
       <w:r>
@@ -7547,19 +7569,19 @@
       <w:tblPr>
         <w:tblStyle w:val="TableGrid"/>
         <w:tblW w:type="auto" w:w="0"/>
-        <w:tblLayout w:type="autofit"/>
+        <w:tblLayout w:type="fixed"/>
         <w:tblLook w:firstColumn="1" w:firstRow="1" w:lastColumn="0" w:lastRow="0" w:noHBand="0" w:noVBand="1" w:val="04A0"/>
       </w:tblPr>
       <w:tblGrid>
-        <w:gridCol w:w="2160"/>
-        <w:gridCol w:w="2160"/>
-        <w:gridCol w:w="2160"/>
-        <w:gridCol w:w="2160"/>
+        <w:gridCol w:w="2480"/>
+        <w:gridCol w:w="2480"/>
+        <w:gridCol w:w="2480"/>
+        <w:gridCol w:w="2480"/>
       </w:tblGrid>
       <w:tr>
         <w:tc>
           <w:tcPr>
-            <w:tcW w:type="dxa" w:w="2160"/>
+            <w:tcW w:type="dxa" w:w="2480"/>
             <w:shd w:fill="D9E2F3"/>
           </w:tcPr>
           <w:p>
@@ -7581,7 +7603,7 @@
         </w:tc>
         <w:tc>
           <w:tcPr>
-            <w:tcW w:type="dxa" w:w="2160"/>
+            <w:tcW w:type="dxa" w:w="2480"/>
             <w:shd w:fill="D9E2F3"/>
           </w:tcPr>
           <w:p>
@@ -7603,7 +7625,7 @@
         </w:tc>
         <w:tc>
           <w:tcPr>
-            <w:tcW w:type="dxa" w:w="2160"/>
+            <w:tcW w:type="dxa" w:w="2480"/>
             <w:shd w:fill="D9E2F3"/>
           </w:tcPr>
           <w:p>
@@ -7625,7 +7647,7 @@
         </w:tc>
         <w:tc>
           <w:tcPr>
-            <w:tcW w:type="dxa" w:w="2160"/>
+            <w:tcW w:type="dxa" w:w="2480"/>
             <w:shd w:fill="D9E2F3"/>
           </w:tcPr>
           <w:p>
@@ -7649,7 +7671,7 @@
       <w:tr>
         <w:tc>
           <w:tcPr>
-            <w:tcW w:type="dxa" w:w="2160"/>
+            <w:tcW w:type="dxa" w:w="2480"/>
           </w:tcPr>
           <w:p>
             <w:r>
@@ -7668,7 +7690,7 @@
         </w:tc>
         <w:tc>
           <w:tcPr>
-            <w:tcW w:type="dxa" w:w="2160"/>
+            <w:tcW w:type="dxa" w:w="2480"/>
           </w:tcPr>
           <w:p>
             <w:r>
@@ -7687,7 +7709,7 @@
         </w:tc>
         <w:tc>
           <w:tcPr>
-            <w:tcW w:type="dxa" w:w="2160"/>
+            <w:tcW w:type="dxa" w:w="2480"/>
           </w:tcPr>
           <w:p>
             <w:r>
@@ -7706,7 +7728,7 @@
         </w:tc>
         <w:tc>
           <w:tcPr>
-            <w:tcW w:type="dxa" w:w="2160"/>
+            <w:tcW w:type="dxa" w:w="2480"/>
           </w:tcPr>
           <w:p>
             <w:r>
@@ -7727,7 +7749,7 @@
       <w:tr>
         <w:tc>
           <w:tcPr>
-            <w:tcW w:type="dxa" w:w="2160"/>
+            <w:tcW w:type="dxa" w:w="2480"/>
           </w:tcPr>
           <w:p>
             <w:r>
@@ -7746,7 +7768,7 @@
         </w:tc>
         <w:tc>
           <w:tcPr>
-            <w:tcW w:type="dxa" w:w="2160"/>
+            <w:tcW w:type="dxa" w:w="2480"/>
           </w:tcPr>
           <w:p>
             <w:r>
@@ -7765,7 +7787,7 @@
         </w:tc>
         <w:tc>
           <w:tcPr>
-            <w:tcW w:type="dxa" w:w="2160"/>
+            <w:tcW w:type="dxa" w:w="2480"/>
           </w:tcPr>
           <w:p>
             <w:r>
@@ -7784,7 +7806,7 @@
         </w:tc>
         <w:tc>
           <w:tcPr>
-            <w:tcW w:type="dxa" w:w="2160"/>
+            <w:tcW w:type="dxa" w:w="2480"/>
           </w:tcPr>
           <w:p>
             <w:r>
@@ -7812,7 +7834,7 @@
       <w:tr>
         <w:tc>
           <w:tcPr>
-            <w:tcW w:type="dxa" w:w="2160"/>
+            <w:tcW w:type="dxa" w:w="2480"/>
           </w:tcPr>
           <w:p>
             <w:r>
@@ -7831,7 +7853,7 @@
         </w:tc>
         <w:tc>
           <w:tcPr>
-            <w:tcW w:type="dxa" w:w="2160"/>
+            <w:tcW w:type="dxa" w:w="2480"/>
           </w:tcPr>
           <w:p>
             <w:r>
@@ -7850,7 +7872,7 @@
         </w:tc>
         <w:tc>
           <w:tcPr>
-            <w:tcW w:type="dxa" w:w="2160"/>
+            <w:tcW w:type="dxa" w:w="2480"/>
           </w:tcPr>
           <w:p>
             <w:r>
@@ -7869,7 +7891,7 @@
         </w:tc>
         <w:tc>
           <w:tcPr>
-            <w:tcW w:type="dxa" w:w="2160"/>
+            <w:tcW w:type="dxa" w:w="2480"/>
           </w:tcPr>
           <w:p>
             <w:r>
@@ -7959,19 +7981,19 @@
       <w:tblPr>
         <w:tblStyle w:val="TableGrid"/>
         <w:tblW w:type="auto" w:w="0"/>
-        <w:tblLayout w:type="autofit"/>
+        <w:tblLayout w:type="fixed"/>
         <w:tblLook w:firstColumn="1" w:firstRow="1" w:lastColumn="0" w:lastRow="0" w:noHBand="0" w:noVBand="1" w:val="04A0"/>
       </w:tblPr>
       <w:tblGrid>
-        <w:gridCol w:w="2160"/>
-        <w:gridCol w:w="2160"/>
-        <w:gridCol w:w="2160"/>
-        <w:gridCol w:w="2160"/>
+        <w:gridCol w:w="2480"/>
+        <w:gridCol w:w="2480"/>
+        <w:gridCol w:w="2480"/>
+        <w:gridCol w:w="2480"/>
       </w:tblGrid>
       <w:tr>
         <w:tc>
           <w:tcPr>
-            <w:tcW w:type="dxa" w:w="2160"/>
+            <w:tcW w:type="dxa" w:w="2480"/>
             <w:shd w:fill="D9E2F3"/>
           </w:tcPr>
           <w:p>
@@ -7993,7 +8015,7 @@
         </w:tc>
         <w:tc>
           <w:tcPr>
-            <w:tcW w:type="dxa" w:w="2160"/>
+            <w:tcW w:type="dxa" w:w="2480"/>
             <w:shd w:fill="D9E2F3"/>
           </w:tcPr>
           <w:p>
@@ -8015,7 +8037,7 @@
         </w:tc>
         <w:tc>
           <w:tcPr>
-            <w:tcW w:type="dxa" w:w="2160"/>
+            <w:tcW w:type="dxa" w:w="2480"/>
             <w:shd w:fill="D9E2F3"/>
           </w:tcPr>
           <w:p>
@@ -8037,7 +8059,7 @@
         </w:tc>
         <w:tc>
           <w:tcPr>
-            <w:tcW w:type="dxa" w:w="2160"/>
+            <w:tcW w:type="dxa" w:w="2480"/>
             <w:shd w:fill="D9E2F3"/>
           </w:tcPr>
           <w:p>
@@ -8061,7 +8083,7 @@
       <w:tr>
         <w:tc>
           <w:tcPr>
-            <w:tcW w:type="dxa" w:w="2160"/>
+            <w:tcW w:type="dxa" w:w="2480"/>
           </w:tcPr>
           <w:p>
             <w:r>
@@ -8080,7 +8102,7 @@
         </w:tc>
         <w:tc>
           <w:tcPr>
-            <w:tcW w:type="dxa" w:w="2160"/>
+            <w:tcW w:type="dxa" w:w="2480"/>
           </w:tcPr>
           <w:p>
             <w:r>
@@ -8120,7 +8142,7 @@
         </w:tc>
         <w:tc>
           <w:tcPr>
-            <w:tcW w:type="dxa" w:w="2160"/>
+            <w:tcW w:type="dxa" w:w="2480"/>
           </w:tcPr>
           <w:p>
             <w:r>
@@ -8139,7 +8161,7 @@
         </w:tc>
         <w:tc>
           <w:tcPr>
-            <w:tcW w:type="dxa" w:w="2160"/>
+            <w:tcW w:type="dxa" w:w="2480"/>
           </w:tcPr>
           <w:p>
             <w:r>
@@ -8160,7 +8182,7 @@
       <w:tr>
         <w:tc>
           <w:tcPr>
-            <w:tcW w:type="dxa" w:w="2160"/>
+            <w:tcW w:type="dxa" w:w="2480"/>
           </w:tcPr>
           <w:p>
             <w:r>
@@ -8179,7 +8201,7 @@
         </w:tc>
         <w:tc>
           <w:tcPr>
-            <w:tcW w:type="dxa" w:w="2160"/>
+            <w:tcW w:type="dxa" w:w="2480"/>
           </w:tcPr>
           <w:p>
             <w:r>
@@ -8212,7 +8234,7 @@
         </w:tc>
         <w:tc>
           <w:tcPr>
-            <w:tcW w:type="dxa" w:w="2160"/>
+            <w:tcW w:type="dxa" w:w="2480"/>
           </w:tcPr>
           <w:p>
             <w:r>
@@ -8231,7 +8253,7 @@
         </w:tc>
         <w:tc>
           <w:tcPr>
-            <w:tcW w:type="dxa" w:w="2160"/>
+            <w:tcW w:type="dxa" w:w="2480"/>
           </w:tcPr>
           <w:p>
             <w:r>
@@ -8266,7 +8288,7 @@
       <w:tr>
         <w:tc>
           <w:tcPr>
-            <w:tcW w:type="dxa" w:w="2160"/>
+            <w:tcW w:type="dxa" w:w="2480"/>
           </w:tcPr>
           <w:p>
             <w:r>
@@ -8285,7 +8307,7 @@
         </w:tc>
         <w:tc>
           <w:tcPr>
-            <w:tcW w:type="dxa" w:w="2160"/>
+            <w:tcW w:type="dxa" w:w="2480"/>
           </w:tcPr>
           <w:p>
             <w:r>
@@ -8304,7 +8326,7 @@
         </w:tc>
         <w:tc>
           <w:tcPr>
-            <w:tcW w:type="dxa" w:w="2160"/>
+            <w:tcW w:type="dxa" w:w="2480"/>
           </w:tcPr>
           <w:p>
             <w:r>
@@ -8344,7 +8366,7 @@
         </w:tc>
         <w:tc>
           <w:tcPr>
-            <w:tcW w:type="dxa" w:w="2160"/>
+            <w:tcW w:type="dxa" w:w="2480"/>
           </w:tcPr>
           <w:p>
             <w:r>
@@ -8379,7 +8401,7 @@
       <w:tr>
         <w:tc>
           <w:tcPr>
-            <w:tcW w:type="dxa" w:w="2160"/>
+            <w:tcW w:type="dxa" w:w="2480"/>
           </w:tcPr>
           <w:p>
             <w:r>
@@ -8398,7 +8420,7 @@
         </w:tc>
         <w:tc>
           <w:tcPr>
-            <w:tcW w:type="dxa" w:w="2160"/>
+            <w:tcW w:type="dxa" w:w="2480"/>
           </w:tcPr>
           <w:p>
             <w:r>
@@ -8424,7 +8446,7 @@
         </w:tc>
         <w:tc>
           <w:tcPr>
-            <w:tcW w:type="dxa" w:w="2160"/>
+            <w:tcW w:type="dxa" w:w="2480"/>
           </w:tcPr>
           <w:p>
             <w:r>
@@ -8443,7 +8465,7 @@
         </w:tc>
         <w:tc>
           <w:tcPr>
-            <w:tcW w:type="dxa" w:w="2160"/>
+            <w:tcW w:type="dxa" w:w="2480"/>
           </w:tcPr>
           <w:p>
             <w:r>
@@ -8485,7 +8507,7 @@
       <w:tr>
         <w:tc>
           <w:tcPr>
-            <w:tcW w:type="dxa" w:w="2160"/>
+            <w:tcW w:type="dxa" w:w="2480"/>
           </w:tcPr>
           <w:p>
             <w:r>
@@ -8504,7 +8526,7 @@
         </w:tc>
         <w:tc>
           <w:tcPr>
-            <w:tcW w:type="dxa" w:w="2160"/>
+            <w:tcW w:type="dxa" w:w="2480"/>
           </w:tcPr>
           <w:p>
             <w:r>
@@ -8530,7 +8552,7 @@
         </w:tc>
         <w:tc>
           <w:tcPr>
-            <w:tcW w:type="dxa" w:w="2160"/>
+            <w:tcW w:type="dxa" w:w="2480"/>
           </w:tcPr>
           <w:p>
             <w:r>
@@ -8570,7 +8592,7 @@
         </w:tc>
         <w:tc>
           <w:tcPr>
-            <w:tcW w:type="dxa" w:w="2160"/>
+            <w:tcW w:type="dxa" w:w="2480"/>
           </w:tcPr>
           <w:p>
             <w:r>
@@ -8612,7 +8634,7 @@
       <w:tr>
         <w:tc>
           <w:tcPr>
-            <w:tcW w:type="dxa" w:w="2160"/>
+            <w:tcW w:type="dxa" w:w="2480"/>
           </w:tcPr>
           <w:p>
             <w:r>
@@ -8631,7 +8653,7 @@
         </w:tc>
         <w:tc>
           <w:tcPr>
-            <w:tcW w:type="dxa" w:w="2160"/>
+            <w:tcW w:type="dxa" w:w="2480"/>
           </w:tcPr>
           <w:p>
             <w:r>
@@ -8650,7 +8672,7 @@
         </w:tc>
         <w:tc>
           <w:tcPr>
-            <w:tcW w:type="dxa" w:w="2160"/>
+            <w:tcW w:type="dxa" w:w="2480"/>
           </w:tcPr>
           <w:p>
             <w:r>
@@ -8690,7 +8712,7 @@
         </w:tc>
         <w:tc>
           <w:tcPr>
-            <w:tcW w:type="dxa" w:w="2160"/>
+            <w:tcW w:type="dxa" w:w="2480"/>
           </w:tcPr>
           <w:p>
             <w:r>
@@ -8718,7 +8740,7 @@
       <w:tr>
         <w:tc>
           <w:tcPr>
-            <w:tcW w:type="dxa" w:w="2160"/>
+            <w:tcW w:type="dxa" w:w="2480"/>
           </w:tcPr>
           <w:p>
             <w:r>
@@ -8737,7 +8759,7 @@
         </w:tc>
         <w:tc>
           <w:tcPr>
-            <w:tcW w:type="dxa" w:w="2160"/>
+            <w:tcW w:type="dxa" w:w="2480"/>
           </w:tcPr>
           <w:p>
             <w:r>
@@ -8756,7 +8778,7 @@
         </w:tc>
         <w:tc>
           <w:tcPr>
-            <w:tcW w:type="dxa" w:w="2160"/>
+            <w:tcW w:type="dxa" w:w="2480"/>
           </w:tcPr>
           <w:p>
             <w:r>
@@ -8775,7 +8797,7 @@
         </w:tc>
         <w:tc>
           <w:tcPr>
-            <w:tcW w:type="dxa" w:w="2160"/>
+            <w:tcW w:type="dxa" w:w="2480"/>
           </w:tcPr>
           <w:p>
             <w:r>
@@ -8817,7 +8839,7 @@
       <w:tr>
         <w:tc>
           <w:tcPr>
-            <w:tcW w:type="dxa" w:w="2160"/>
+            <w:tcW w:type="dxa" w:w="2480"/>
           </w:tcPr>
           <w:p>
             <w:r>
@@ -8836,7 +8858,7 @@
         </w:tc>
         <w:tc>
           <w:tcPr>
-            <w:tcW w:type="dxa" w:w="2160"/>
+            <w:tcW w:type="dxa" w:w="2480"/>
           </w:tcPr>
           <w:p>
             <w:r>
@@ -8862,7 +8884,7 @@
         </w:tc>
         <w:tc>
           <w:tcPr>
-            <w:tcW w:type="dxa" w:w="2160"/>
+            <w:tcW w:type="dxa" w:w="2480"/>
           </w:tcPr>
           <w:p>
             <w:r>
@@ -8895,7 +8917,7 @@
         </w:tc>
         <w:tc>
           <w:tcPr>
-            <w:tcW w:type="dxa" w:w="2160"/>
+            <w:tcW w:type="dxa" w:w="2480"/>
           </w:tcPr>
           <w:p>
             <w:r>
@@ -8923,7 +8945,7 @@
       <w:tr>
         <w:tc>
           <w:tcPr>
-            <w:tcW w:type="dxa" w:w="2160"/>
+            <w:tcW w:type="dxa" w:w="2480"/>
           </w:tcPr>
           <w:p>
             <w:r>
@@ -8942,7 +8964,7 @@
         </w:tc>
         <w:tc>
           <w:tcPr>
-            <w:tcW w:type="dxa" w:w="2160"/>
+            <w:tcW w:type="dxa" w:w="2480"/>
           </w:tcPr>
           <w:p>
             <w:r>
@@ -8961,7 +8983,7 @@
         </w:tc>
         <w:tc>
           <w:tcPr>
-            <w:tcW w:type="dxa" w:w="2160"/>
+            <w:tcW w:type="dxa" w:w="2480"/>
           </w:tcPr>
           <w:p>
             <w:r>
@@ -8987,7 +9009,7 @@
         </w:tc>
         <w:tc>
           <w:tcPr>
-            <w:tcW w:type="dxa" w:w="2160"/>
+            <w:tcW w:type="dxa" w:w="2480"/>
           </w:tcPr>
           <w:p>
             <w:r>
@@ -9348,19 +9370,19 @@
       <w:tblPr>
         <w:tblStyle w:val="TableGrid"/>
         <w:tblW w:type="auto" w:w="0"/>
-        <w:tblLayout w:type="autofit"/>
+        <w:tblLayout w:type="fixed"/>
         <w:tblLook w:firstColumn="1" w:firstRow="1" w:lastColumn="0" w:lastRow="0" w:noHBand="0" w:noVBand="1" w:val="04A0"/>
       </w:tblPr>
       <w:tblGrid>
-        <w:gridCol w:w="2160"/>
-        <w:gridCol w:w="2160"/>
-        <w:gridCol w:w="2160"/>
-        <w:gridCol w:w="2160"/>
+        <w:gridCol w:w="2480"/>
+        <w:gridCol w:w="2480"/>
+        <w:gridCol w:w="2480"/>
+        <w:gridCol w:w="2480"/>
       </w:tblGrid>
       <w:tr>
         <w:tc>
           <w:tcPr>
-            <w:tcW w:type="dxa" w:w="2160"/>
+            <w:tcW w:type="dxa" w:w="2480"/>
             <w:shd w:fill="D9E2F3"/>
           </w:tcPr>
           <w:p>
@@ -9382,7 +9404,7 @@
         </w:tc>
         <w:tc>
           <w:tcPr>
-            <w:tcW w:type="dxa" w:w="2160"/>
+            <w:tcW w:type="dxa" w:w="2480"/>
             <w:shd w:fill="D9E2F3"/>
           </w:tcPr>
           <w:p>
@@ -9404,7 +9426,7 @@
         </w:tc>
         <w:tc>
           <w:tcPr>
-            <w:tcW w:type="dxa" w:w="2160"/>
+            <w:tcW w:type="dxa" w:w="2480"/>
             <w:shd w:fill="D9E2F3"/>
           </w:tcPr>
           <w:p>
@@ -9426,7 +9448,7 @@
         </w:tc>
         <w:tc>
           <w:tcPr>
-            <w:tcW w:type="dxa" w:w="2160"/>
+            <w:tcW w:type="dxa" w:w="2480"/>
             <w:shd w:fill="D9E2F3"/>
           </w:tcPr>
           <w:p>
@@ -9450,7 +9472,7 @@
       <w:tr>
         <w:tc>
           <w:tcPr>
-            <w:tcW w:type="dxa" w:w="2160"/>
+            <w:tcW w:type="dxa" w:w="2480"/>
           </w:tcPr>
           <w:p>
             <w:r>
@@ -9469,7 +9491,7 @@
         </w:tc>
         <w:tc>
           <w:tcPr>
-            <w:tcW w:type="dxa" w:w="2160"/>
+            <w:tcW w:type="dxa" w:w="2480"/>
           </w:tcPr>
           <w:p>
             <w:r>
@@ -9488,7 +9510,7 @@
         </w:tc>
         <w:tc>
           <w:tcPr>
-            <w:tcW w:type="dxa" w:w="2160"/>
+            <w:tcW w:type="dxa" w:w="2480"/>
           </w:tcPr>
           <w:p>
             <w:r>
@@ -9535,7 +9557,7 @@
         </w:tc>
         <w:tc>
           <w:tcPr>
-            <w:tcW w:type="dxa" w:w="2160"/>
+            <w:tcW w:type="dxa" w:w="2480"/>
           </w:tcPr>
           <w:p>
             <w:r>
@@ -9570,7 +9592,7 @@
       <w:tr>
         <w:tc>
           <w:tcPr>
-            <w:tcW w:type="dxa" w:w="2160"/>
+            <w:tcW w:type="dxa" w:w="2480"/>
           </w:tcPr>
           <w:p>
             <w:r>
@@ -9589,7 +9611,7 @@
         </w:tc>
         <w:tc>
           <w:tcPr>
-            <w:tcW w:type="dxa" w:w="2160"/>
+            <w:tcW w:type="dxa" w:w="2480"/>
           </w:tcPr>
           <w:p>
             <w:r>
@@ -9608,7 +9630,7 @@
         </w:tc>
         <w:tc>
           <w:tcPr>
-            <w:tcW w:type="dxa" w:w="2160"/>
+            <w:tcW w:type="dxa" w:w="2480"/>
           </w:tcPr>
           <w:p>
             <w:r>
@@ -9634,7 +9656,7 @@
         </w:tc>
         <w:tc>
           <w:tcPr>
-            <w:tcW w:type="dxa" w:w="2160"/>
+            <w:tcW w:type="dxa" w:w="2480"/>
           </w:tcPr>
           <w:p>
             <w:r>
@@ -9655,7 +9677,7 @@
       <w:tr>
         <w:tc>
           <w:tcPr>
-            <w:tcW w:type="dxa" w:w="2160"/>
+            <w:tcW w:type="dxa" w:w="2480"/>
           </w:tcPr>
           <w:p>
             <w:r>
@@ -9674,7 +9696,7 @@
         </w:tc>
         <w:tc>
           <w:tcPr>
-            <w:tcW w:type="dxa" w:w="2160"/>
+            <w:tcW w:type="dxa" w:w="2480"/>
           </w:tcPr>
           <w:p>
             <w:r>
@@ -9693,7 +9715,7 @@
         </w:tc>
         <w:tc>
           <w:tcPr>
-            <w:tcW w:type="dxa" w:w="2160"/>
+            <w:tcW w:type="dxa" w:w="2480"/>
           </w:tcPr>
           <w:p>
             <w:r>
@@ -9726,7 +9748,7 @@
         </w:tc>
         <w:tc>
           <w:tcPr>
-            <w:tcW w:type="dxa" w:w="2160"/>
+            <w:tcW w:type="dxa" w:w="2480"/>
           </w:tcPr>
           <w:p>
             <w:r>
@@ -9761,7 +9783,7 @@
       <w:tr>
         <w:tc>
           <w:tcPr>
-            <w:tcW w:type="dxa" w:w="2160"/>
+            <w:tcW w:type="dxa" w:w="2480"/>
           </w:tcPr>
           <w:p>
             <w:r>
@@ -9780,7 +9802,7 @@
         </w:tc>
         <w:tc>
           <w:tcPr>
-            <w:tcW w:type="dxa" w:w="2160"/>
+            <w:tcW w:type="dxa" w:w="2480"/>
           </w:tcPr>
           <w:p>
             <w:r>
@@ -9799,7 +9821,7 @@
         </w:tc>
         <w:tc>
           <w:tcPr>
-            <w:tcW w:type="dxa" w:w="2160"/>
+            <w:tcW w:type="dxa" w:w="2480"/>
           </w:tcPr>
           <w:p>
             <w:r>
@@ -9818,7 +9840,7 @@
         </w:tc>
         <w:tc>
           <w:tcPr>
-            <w:tcW w:type="dxa" w:w="2160"/>
+            <w:tcW w:type="dxa" w:w="2480"/>
           </w:tcPr>
           <w:p>
             <w:r>
@@ -9839,7 +9861,7 @@
       <w:tr>
         <w:tc>
           <w:tcPr>
-            <w:tcW w:type="dxa" w:w="2160"/>
+            <w:tcW w:type="dxa" w:w="2480"/>
           </w:tcPr>
           <w:p>
             <w:r>
@@ -9858,7 +9880,7 @@
         </w:tc>
         <w:tc>
           <w:tcPr>
-            <w:tcW w:type="dxa" w:w="2160"/>
+            <w:tcW w:type="dxa" w:w="2480"/>
           </w:tcPr>
           <w:p>
             <w:r>
@@ -9877,7 +9899,7 @@
         </w:tc>
         <w:tc>
           <w:tcPr>
-            <w:tcW w:type="dxa" w:w="2160"/>
+            <w:tcW w:type="dxa" w:w="2480"/>
           </w:tcPr>
           <w:p>
             <w:r>
@@ -9903,7 +9925,7 @@
         </w:tc>
         <w:tc>
           <w:tcPr>
-            <w:tcW w:type="dxa" w:w="2160"/>
+            <w:tcW w:type="dxa" w:w="2480"/>
           </w:tcPr>
           <w:p>
             <w:r>
@@ -9993,19 +10015,19 @@
       <w:tblPr>
         <w:tblStyle w:val="TableGrid"/>
         <w:tblW w:type="auto" w:w="0"/>
-        <w:tblLayout w:type="autofit"/>
+        <w:tblLayout w:type="fixed"/>
         <w:tblLook w:firstColumn="1" w:firstRow="1" w:lastColumn="0" w:lastRow="0" w:noHBand="0" w:noVBand="1" w:val="04A0"/>
       </w:tblPr>
       <w:tblGrid>
-        <w:gridCol w:w="2160"/>
-        <w:gridCol w:w="2160"/>
-        <w:gridCol w:w="2160"/>
-        <w:gridCol w:w="2160"/>
+        <w:gridCol w:w="2480"/>
+        <w:gridCol w:w="2480"/>
+        <w:gridCol w:w="2480"/>
+        <w:gridCol w:w="2480"/>
       </w:tblGrid>
       <w:tr>
         <w:tc>
           <w:tcPr>
-            <w:tcW w:type="dxa" w:w="2160"/>
+            <w:tcW w:type="dxa" w:w="2480"/>
             <w:shd w:fill="D9E2F3"/>
           </w:tcPr>
           <w:p>
@@ -10027,7 +10049,7 @@
         </w:tc>
         <w:tc>
           <w:tcPr>
-            <w:tcW w:type="dxa" w:w="2160"/>
+            <w:tcW w:type="dxa" w:w="2480"/>
             <w:shd w:fill="D9E2F3"/>
           </w:tcPr>
           <w:p>
@@ -10049,7 +10071,7 @@
         </w:tc>
         <w:tc>
           <w:tcPr>
-            <w:tcW w:type="dxa" w:w="2160"/>
+            <w:tcW w:type="dxa" w:w="2480"/>
             <w:shd w:fill="D9E2F3"/>
           </w:tcPr>
           <w:p>
@@ -10071,7 +10093,7 @@
         </w:tc>
         <w:tc>
           <w:tcPr>
-            <w:tcW w:type="dxa" w:w="2160"/>
+            <w:tcW w:type="dxa" w:w="2480"/>
             <w:shd w:fill="D9E2F3"/>
           </w:tcPr>
           <w:p>
@@ -10095,7 +10117,7 @@
       <w:tr>
         <w:tc>
           <w:tcPr>
-            <w:tcW w:type="dxa" w:w="2160"/>
+            <w:tcW w:type="dxa" w:w="2480"/>
           </w:tcPr>
           <w:p>
             <w:r>
@@ -10114,7 +10136,7 @@
         </w:tc>
         <w:tc>
           <w:tcPr>
-            <w:tcW w:type="dxa" w:w="2160"/>
+            <w:tcW w:type="dxa" w:w="2480"/>
           </w:tcPr>
           <w:p>
             <w:r>
@@ -10133,7 +10155,7 @@
         </w:tc>
         <w:tc>
           <w:tcPr>
-            <w:tcW w:type="dxa" w:w="2160"/>
+            <w:tcW w:type="dxa" w:w="2480"/>
           </w:tcPr>
           <w:p>
             <w:r>
@@ -10159,7 +10181,7 @@
         </w:tc>
         <w:tc>
           <w:tcPr>
-            <w:tcW w:type="dxa" w:w="2160"/>
+            <w:tcW w:type="dxa" w:w="2480"/>
           </w:tcPr>
           <w:p>
             <w:r>
@@ -10180,7 +10202,7 @@
       <w:tr>
         <w:tc>
           <w:tcPr>
-            <w:tcW w:type="dxa" w:w="2160"/>
+            <w:tcW w:type="dxa" w:w="2480"/>
           </w:tcPr>
           <w:p>
             <w:r>
@@ -10199,7 +10221,7 @@
         </w:tc>
         <w:tc>
           <w:tcPr>
-            <w:tcW w:type="dxa" w:w="2160"/>
+            <w:tcW w:type="dxa" w:w="2480"/>
           </w:tcPr>
           <w:p>
             <w:r>
@@ -10218,7 +10240,7 @@
         </w:tc>
         <w:tc>
           <w:tcPr>
-            <w:tcW w:type="dxa" w:w="2160"/>
+            <w:tcW w:type="dxa" w:w="2480"/>
           </w:tcPr>
           <w:p>
             <w:r>
@@ -10244,7 +10266,7 @@
         </w:tc>
         <w:tc>
           <w:tcPr>
-            <w:tcW w:type="dxa" w:w="2160"/>
+            <w:tcW w:type="dxa" w:w="2480"/>
           </w:tcPr>
           <w:p>
             <w:r>
@@ -10265,7 +10287,7 @@
       <w:tr>
         <w:tc>
           <w:tcPr>
-            <w:tcW w:type="dxa" w:w="2160"/>
+            <w:tcW w:type="dxa" w:w="2480"/>
           </w:tcPr>
           <w:p>
             <w:r>
@@ -10284,7 +10306,7 @@
         </w:tc>
         <w:tc>
           <w:tcPr>
-            <w:tcW w:type="dxa" w:w="2160"/>
+            <w:tcW w:type="dxa" w:w="2480"/>
           </w:tcPr>
           <w:p>
             <w:r>
@@ -10303,7 +10325,7 @@
         </w:tc>
         <w:tc>
           <w:tcPr>
-            <w:tcW w:type="dxa" w:w="2160"/>
+            <w:tcW w:type="dxa" w:w="2480"/>
           </w:tcPr>
           <w:p>
             <w:r>
@@ -10322,7 +10344,7 @@
         </w:tc>
         <w:tc>
           <w:tcPr>
-            <w:tcW w:type="dxa" w:w="2160"/>
+            <w:tcW w:type="dxa" w:w="2480"/>
           </w:tcPr>
           <w:p>
             <w:r>
@@ -10343,7 +10365,7 @@
       <w:tr>
         <w:tc>
           <w:tcPr>
-            <w:tcW w:type="dxa" w:w="2160"/>
+            <w:tcW w:type="dxa" w:w="2480"/>
           </w:tcPr>
           <w:p>
             <w:r>
@@ -10362,7 +10384,7 @@
         </w:tc>
         <w:tc>
           <w:tcPr>
-            <w:tcW w:type="dxa" w:w="2160"/>
+            <w:tcW w:type="dxa" w:w="2480"/>
           </w:tcPr>
           <w:p>
             <w:r>
@@ -10381,7 +10403,7 @@
         </w:tc>
         <w:tc>
           <w:tcPr>
-            <w:tcW w:type="dxa" w:w="2160"/>
+            <w:tcW w:type="dxa" w:w="2480"/>
           </w:tcPr>
           <w:p>
             <w:r>
@@ -10421,7 +10443,7 @@
         </w:tc>
         <w:tc>
           <w:tcPr>
-            <w:tcW w:type="dxa" w:w="2160"/>
+            <w:tcW w:type="dxa" w:w="2480"/>
           </w:tcPr>
           <w:p>
             <w:r>
@@ -10442,7 +10464,7 @@
       <w:tr>
         <w:tc>
           <w:tcPr>
-            <w:tcW w:type="dxa" w:w="2160"/>
+            <w:tcW w:type="dxa" w:w="2480"/>
           </w:tcPr>
           <w:p>
             <w:r>
@@ -10461,7 +10483,7 @@
         </w:tc>
         <w:tc>
           <w:tcPr>
-            <w:tcW w:type="dxa" w:w="2160"/>
+            <w:tcW w:type="dxa" w:w="2480"/>
           </w:tcPr>
           <w:p>
             <w:r>
@@ -10480,7 +10502,7 @@
         </w:tc>
         <w:tc>
           <w:tcPr>
-            <w:tcW w:type="dxa" w:w="2160"/>
+            <w:tcW w:type="dxa" w:w="2480"/>
           </w:tcPr>
           <w:p>
             <w:r>
@@ -10499,7 +10521,7 @@
         </w:tc>
         <w:tc>
           <w:tcPr>
-            <w:tcW w:type="dxa" w:w="2160"/>
+            <w:tcW w:type="dxa" w:w="2480"/>
           </w:tcPr>
           <w:p>
             <w:r>
@@ -10602,19 +10624,19 @@
       <w:tblPr>
         <w:tblStyle w:val="TableGrid"/>
         <w:tblW w:type="auto" w:w="0"/>
-        <w:tblLayout w:type="autofit"/>
+        <w:tblLayout w:type="fixed"/>
         <w:tblLook w:firstColumn="1" w:firstRow="1" w:lastColumn="0" w:lastRow="0" w:noHBand="0" w:noVBand="1" w:val="04A0"/>
       </w:tblPr>
       <w:tblGrid>
-        <w:gridCol w:w="2160"/>
-        <w:gridCol w:w="2160"/>
-        <w:gridCol w:w="2160"/>
-        <w:gridCol w:w="2160"/>
+        <w:gridCol w:w="2480"/>
+        <w:gridCol w:w="2480"/>
+        <w:gridCol w:w="2480"/>
+        <w:gridCol w:w="2480"/>
       </w:tblGrid>
       <w:tr>
         <w:tc>
           <w:tcPr>
-            <w:tcW w:type="dxa" w:w="2160"/>
+            <w:tcW w:type="dxa" w:w="2480"/>
             <w:shd w:fill="D9E2F3"/>
           </w:tcPr>
           <w:p>
@@ -10636,7 +10658,7 @@
         </w:tc>
         <w:tc>
           <w:tcPr>
-            <w:tcW w:type="dxa" w:w="2160"/>
+            <w:tcW w:type="dxa" w:w="2480"/>
             <w:shd w:fill="D9E2F3"/>
           </w:tcPr>
           <w:p>
@@ -10658,7 +10680,7 @@
         </w:tc>
         <w:tc>
           <w:tcPr>
-            <w:tcW w:type="dxa" w:w="2160"/>
+            <w:tcW w:type="dxa" w:w="2480"/>
             <w:shd w:fill="D9E2F3"/>
           </w:tcPr>
           <w:p>
@@ -10680,7 +10702,7 @@
         </w:tc>
         <w:tc>
           <w:tcPr>
-            <w:tcW w:type="dxa" w:w="2160"/>
+            <w:tcW w:type="dxa" w:w="2480"/>
             <w:shd w:fill="D9E2F3"/>
           </w:tcPr>
           <w:p>
@@ -10704,7 +10726,7 @@
       <w:tr>
         <w:tc>
           <w:tcPr>
-            <w:tcW w:type="dxa" w:w="2160"/>
+            <w:tcW w:type="dxa" w:w="2480"/>
           </w:tcPr>
           <w:p>
             <w:r>
@@ -10723,7 +10745,7 @@
         </w:tc>
         <w:tc>
           <w:tcPr>
-            <w:tcW w:type="dxa" w:w="2160"/>
+            <w:tcW w:type="dxa" w:w="2480"/>
           </w:tcPr>
           <w:p>
             <w:r>
@@ -10742,7 +10764,7 @@
         </w:tc>
         <w:tc>
           <w:tcPr>
-            <w:tcW w:type="dxa" w:w="2160"/>
+            <w:tcW w:type="dxa" w:w="2480"/>
           </w:tcPr>
           <w:p>
             <w:r>
@@ -10761,7 +10783,7 @@
         </w:tc>
         <w:tc>
           <w:tcPr>
-            <w:tcW w:type="dxa" w:w="2160"/>
+            <w:tcW w:type="dxa" w:w="2480"/>
           </w:tcPr>
           <w:p>
             <w:r>
@@ -10782,7 +10804,7 @@
       <w:tr>
         <w:tc>
           <w:tcPr>
-            <w:tcW w:type="dxa" w:w="2160"/>
+            <w:tcW w:type="dxa" w:w="2480"/>
           </w:tcPr>
           <w:p>
             <w:r>
@@ -10801,7 +10823,7 @@
         </w:tc>
         <w:tc>
           <w:tcPr>
-            <w:tcW w:type="dxa" w:w="2160"/>
+            <w:tcW w:type="dxa" w:w="2480"/>
           </w:tcPr>
           <w:p>
             <w:r>
@@ -10820,7 +10842,7 @@
         </w:tc>
         <w:tc>
           <w:tcPr>
-            <w:tcW w:type="dxa" w:w="2160"/>
+            <w:tcW w:type="dxa" w:w="2480"/>
           </w:tcPr>
           <w:p>
             <w:r>
@@ -10839,7 +10861,7 @@
         </w:tc>
         <w:tc>
           <w:tcPr>
-            <w:tcW w:type="dxa" w:w="2160"/>
+            <w:tcW w:type="dxa" w:w="2480"/>
           </w:tcPr>
           <w:p>
             <w:r>
@@ -10860,7 +10882,7 @@
       <w:tr>
         <w:tc>
           <w:tcPr>
-            <w:tcW w:type="dxa" w:w="2160"/>
+            <w:tcW w:type="dxa" w:w="2480"/>
           </w:tcPr>
           <w:p>
             <w:r>
@@ -10879,7 +10901,7 @@
         </w:tc>
         <w:tc>
           <w:tcPr>
-            <w:tcW w:type="dxa" w:w="2160"/>
+            <w:tcW w:type="dxa" w:w="2480"/>
           </w:tcPr>
           <w:p>
             <w:r>
@@ -10898,7 +10920,7 @@
         </w:tc>
         <w:tc>
           <w:tcPr>
-            <w:tcW w:type="dxa" w:w="2160"/>
+            <w:tcW w:type="dxa" w:w="2480"/>
           </w:tcPr>
           <w:p>
             <w:r>
@@ -10917,7 +10939,7 @@
         </w:tc>
         <w:tc>
           <w:tcPr>
-            <w:tcW w:type="dxa" w:w="2160"/>
+            <w:tcW w:type="dxa" w:w="2480"/>
           </w:tcPr>
           <w:p>
             <w:r>
@@ -10938,7 +10960,7 @@
       <w:tr>
         <w:tc>
           <w:tcPr>
-            <w:tcW w:type="dxa" w:w="2160"/>
+            <w:tcW w:type="dxa" w:w="2480"/>
           </w:tcPr>
           <w:p>
             <w:r>
@@ -10957,7 +10979,7 @@
         </w:tc>
         <w:tc>
           <w:tcPr>
-            <w:tcW w:type="dxa" w:w="2160"/>
+            <w:tcW w:type="dxa" w:w="2480"/>
           </w:tcPr>
           <w:p>
             <w:r>
@@ -10976,7 +10998,7 @@
         </w:tc>
         <w:tc>
           <w:tcPr>
-            <w:tcW w:type="dxa" w:w="2160"/>
+            <w:tcW w:type="dxa" w:w="2480"/>
           </w:tcPr>
           <w:p>
             <w:r>
@@ -10995,7 +11017,7 @@
         </w:tc>
         <w:tc>
           <w:tcPr>
-            <w:tcW w:type="dxa" w:w="2160"/>
+            <w:tcW w:type="dxa" w:w="2480"/>
           </w:tcPr>
           <w:p>
             <w:r>
@@ -11023,7 +11045,7 @@
       <w:tr>
         <w:tc>
           <w:tcPr>
-            <w:tcW w:type="dxa" w:w="2160"/>
+            <w:tcW w:type="dxa" w:w="2480"/>
           </w:tcPr>
           <w:p>
             <w:r>
@@ -11042,7 +11064,7 @@
         </w:tc>
         <w:tc>
           <w:tcPr>
-            <w:tcW w:type="dxa" w:w="2160"/>
+            <w:tcW w:type="dxa" w:w="2480"/>
           </w:tcPr>
           <w:p>
             <w:r>
@@ -11061,7 +11083,7 @@
         </w:tc>
         <w:tc>
           <w:tcPr>
-            <w:tcW w:type="dxa" w:w="2160"/>
+            <w:tcW w:type="dxa" w:w="2480"/>
           </w:tcPr>
           <w:p>
             <w:r>
@@ -11080,7 +11102,7 @@
         </w:tc>
         <w:tc>
           <w:tcPr>
-            <w:tcW w:type="dxa" w:w="2160"/>
+            <w:tcW w:type="dxa" w:w="2480"/>
           </w:tcPr>
           <w:p>
             <w:r>
@@ -11101,7 +11123,7 @@
       <w:tr>
         <w:tc>
           <w:tcPr>
-            <w:tcW w:type="dxa" w:w="2160"/>
+            <w:tcW w:type="dxa" w:w="2480"/>
           </w:tcPr>
           <w:p>
             <w:r>
@@ -11120,7 +11142,7 @@
         </w:tc>
         <w:tc>
           <w:tcPr>
-            <w:tcW w:type="dxa" w:w="2160"/>
+            <w:tcW w:type="dxa" w:w="2480"/>
           </w:tcPr>
           <w:p>
             <w:r>
@@ -11139,7 +11161,7 @@
         </w:tc>
         <w:tc>
           <w:tcPr>
-            <w:tcW w:type="dxa" w:w="2160"/>
+            <w:tcW w:type="dxa" w:w="2480"/>
           </w:tcPr>
           <w:p>
             <w:r>
@@ -11158,7 +11180,7 @@
         </w:tc>
         <w:tc>
           <w:tcPr>
-            <w:tcW w:type="dxa" w:w="2160"/>
+            <w:tcW w:type="dxa" w:w="2480"/>
           </w:tcPr>
           <w:p>
             <w:r>
@@ -11255,17 +11277,17 @@
       <w:tblPr>
         <w:tblStyle w:val="TableGrid"/>
         <w:tblW w:type="auto" w:w="0"/>
-        <w:tblLayout w:type="autofit"/>
+        <w:tblLayout w:type="fixed"/>
         <w:tblLook w:firstColumn="1" w:firstRow="1" w:lastColumn="0" w:lastRow="0" w:noHBand="0" w:noVBand="1" w:val="04A0"/>
       </w:tblPr>
       <w:tblGrid>
-        <w:gridCol w:w="4320"/>
-        <w:gridCol w:w="4320"/>
+        <w:gridCol w:w="4961"/>
+        <w:gridCol w:w="4961"/>
       </w:tblGrid>
       <w:tr>
         <w:tc>
           <w:tcPr>
-            <w:tcW w:type="dxa" w:w="4320"/>
+            <w:tcW w:type="dxa" w:w="4961"/>
             <w:shd w:fill="D9E2F3"/>
           </w:tcPr>
           <w:p>
@@ -11287,7 +11309,7 @@
         </w:tc>
         <w:tc>
           <w:tcPr>
-            <w:tcW w:type="dxa" w:w="4320"/>
+            <w:tcW w:type="dxa" w:w="4961"/>
             <w:shd w:fill="D9E2F3"/>
           </w:tcPr>
           <w:p>
@@ -11311,7 +11333,7 @@
       <w:tr>
         <w:tc>
           <w:tcPr>
-            <w:tcW w:type="dxa" w:w="4320"/>
+            <w:tcW w:type="dxa" w:w="4961"/>
           </w:tcPr>
           <w:p>
             <w:r>
@@ -11330,7 +11352,7 @@
         </w:tc>
         <w:tc>
           <w:tcPr>
-            <w:tcW w:type="dxa" w:w="4320"/>
+            <w:tcW w:type="dxa" w:w="4961"/>
           </w:tcPr>
           <w:p>
             <w:r>
@@ -11365,7 +11387,7 @@
       <w:tr>
         <w:tc>
           <w:tcPr>
-            <w:tcW w:type="dxa" w:w="4320"/>
+            <w:tcW w:type="dxa" w:w="4961"/>
           </w:tcPr>
           <w:p>
             <w:r>
@@ -11384,7 +11406,7 @@
         </w:tc>
         <w:tc>
           <w:tcPr>
-            <w:tcW w:type="dxa" w:w="4320"/>
+            <w:tcW w:type="dxa" w:w="4961"/>
           </w:tcPr>
           <w:p>
             <w:r>
@@ -11440,7 +11462,7 @@
       <w:tr>
         <w:tc>
           <w:tcPr>
-            <w:tcW w:type="dxa" w:w="4320"/>
+            <w:tcW w:type="dxa" w:w="4961"/>
           </w:tcPr>
           <w:p>
             <w:r>
@@ -11459,7 +11481,7 @@
         </w:tc>
         <w:tc>
           <w:tcPr>
-            <w:tcW w:type="dxa" w:w="4320"/>
+            <w:tcW w:type="dxa" w:w="4961"/>
           </w:tcPr>
           <w:p>
             <w:r>
@@ -11480,7 +11502,7 @@
       <w:tr>
         <w:tc>
           <w:tcPr>
-            <w:tcW w:type="dxa" w:w="4320"/>
+            <w:tcW w:type="dxa" w:w="4961"/>
           </w:tcPr>
           <w:p>
             <w:r>
@@ -11499,7 +11521,7 @@
         </w:tc>
         <w:tc>
           <w:tcPr>
-            <w:tcW w:type="dxa" w:w="4320"/>
+            <w:tcW w:type="dxa" w:w="4961"/>
           </w:tcPr>
           <w:p>
             <w:r>
@@ -11534,7 +11556,7 @@
       <w:tr>
         <w:tc>
           <w:tcPr>
-            <w:tcW w:type="dxa" w:w="4320"/>
+            <w:tcW w:type="dxa" w:w="4961"/>
           </w:tcPr>
           <w:p>
             <w:r>
@@ -11553,7 +11575,7 @@
         </w:tc>
         <w:tc>
           <w:tcPr>
-            <w:tcW w:type="dxa" w:w="4320"/>
+            <w:tcW w:type="dxa" w:w="4961"/>
           </w:tcPr>
           <w:p>
             <w:r>
@@ -11574,7 +11596,7 @@
       <w:tr>
         <w:tc>
           <w:tcPr>
-            <w:tcW w:type="dxa" w:w="4320"/>
+            <w:tcW w:type="dxa" w:w="4961"/>
           </w:tcPr>
           <w:p>
             <w:r>
@@ -11593,7 +11615,7 @@
         </w:tc>
         <w:tc>
           <w:tcPr>
-            <w:tcW w:type="dxa" w:w="4320"/>
+            <w:tcW w:type="dxa" w:w="4961"/>
           </w:tcPr>
           <w:p>
             <w:r>
@@ -11670,19 +11692,19 @@
       <w:tblPr>
         <w:tblStyle w:val="TableGrid"/>
         <w:tblW w:type="auto" w:w="0"/>
-        <w:tblLayout w:type="autofit"/>
+        <w:tblLayout w:type="fixed"/>
         <w:tblLook w:firstColumn="1" w:firstRow="1" w:lastColumn="0" w:lastRow="0" w:noHBand="0" w:noVBand="1" w:val="04A0"/>
       </w:tblPr>
       <w:tblGrid>
-        <w:gridCol w:w="2160"/>
-        <w:gridCol w:w="2160"/>
-        <w:gridCol w:w="2160"/>
-        <w:gridCol w:w="2160"/>
+        <w:gridCol w:w="2480"/>
+        <w:gridCol w:w="2480"/>
+        <w:gridCol w:w="2480"/>
+        <w:gridCol w:w="2480"/>
       </w:tblGrid>
       <w:tr>
         <w:tc>
           <w:tcPr>
-            <w:tcW w:type="dxa" w:w="2160"/>
+            <w:tcW w:type="dxa" w:w="2480"/>
             <w:shd w:fill="D9E2F3"/>
           </w:tcPr>
           <w:p>
@@ -11704,7 +11726,7 @@
         </w:tc>
         <w:tc>
           <w:tcPr>
-            <w:tcW w:type="dxa" w:w="2160"/>
+            <w:tcW w:type="dxa" w:w="2480"/>
             <w:shd w:fill="D9E2F3"/>
           </w:tcPr>
           <w:p>
@@ -11726,7 +11748,7 @@
         </w:tc>
         <w:tc>
           <w:tcPr>
-            <w:tcW w:type="dxa" w:w="2160"/>
+            <w:tcW w:type="dxa" w:w="2480"/>
             <w:shd w:fill="D9E2F3"/>
           </w:tcPr>
           <w:p>
@@ -11748,7 +11770,7 @@
         </w:tc>
         <w:tc>
           <w:tcPr>
-            <w:tcW w:type="dxa" w:w="2160"/>
+            <w:tcW w:type="dxa" w:w="2480"/>
             <w:shd w:fill="D9E2F3"/>
           </w:tcPr>
           <w:p>
@@ -11772,7 +11794,7 @@
       <w:tr>
         <w:tc>
           <w:tcPr>
-            <w:tcW w:type="dxa" w:w="2160"/>
+            <w:tcW w:type="dxa" w:w="2480"/>
           </w:tcPr>
           <w:p>
             <w:r>
@@ -11791,7 +11813,7 @@
         </w:tc>
         <w:tc>
           <w:tcPr>
-            <w:tcW w:type="dxa" w:w="2160"/>
+            <w:tcW w:type="dxa" w:w="2480"/>
           </w:tcPr>
           <w:p>
             <w:r>
@@ -11817,7 +11839,7 @@
         </w:tc>
         <w:tc>
           <w:tcPr>
-            <w:tcW w:type="dxa" w:w="2160"/>
+            <w:tcW w:type="dxa" w:w="2480"/>
           </w:tcPr>
           <w:p>
             <w:r>
@@ -11843,7 +11865,7 @@
         </w:tc>
         <w:tc>
           <w:tcPr>
-            <w:tcW w:type="dxa" w:w="2160"/>
+            <w:tcW w:type="dxa" w:w="2480"/>
           </w:tcPr>
           <w:p>
             <w:r>
@@ -11864,7 +11886,7 @@
       <w:tr>
         <w:tc>
           <w:tcPr>
-            <w:tcW w:type="dxa" w:w="2160"/>
+            <w:tcW w:type="dxa" w:w="2480"/>
           </w:tcPr>
           <w:p>
             <w:r>
@@ -11883,7 +11905,7 @@
         </w:tc>
         <w:tc>
           <w:tcPr>
-            <w:tcW w:type="dxa" w:w="2160"/>
+            <w:tcW w:type="dxa" w:w="2480"/>
           </w:tcPr>
           <w:p>
             <w:r>
@@ -11902,7 +11924,7 @@
         </w:tc>
         <w:tc>
           <w:tcPr>
-            <w:tcW w:type="dxa" w:w="2160"/>
+            <w:tcW w:type="dxa" w:w="2480"/>
           </w:tcPr>
           <w:p>
             <w:r>
@@ -11921,7 +11943,7 @@
         </w:tc>
         <w:tc>
           <w:tcPr>
-            <w:tcW w:type="dxa" w:w="2160"/>
+            <w:tcW w:type="dxa" w:w="2480"/>
           </w:tcPr>
           <w:p>
             <w:r>
@@ -11942,7 +11964,7 @@
       <w:tr>
         <w:tc>
           <w:tcPr>
-            <w:tcW w:type="dxa" w:w="2160"/>
+            <w:tcW w:type="dxa" w:w="2480"/>
           </w:tcPr>
           <w:p>
             <w:r>
@@ -11961,7 +11983,7 @@
         </w:tc>
         <w:tc>
           <w:tcPr>
-            <w:tcW w:type="dxa" w:w="2160"/>
+            <w:tcW w:type="dxa" w:w="2480"/>
           </w:tcPr>
           <w:p>
             <w:r>
@@ -11980,7 +12002,7 @@
         </w:tc>
         <w:tc>
           <w:tcPr>
-            <w:tcW w:type="dxa" w:w="2160"/>
+            <w:tcW w:type="dxa" w:w="2480"/>
           </w:tcPr>
           <w:p>
             <w:r>
@@ -11999,7 +12021,7 @@
         </w:tc>
         <w:tc>
           <w:tcPr>
-            <w:tcW w:type="dxa" w:w="2160"/>
+            <w:tcW w:type="dxa" w:w="2480"/>
           </w:tcPr>
           <w:p>
             <w:r>
@@ -12020,7 +12042,7 @@
       <w:tr>
         <w:tc>
           <w:tcPr>
-            <w:tcW w:type="dxa" w:w="2160"/>
+            <w:tcW w:type="dxa" w:w="2480"/>
           </w:tcPr>
           <w:p>
             <w:r>
@@ -12039,7 +12061,7 @@
         </w:tc>
         <w:tc>
           <w:tcPr>
-            <w:tcW w:type="dxa" w:w="2160"/>
+            <w:tcW w:type="dxa" w:w="2480"/>
           </w:tcPr>
           <w:p>
             <w:r>
@@ -12058,7 +12080,7 @@
         </w:tc>
         <w:tc>
           <w:tcPr>
-            <w:tcW w:type="dxa" w:w="2160"/>
+            <w:tcW w:type="dxa" w:w="2480"/>
           </w:tcPr>
           <w:p>
             <w:r>
@@ -12077,7 +12099,7 @@
         </w:tc>
         <w:tc>
           <w:tcPr>
-            <w:tcW w:type="dxa" w:w="2160"/>
+            <w:tcW w:type="dxa" w:w="2480"/>
           </w:tcPr>
           <w:p>
             <w:r>
@@ -12098,7 +12120,7 @@
       <w:tr>
         <w:tc>
           <w:tcPr>
-            <w:tcW w:type="dxa" w:w="2160"/>
+            <w:tcW w:type="dxa" w:w="2480"/>
           </w:tcPr>
           <w:p>
             <w:r>
@@ -12117,7 +12139,7 @@
         </w:tc>
         <w:tc>
           <w:tcPr>
-            <w:tcW w:type="dxa" w:w="2160"/>
+            <w:tcW w:type="dxa" w:w="2480"/>
           </w:tcPr>
           <w:p>
             <w:r>
@@ -12136,7 +12158,7 @@
         </w:tc>
         <w:tc>
           <w:tcPr>
-            <w:tcW w:type="dxa" w:w="2160"/>
+            <w:tcW w:type="dxa" w:w="2480"/>
           </w:tcPr>
           <w:p>
             <w:r>
@@ -12162,7 +12184,7 @@
         </w:tc>
         <w:tc>
           <w:tcPr>
-            <w:tcW w:type="dxa" w:w="2160"/>
+            <w:tcW w:type="dxa" w:w="2480"/>
           </w:tcPr>
           <w:p>
             <w:r>
@@ -12279,20 +12301,20 @@
       <w:tblPr>
         <w:tblStyle w:val="TableGrid"/>
         <w:tblW w:type="auto" w:w="0"/>
-        <w:tblLayout w:type="autofit"/>
+        <w:tblLayout w:type="fixed"/>
         <w:tblLook w:firstColumn="1" w:firstRow="1" w:lastColumn="0" w:lastRow="0" w:noHBand="0" w:noVBand="1" w:val="04A0"/>
       </w:tblPr>
       <w:tblGrid>
-        <w:gridCol w:w="1728"/>
-        <w:gridCol w:w="1728"/>
-        <w:gridCol w:w="1728"/>
-        <w:gridCol w:w="1728"/>
-        <w:gridCol w:w="1728"/>
+        <w:gridCol w:w="1984"/>
+        <w:gridCol w:w="1984"/>
+        <w:gridCol w:w="1984"/>
+        <w:gridCol w:w="1984"/>
+        <w:gridCol w:w="1984"/>
       </w:tblGrid>
       <w:tr>
         <w:tc>
           <w:tcPr>
-            <w:tcW w:type="dxa" w:w="1728"/>
+            <w:tcW w:type="dxa" w:w="1984"/>
             <w:shd w:fill="D9E2F3"/>
           </w:tcPr>
           <w:p>
@@ -12314,7 +12336,7 @@
         </w:tc>
         <w:tc>
           <w:tcPr>
-            <w:tcW w:type="dxa" w:w="1728"/>
+            <w:tcW w:type="dxa" w:w="1984"/>
             <w:shd w:fill="D9E2F3"/>
           </w:tcPr>
           <w:p>
@@ -12336,7 +12358,7 @@
         </w:tc>
         <w:tc>
           <w:tcPr>
-            <w:tcW w:type="dxa" w:w="1728"/>
+            <w:tcW w:type="dxa" w:w="1984"/>
             <w:shd w:fill="D9E2F3"/>
           </w:tcPr>
           <w:p>
@@ -12358,7 +12380,7 @@
         </w:tc>
         <w:tc>
           <w:tcPr>
-            <w:tcW w:type="dxa" w:w="1728"/>
+            <w:tcW w:type="dxa" w:w="1984"/>
             <w:shd w:fill="D9E2F3"/>
           </w:tcPr>
           <w:p>
@@ -12380,7 +12402,7 @@
         </w:tc>
         <w:tc>
           <w:tcPr>
-            <w:tcW w:type="dxa" w:w="1728"/>
+            <w:tcW w:type="dxa" w:w="1984"/>
             <w:shd w:fill="D9E2F3"/>
           </w:tcPr>
           <w:p>
@@ -12404,7 +12426,7 @@
       <w:tr>
         <w:tc>
           <w:tcPr>
-            <w:tcW w:type="dxa" w:w="1728"/>
+            <w:tcW w:type="dxa" w:w="1984"/>
           </w:tcPr>
           <w:p>
             <w:r>
@@ -12437,7 +12459,7 @@
         </w:tc>
         <w:tc>
           <w:tcPr>
-            <w:tcW w:type="dxa" w:w="1728"/>
+            <w:tcW w:type="dxa" w:w="1984"/>
           </w:tcPr>
           <w:p>
             <w:r>
@@ -12456,7 +12478,7 @@
         </w:tc>
         <w:tc>
           <w:tcPr>
-            <w:tcW w:type="dxa" w:w="1728"/>
+            <w:tcW w:type="dxa" w:w="1984"/>
           </w:tcPr>
           <w:p>
             <w:r>
@@ -12475,7 +12497,7 @@
         </w:tc>
         <w:tc>
           <w:tcPr>
-            <w:tcW w:type="dxa" w:w="1728"/>
+            <w:tcW w:type="dxa" w:w="1984"/>
           </w:tcPr>
           <w:p>
             <w:r>
@@ -12494,7 +12516,7 @@
         </w:tc>
         <w:tc>
           <w:tcPr>
-            <w:tcW w:type="dxa" w:w="1728"/>
+            <w:tcW w:type="dxa" w:w="1984"/>
           </w:tcPr>
           <w:p>
             <w:r>
@@ -12515,7 +12537,7 @@
       <w:tr>
         <w:tc>
           <w:tcPr>
-            <w:tcW w:type="dxa" w:w="1728"/>
+            <w:tcW w:type="dxa" w:w="1984"/>
           </w:tcPr>
           <w:p>
             <w:r>
@@ -12548,7 +12570,7 @@
         </w:tc>
         <w:tc>
           <w:tcPr>
-            <w:tcW w:type="dxa" w:w="1728"/>
+            <w:tcW w:type="dxa" w:w="1984"/>
           </w:tcPr>
           <w:p>
             <w:r>
@@ -12567,7 +12589,7 @@
         </w:tc>
         <w:tc>
           <w:tcPr>
-            <w:tcW w:type="dxa" w:w="1728"/>
+            <w:tcW w:type="dxa" w:w="1984"/>
           </w:tcPr>
           <w:p>
             <w:r>
@@ -12586,7 +12608,7 @@
         </w:tc>
         <w:tc>
           <w:tcPr>
-            <w:tcW w:type="dxa" w:w="1728"/>
+            <w:tcW w:type="dxa" w:w="1984"/>
           </w:tcPr>
           <w:p>
             <w:r>
@@ -12605,7 +12627,7 @@
         </w:tc>
         <w:tc>
           <w:tcPr>
-            <w:tcW w:type="dxa" w:w="1728"/>
+            <w:tcW w:type="dxa" w:w="1984"/>
           </w:tcPr>
           <w:p>
             <w:r>
@@ -12626,7 +12648,7 @@
       <w:tr>
         <w:tc>
           <w:tcPr>
-            <w:tcW w:type="dxa" w:w="1728"/>
+            <w:tcW w:type="dxa" w:w="1984"/>
           </w:tcPr>
           <w:p>
             <w:r>
@@ -12645,7 +12667,7 @@
         </w:tc>
         <w:tc>
           <w:tcPr>
-            <w:tcW w:type="dxa" w:w="1728"/>
+            <w:tcW w:type="dxa" w:w="1984"/>
           </w:tcPr>
           <w:p>
             <w:r>
@@ -12664,7 +12686,7 @@
         </w:tc>
         <w:tc>
           <w:tcPr>
-            <w:tcW w:type="dxa" w:w="1728"/>
+            <w:tcW w:type="dxa" w:w="1984"/>
           </w:tcPr>
           <w:p>
             <w:r>
@@ -12683,7 +12705,7 @@
         </w:tc>
         <w:tc>
           <w:tcPr>
-            <w:tcW w:type="dxa" w:w="1728"/>
+            <w:tcW w:type="dxa" w:w="1984"/>
           </w:tcPr>
           <w:p>
             <w:r>
@@ -12702,7 +12724,7 @@
         </w:tc>
         <w:tc>
           <w:tcPr>
-            <w:tcW w:type="dxa" w:w="1728"/>
+            <w:tcW w:type="dxa" w:w="1984"/>
           </w:tcPr>
           <w:p>
             <w:r>
@@ -12723,7 +12745,7 @@
       <w:tr>
         <w:tc>
           <w:tcPr>
-            <w:tcW w:type="dxa" w:w="1728"/>
+            <w:tcW w:type="dxa" w:w="1984"/>
           </w:tcPr>
           <w:p>
             <w:r>
@@ -12742,7 +12764,7 @@
         </w:tc>
         <w:tc>
           <w:tcPr>
-            <w:tcW w:type="dxa" w:w="1728"/>
+            <w:tcW w:type="dxa" w:w="1984"/>
           </w:tcPr>
           <w:p>
             <w:r>
@@ -12761,7 +12783,7 @@
         </w:tc>
         <w:tc>
           <w:tcPr>
-            <w:tcW w:type="dxa" w:w="1728"/>
+            <w:tcW w:type="dxa" w:w="1984"/>
           </w:tcPr>
           <w:p>
             <w:r>
@@ -12780,7 +12802,7 @@
         </w:tc>
         <w:tc>
           <w:tcPr>
-            <w:tcW w:type="dxa" w:w="1728"/>
+            <w:tcW w:type="dxa" w:w="1984"/>
           </w:tcPr>
           <w:p>
             <w:r>
@@ -12799,7 +12821,7 @@
         </w:tc>
         <w:tc>
           <w:tcPr>
-            <w:tcW w:type="dxa" w:w="1728"/>
+            <w:tcW w:type="dxa" w:w="1984"/>
           </w:tcPr>
           <w:p>
             <w:r>
@@ -12820,7 +12842,7 @@
       <w:tr>
         <w:tc>
           <w:tcPr>
-            <w:tcW w:type="dxa" w:w="1728"/>
+            <w:tcW w:type="dxa" w:w="1984"/>
           </w:tcPr>
           <w:p>
             <w:r>
@@ -12853,7 +12875,7 @@
         </w:tc>
         <w:tc>
           <w:tcPr>
-            <w:tcW w:type="dxa" w:w="1728"/>
+            <w:tcW w:type="dxa" w:w="1984"/>
           </w:tcPr>
           <w:p>
             <w:r>
@@ -12872,7 +12894,7 @@
         </w:tc>
         <w:tc>
           <w:tcPr>
-            <w:tcW w:type="dxa" w:w="1728"/>
+            <w:tcW w:type="dxa" w:w="1984"/>
           </w:tcPr>
           <w:p>
             <w:r>
@@ -12891,7 +12913,7 @@
         </w:tc>
         <w:tc>
           <w:tcPr>
-            <w:tcW w:type="dxa" w:w="1728"/>
+            <w:tcW w:type="dxa" w:w="1984"/>
           </w:tcPr>
           <w:p>
             <w:r>
@@ -12910,7 +12932,7 @@
         </w:tc>
         <w:tc>
           <w:tcPr>
-            <w:tcW w:type="dxa" w:w="1728"/>
+            <w:tcW w:type="dxa" w:w="1984"/>
           </w:tcPr>
           <w:p>
             <w:r>
@@ -12931,7 +12953,7 @@
       <w:tr>
         <w:tc>
           <w:tcPr>
-            <w:tcW w:type="dxa" w:w="1728"/>
+            <w:tcW w:type="dxa" w:w="1984"/>
           </w:tcPr>
           <w:p>
             <w:r>
@@ -12964,7 +12986,7 @@
         </w:tc>
         <w:tc>
           <w:tcPr>
-            <w:tcW w:type="dxa" w:w="1728"/>
+            <w:tcW w:type="dxa" w:w="1984"/>
           </w:tcPr>
           <w:p>
             <w:r>
@@ -12983,7 +13005,7 @@
         </w:tc>
         <w:tc>
           <w:tcPr>
-            <w:tcW w:type="dxa" w:w="1728"/>
+            <w:tcW w:type="dxa" w:w="1984"/>
           </w:tcPr>
           <w:p>
             <w:r>
@@ -13002,7 +13024,7 @@
         </w:tc>
         <w:tc>
           <w:tcPr>
-            <w:tcW w:type="dxa" w:w="1728"/>
+            <w:tcW w:type="dxa" w:w="1984"/>
           </w:tcPr>
           <w:p>
             <w:r>
@@ -13021,7 +13043,7 @@
         </w:tc>
         <w:tc>
           <w:tcPr>
-            <w:tcW w:type="dxa" w:w="1728"/>
+            <w:tcW w:type="dxa" w:w="1984"/>
           </w:tcPr>
           <w:p>
             <w:r>
@@ -13042,7 +13064,7 @@
       <w:tr>
         <w:tc>
           <w:tcPr>
-            <w:tcW w:type="dxa" w:w="1728"/>
+            <w:tcW w:type="dxa" w:w="1984"/>
           </w:tcPr>
           <w:p>
             <w:r>
@@ -13061,7 +13083,7 @@
         </w:tc>
         <w:tc>
           <w:tcPr>
-            <w:tcW w:type="dxa" w:w="1728"/>
+            <w:tcW w:type="dxa" w:w="1984"/>
           </w:tcPr>
           <w:p>
             <w:r>
@@ -13080,7 +13102,7 @@
         </w:tc>
         <w:tc>
           <w:tcPr>
-            <w:tcW w:type="dxa" w:w="1728"/>
+            <w:tcW w:type="dxa" w:w="1984"/>
           </w:tcPr>
           <w:p>
             <w:r>
@@ -13099,7 +13121,7 @@
         </w:tc>
         <w:tc>
           <w:tcPr>
-            <w:tcW w:type="dxa" w:w="1728"/>
+            <w:tcW w:type="dxa" w:w="1984"/>
           </w:tcPr>
           <w:p>
             <w:r>
@@ -13118,7 +13140,7 @@
         </w:tc>
         <w:tc>
           <w:tcPr>
-            <w:tcW w:type="dxa" w:w="1728"/>
+            <w:tcW w:type="dxa" w:w="1984"/>
           </w:tcPr>
           <w:p>
             <w:r>
@@ -13348,19 +13370,19 @@
       <w:tblPr>
         <w:tblStyle w:val="TableGrid"/>
         <w:tblW w:type="auto" w:w="0"/>
-        <w:tblLayout w:type="autofit"/>
+        <w:tblLayout w:type="fixed"/>
         <w:tblLook w:firstColumn="1" w:firstRow="1" w:lastColumn="0" w:lastRow="0" w:noHBand="0" w:noVBand="1" w:val="04A0"/>
       </w:tblPr>
       <w:tblGrid>
-        <w:gridCol w:w="2160"/>
-        <w:gridCol w:w="2160"/>
-        <w:gridCol w:w="2160"/>
-        <w:gridCol w:w="2160"/>
+        <w:gridCol w:w="2480"/>
+        <w:gridCol w:w="2480"/>
+        <w:gridCol w:w="2480"/>
+        <w:gridCol w:w="2480"/>
       </w:tblGrid>
       <w:tr>
         <w:tc>
           <w:tcPr>
-            <w:tcW w:type="dxa" w:w="2160"/>
+            <w:tcW w:type="dxa" w:w="2480"/>
             <w:shd w:fill="D9E2F3"/>
           </w:tcPr>
           <w:p>
@@ -13382,7 +13404,7 @@
         </w:tc>
         <w:tc>
           <w:tcPr>
-            <w:tcW w:type="dxa" w:w="2160"/>
+            <w:tcW w:type="dxa" w:w="2480"/>
             <w:shd w:fill="D9E2F3"/>
           </w:tcPr>
           <w:p>
@@ -13404,7 +13426,7 @@
         </w:tc>
         <w:tc>
           <w:tcPr>
-            <w:tcW w:type="dxa" w:w="2160"/>
+            <w:tcW w:type="dxa" w:w="2480"/>
             <w:shd w:fill="D9E2F3"/>
           </w:tcPr>
           <w:p>
@@ -13426,7 +13448,7 @@
         </w:tc>
         <w:tc>
           <w:tcPr>
-            <w:tcW w:type="dxa" w:w="2160"/>
+            <w:tcW w:type="dxa" w:w="2480"/>
             <w:shd w:fill="D9E2F3"/>
           </w:tcPr>
           <w:p>
@@ -13450,7 +13472,7 @@
       <w:tr>
         <w:tc>
           <w:tcPr>
-            <w:tcW w:type="dxa" w:w="2160"/>
+            <w:tcW w:type="dxa" w:w="2480"/>
           </w:tcPr>
           <w:p>
             <w:r>
@@ -13469,7 +13491,7 @@
         </w:tc>
         <w:tc>
           <w:tcPr>
-            <w:tcW w:type="dxa" w:w="2160"/>
+            <w:tcW w:type="dxa" w:w="2480"/>
           </w:tcPr>
           <w:p>
             <w:r>
@@ -13488,7 +13510,7 @@
         </w:tc>
         <w:tc>
           <w:tcPr>
-            <w:tcW w:type="dxa" w:w="2160"/>
+            <w:tcW w:type="dxa" w:w="2480"/>
           </w:tcPr>
           <w:p>
             <w:r>
@@ -13507,7 +13529,7 @@
         </w:tc>
         <w:tc>
           <w:tcPr>
-            <w:tcW w:type="dxa" w:w="2160"/>
+            <w:tcW w:type="dxa" w:w="2480"/>
           </w:tcPr>
           <w:p>
             <w:r>
@@ -13528,7 +13550,7 @@
       <w:tr>
         <w:tc>
           <w:tcPr>
-            <w:tcW w:type="dxa" w:w="2160"/>
+            <w:tcW w:type="dxa" w:w="2480"/>
           </w:tcPr>
           <w:p>
             <w:r>
@@ -13547,7 +13569,7 @@
         </w:tc>
         <w:tc>
           <w:tcPr>
-            <w:tcW w:type="dxa" w:w="2160"/>
+            <w:tcW w:type="dxa" w:w="2480"/>
           </w:tcPr>
           <w:p>
             <w:r>
@@ -13566,7 +13588,7 @@
         </w:tc>
         <w:tc>
           <w:tcPr>
-            <w:tcW w:type="dxa" w:w="2160"/>
+            <w:tcW w:type="dxa" w:w="2480"/>
           </w:tcPr>
           <w:p>
             <w:r>
@@ -13585,7 +13607,7 @@
         </w:tc>
         <w:tc>
           <w:tcPr>
-            <w:tcW w:type="dxa" w:w="2160"/>
+            <w:tcW w:type="dxa" w:w="2480"/>
           </w:tcPr>
           <w:p>
             <w:r>
@@ -13606,7 +13628,7 @@
       <w:tr>
         <w:tc>
           <w:tcPr>
-            <w:tcW w:type="dxa" w:w="2160"/>
+            <w:tcW w:type="dxa" w:w="2480"/>
           </w:tcPr>
           <w:p>
             <w:r>
@@ -13625,7 +13647,7 @@
         </w:tc>
         <w:tc>
           <w:tcPr>
-            <w:tcW w:type="dxa" w:w="2160"/>
+            <w:tcW w:type="dxa" w:w="2480"/>
           </w:tcPr>
           <w:p>
             <w:r>
@@ -13644,7 +13666,7 @@
         </w:tc>
         <w:tc>
           <w:tcPr>
-            <w:tcW w:type="dxa" w:w="2160"/>
+            <w:tcW w:type="dxa" w:w="2480"/>
           </w:tcPr>
           <w:p>
             <w:r>
@@ -13663,7 +13685,7 @@
         </w:tc>
         <w:tc>
           <w:tcPr>
-            <w:tcW w:type="dxa" w:w="2160"/>
+            <w:tcW w:type="dxa" w:w="2480"/>
           </w:tcPr>
           <w:p>
             <w:r>
@@ -13705,7 +13727,7 @@
       <w:tr>
         <w:tc>
           <w:tcPr>
-            <w:tcW w:type="dxa" w:w="2160"/>
+            <w:tcW w:type="dxa" w:w="2480"/>
           </w:tcPr>
           <w:p>
             <w:r>
@@ -13724,7 +13746,7 @@
         </w:tc>
         <w:tc>
           <w:tcPr>
-            <w:tcW w:type="dxa" w:w="2160"/>
+            <w:tcW w:type="dxa" w:w="2480"/>
           </w:tcPr>
           <w:p>
             <w:r>
@@ -13743,7 +13765,7 @@
         </w:tc>
         <w:tc>
           <w:tcPr>
-            <w:tcW w:type="dxa" w:w="2160"/>
+            <w:tcW w:type="dxa" w:w="2480"/>
           </w:tcPr>
           <w:p>
             <w:r>
@@ -13762,7 +13784,7 @@
         </w:tc>
         <w:tc>
           <w:tcPr>
-            <w:tcW w:type="dxa" w:w="2160"/>
+            <w:tcW w:type="dxa" w:w="2480"/>
           </w:tcPr>
           <w:p>
             <w:r>
@@ -13783,7 +13805,7 @@
       <w:tr>
         <w:tc>
           <w:tcPr>
-            <w:tcW w:type="dxa" w:w="2160"/>
+            <w:tcW w:type="dxa" w:w="2480"/>
           </w:tcPr>
           <w:p>
             <w:r>
@@ -13802,7 +13824,7 @@
         </w:tc>
         <w:tc>
           <w:tcPr>
-            <w:tcW w:type="dxa" w:w="2160"/>
+            <w:tcW w:type="dxa" w:w="2480"/>
           </w:tcPr>
           <w:p>
             <w:r>
@@ -13821,7 +13843,7 @@
         </w:tc>
         <w:tc>
           <w:tcPr>
-            <w:tcW w:type="dxa" w:w="2160"/>
+            <w:tcW w:type="dxa" w:w="2480"/>
           </w:tcPr>
           <w:p>
             <w:r>
@@ -13854,7 +13876,7 @@
         </w:tc>
         <w:tc>
           <w:tcPr>
-            <w:tcW w:type="dxa" w:w="2160"/>
+            <w:tcW w:type="dxa" w:w="2480"/>
           </w:tcPr>
           <w:p>
             <w:r>
@@ -13875,7 +13897,7 @@
       <w:tr>
         <w:tc>
           <w:tcPr>
-            <w:tcW w:type="dxa" w:w="2160"/>
+            <w:tcW w:type="dxa" w:w="2480"/>
           </w:tcPr>
           <w:p>
             <w:r>
@@ -13894,7 +13916,7 @@
         </w:tc>
         <w:tc>
           <w:tcPr>
-            <w:tcW w:type="dxa" w:w="2160"/>
+            <w:tcW w:type="dxa" w:w="2480"/>
           </w:tcPr>
           <w:p>
             <w:r>
@@ -13913,7 +13935,7 @@
         </w:tc>
         <w:tc>
           <w:tcPr>
-            <w:tcW w:type="dxa" w:w="2160"/>
+            <w:tcW w:type="dxa" w:w="2480"/>
           </w:tcPr>
           <w:p>
             <w:r>
@@ -13932,7 +13954,7 @@
         </w:tc>
         <w:tc>
           <w:tcPr>
-            <w:tcW w:type="dxa" w:w="2160"/>
+            <w:tcW w:type="dxa" w:w="2480"/>
           </w:tcPr>
           <w:p>
             <w:r>
@@ -14027,19 +14049,19 @@
       <w:tblPr>
         <w:tblStyle w:val="TableGrid"/>
         <w:tblW w:type="auto" w:w="0"/>
-        <w:tblLayout w:type="autofit"/>
+        <w:tblLayout w:type="fixed"/>
         <w:tblLook w:firstColumn="1" w:firstRow="1" w:lastColumn="0" w:lastRow="0" w:noHBand="0" w:noVBand="1" w:val="04A0"/>
       </w:tblPr>
       <w:tblGrid>
-        <w:gridCol w:w="2160"/>
-        <w:gridCol w:w="2160"/>
-        <w:gridCol w:w="2160"/>
-        <w:gridCol w:w="2160"/>
+        <w:gridCol w:w="2480"/>
+        <w:gridCol w:w="2480"/>
+        <w:gridCol w:w="2480"/>
+        <w:gridCol w:w="2480"/>
       </w:tblGrid>
       <w:tr>
         <w:tc>
           <w:tcPr>
-            <w:tcW w:type="dxa" w:w="2160"/>
+            <w:tcW w:type="dxa" w:w="2480"/>
             <w:shd w:fill="D9E2F3"/>
           </w:tcPr>
           <w:p>
@@ -14061,7 +14083,7 @@
         </w:tc>
         <w:tc>
           <w:tcPr>
-            <w:tcW w:type="dxa" w:w="2160"/>
+            <w:tcW w:type="dxa" w:w="2480"/>
             <w:shd w:fill="D9E2F3"/>
           </w:tcPr>
           <w:p>
@@ -14083,7 +14105,7 @@
         </w:tc>
         <w:tc>
           <w:tcPr>
-            <w:tcW w:type="dxa" w:w="2160"/>
+            <w:tcW w:type="dxa" w:w="2480"/>
             <w:shd w:fill="D9E2F3"/>
           </w:tcPr>
           <w:p>
@@ -14105,7 +14127,7 @@
         </w:tc>
         <w:tc>
           <w:tcPr>
-            <w:tcW w:type="dxa" w:w="2160"/>
+            <w:tcW w:type="dxa" w:w="2480"/>
             <w:shd w:fill="D9E2F3"/>
           </w:tcPr>
           <w:p>
@@ -14129,7 +14151,7 @@
       <w:tr>
         <w:tc>
           <w:tcPr>
-            <w:tcW w:type="dxa" w:w="2160"/>
+            <w:tcW w:type="dxa" w:w="2480"/>
           </w:tcPr>
           <w:p>
             <w:r>
@@ -14148,7 +14170,7 @@
         </w:tc>
         <w:tc>
           <w:tcPr>
-            <w:tcW w:type="dxa" w:w="2160"/>
+            <w:tcW w:type="dxa" w:w="2480"/>
           </w:tcPr>
           <w:p>
             <w:r>
@@ -14167,7 +14189,7 @@
         </w:tc>
         <w:tc>
           <w:tcPr>
-            <w:tcW w:type="dxa" w:w="2160"/>
+            <w:tcW w:type="dxa" w:w="2480"/>
           </w:tcPr>
           <w:p>
             <w:r>
@@ -14186,7 +14208,7 @@
         </w:tc>
         <w:tc>
           <w:tcPr>
-            <w:tcW w:type="dxa" w:w="2160"/>
+            <w:tcW w:type="dxa" w:w="2480"/>
           </w:tcPr>
           <w:p>
             <w:r>
@@ -14207,10 +14229,8 @@
     </w:tbl>
     <w:p/>
     <w:sectPr>
-      <w:footerReference w:type="default" r:id="rId9"/>
-      <w:headerReference w:type="default" r:id="rId10"/>
-      <w:pgSz w:w="12240" w:h="15840"/>
-      <w:pgMar w:top="1440" w:right="1800" w:bottom="1440" w:left="1800" w:header="720" w:footer="720" w:gutter="0"/>
+      <w:pgSz w:w="11906" w:h="16838"/>
+      <w:pgMar w:top="1417" w:right="850" w:bottom="1134" w:left="1134" w:header="720" w:footer="720" w:gutter="0"/>
       <w:cols w:space="720"/>
       <w:docGrid w:linePitch="360"/>
     </w:sectPr>
